--- a/usermanual.docx
+++ b/usermanual.docx
@@ -183,16 +183,8 @@
         <w:rPr>
           <w:color w:val="722D02"/>
         </w:rPr>
-        <w:t xml:space="preserve">FMIPROT is developed under MONIMET Project, funded by Life+ </w:t>
-      </w:r>
-      <w:proofErr w:type="spellStart"/>
-      <w:r>
-        <w:rPr>
-          <w:color w:val="722D02"/>
-        </w:rPr>
-        <w:t>Programme</w:t>
-      </w:r>
-      <w:proofErr w:type="spellEnd"/>
+        <w:t>FMIPROT is developed under MONIMET Project, funded by Life+ Programme</w:t>
+      </w:r>
       <w:r>
         <w:rPr>
           <w:color w:val="722D02"/>
@@ -292,6 +284,9 @@
         </w:drawing>
       </w:r>
       <w:r>
+        <w:rPr>
+          <w:noProof/>
+        </w:rPr>
         <w:drawing>
           <wp:anchor distT="0" distB="0" distL="114300" distR="114300" simplePos="0" relativeHeight="251675136" behindDoc="0" locked="0" layoutInCell="1" allowOverlap="1" wp14:anchorId="1AAB0406" wp14:editId="0B0E311F">
             <wp:simplePos x="0" y="0"/>
@@ -636,6 +631,56 @@
         </w:drawing>
       </w:r>
     </w:p>
+    <w:p/>
+    <w:p/>
+    <w:p/>
+    <w:p/>
+    <w:p/>
+    <w:p/>
+    <w:p/>
+    <w:p/>
+    <w:p/>
+    <w:p/>
+    <w:p/>
+    <w:p/>
+    <w:p/>
+    <w:p/>
+    <w:p/>
+    <w:p>
+      <w:pPr>
+        <w:tabs>
+          <w:tab w:val="left" w:pos="3315"/>
+        </w:tabs>
+        <w:jc w:val="center"/>
+      </w:pPr>
+    </w:p>
+    <w:p>
+      <w:pPr>
+        <w:tabs>
+          <w:tab w:val="left" w:pos="3315"/>
+        </w:tabs>
+        <w:jc w:val="center"/>
+      </w:pPr>
+    </w:p>
+    <w:p>
+      <w:pPr>
+        <w:tabs>
+          <w:tab w:val="left" w:pos="3315"/>
+        </w:tabs>
+        <w:jc w:val="center"/>
+      </w:pPr>
+    </w:p>
+    <w:p>
+      <w:pPr>
+        <w:tabs>
+          <w:tab w:val="left" w:pos="3315"/>
+        </w:tabs>
+        <w:jc w:val="center"/>
+      </w:pPr>
+      <w:r>
+        <w:t>Last update: 24.05.2026</w:t>
+      </w:r>
+    </w:p>
     <w:p>
       <w:pPr>
         <w:pStyle w:val="ContentsHeading"/>
@@ -2708,15 +2753,7 @@
         <w:jc w:val="both"/>
       </w:pPr>
       <w:r>
-        <w:t xml:space="preserve">FMI Image Processing Toolbox (FMIPROT) is a program designed to process digital image series from cameras and camera networks. It can acquire and process images from multiple camera networks on a single platform by adding connection information of the image repositories. It provides a graphical user interface to set up configurations and parameters to be used in the acquisition and processing of the images. The analysis can be run either using the GUI or via CLI with a single action that triggers a processing chain. The toolbox performs necessary tasks to acquire images from image repositories of the camera networks, process them and generate HTML reports with interactive plots along for visualization of the output data. The design allows using the toolbox with a job scheduler to run analysis for creating operational monitoring systems. Detailed information about the toolbox can be found in FMIPROT website (https://fmiprot.fmi.fi). The software is developed under the MONIMET Project, funded by EU Life+ </w:t>
-      </w:r>
-      <w:proofErr w:type="spellStart"/>
-      <w:r>
-        <w:t>Programme</w:t>
-      </w:r>
-      <w:proofErr w:type="spellEnd"/>
-      <w:r>
-        <w:t xml:space="preserve"> (2013-2017) </w:t>
+        <w:t xml:space="preserve">FMI Image Processing Toolbox (FMIPROT) is a program designed to process digital image series from cameras and camera networks. It can acquire and process images from multiple camera networks on a single platform by adding connection information of the image repositories. It provides a graphical user interface to set up configurations and parameters to be used in the acquisition and processing of the images. The analysis can be run either using the GUI or via CLI with a single action that triggers a processing chain. The toolbox performs necessary tasks to acquire images from image repositories of the camera networks, process them and generate HTML reports with interactive plots along for visualization of the output data. The design allows using the toolbox with a job scheduler to run analysis for creating operational monitoring systems. Detailed information about the toolbox can be found in FMIPROT website (https://fmiprot.fmi.fi). The software is developed under the MONIMET Project, funded by EU Life+ Programme (2013-2017) </w:t>
       </w:r>
       <w:r>
         <w:t>and further developed under the IDEAS</w:t>
@@ -2775,15 +2812,7 @@
         <w:jc w:val="both"/>
       </w:pPr>
       <w:r>
-        <w:t xml:space="preserve">Generating reports </w:t>
-      </w:r>
-      <w:proofErr w:type="gramStart"/>
-      <w:r>
-        <w:t>for</w:t>
-      </w:r>
-      <w:proofErr w:type="gramEnd"/>
-      <w:r>
-        <w:t xml:space="preserve"> scenario </w:t>
+        <w:t xml:space="preserve">Generating reports for scenario </w:t>
       </w:r>
       <w:r>
         <w:t>options and analyses results</w:t>
@@ -3024,15 +3053,7 @@
         </w:rPr>
       </w:pPr>
       <w:r>
-        <w:t xml:space="preserve">Snow cover fraction: Calculates the fraction of snow-covered pixels using georectification of the image and classification of pixels into snow and no-snow. Also provides </w:t>
-      </w:r>
-      <w:proofErr w:type="gramStart"/>
-      <w:r>
-        <w:t>the fraction</w:t>
-      </w:r>
-      <w:proofErr w:type="gramEnd"/>
-      <w:r>
-        <w:t xml:space="preserve"> without the georectification.</w:t>
+        <w:t>Snow cover fraction: Calculates the fraction of snow-covered pixels using georectification of the image and classification of pixels into snow and no-snow. Also provides the fraction without the georectification.</w:t>
       </w:r>
     </w:p>
     <w:p>
@@ -3071,15 +3092,7 @@
         <w:jc w:val="both"/>
       </w:pPr>
       <w:r>
-        <w:t xml:space="preserve">Georectification: Creates orthoimages and </w:t>
-      </w:r>
-      <w:proofErr w:type="spellStart"/>
-      <w:r>
-        <w:t>weightmasks</w:t>
-      </w:r>
-      <w:proofErr w:type="spellEnd"/>
-      <w:r>
-        <w:t xml:space="preserve"> by orthorectifying camera images. (Not applicable for too many images, only for testing purposes.)</w:t>
+        <w:t>Georectification: Creates orthoimages and weightmasks by orthorectifying camera images. (Not applicable for too many images, only for testing purposes.)</w:t>
       </w:r>
     </w:p>
     <w:p>
@@ -3102,42 +3115,13 @@
         <w:jc w:val="both"/>
       </w:pPr>
       <w:r>
-        <w:t xml:space="preserve">The product is currently a beta </w:t>
-      </w:r>
-      <w:proofErr w:type="gramStart"/>
-      <w:r>
-        <w:t>version,</w:t>
-      </w:r>
-      <w:proofErr w:type="gramEnd"/>
-      <w:r>
-        <w:t xml:space="preserve"> thus it may crash unexpectedly. </w:t>
-      </w:r>
-      <w:proofErr w:type="gramStart"/>
-      <w:r>
-        <w:t>User</w:t>
-      </w:r>
-      <w:proofErr w:type="gramEnd"/>
-      <w:r>
-        <w:t xml:space="preserve"> should always save the setup file when there is a change in the setup to prevent losing the changes and wasting effort.</w:t>
+        <w:t>The product is currently a beta version, thus it may crash unexpectedly. User should always save the setup file when there is a change in the setup to prevent losing the changes and wasting effort.</w:t>
       </w:r>
       <w:r>
         <w:t xml:space="preserve"> </w:t>
       </w:r>
       <w:r>
-        <w:t xml:space="preserve">On unexpected crashes, please send the log file and output from the terminal/console to </w:t>
-      </w:r>
-      <w:proofErr w:type="spellStart"/>
-      <w:proofErr w:type="gramStart"/>
-      <w:r>
-        <w:t>cemal.melih</w:t>
-      </w:r>
-      <w:proofErr w:type="gramEnd"/>
-      <w:r>
-        <w:t>.tanis</w:t>
-      </w:r>
-      <w:proofErr w:type="spellEnd"/>
-      <w:r>
-        <w:t xml:space="preserve"> () fmi.fi.</w:t>
+        <w:t>On unexpected crashes, please send the log file and output from the terminal/console to cemal.melih.tanis () fmi.fi.</w:t>
       </w:r>
     </w:p>
     <w:p>
@@ -3181,23 +3165,7 @@
         <w:t>Minor, always - “</w:t>
       </w:r>
       <w:r>
-        <w:t xml:space="preserve">Enable" checkboxes in the various menus displays unchecked when switching scenarios. Although the visibility is unchecked, values are </w:t>
-      </w:r>
-      <w:proofErr w:type="gramStart"/>
-      <w:r>
-        <w:t>actually checked</w:t>
-      </w:r>
-      <w:proofErr w:type="gramEnd"/>
-      <w:r>
-        <w:t xml:space="preserve">, so it does not change and </w:t>
-      </w:r>
-      <w:proofErr w:type="gramStart"/>
-      <w:r>
-        <w:t>mess</w:t>
-      </w:r>
-      <w:proofErr w:type="gramEnd"/>
-      <w:r>
-        <w:t xml:space="preserve"> up with the scenario options. Checkboxes display checked again when mouse cursor moves over them.</w:t>
+        <w:t>Enable" checkboxes in the various menus displays unchecked when switching scenarios. Although the visibility is unchecked, values are actually checked, so it does not change and mess up with the scenario options. Checkboxes display checked again when mouse cursor moves over them.</w:t>
       </w:r>
     </w:p>
     <w:p>
@@ -3239,15 +3207,7 @@
         <w:jc w:val="both"/>
       </w:pPr>
       <w:r>
-        <w:t xml:space="preserve">Major always – proxy connections in downloading DEM data. It can’t be used </w:t>
-      </w:r>
-      <w:proofErr w:type="gramStart"/>
-      <w:r>
-        <w:t>at the moment</w:t>
-      </w:r>
-      <w:proofErr w:type="gramEnd"/>
-      <w:r>
-        <w:t>.</w:t>
+        <w:t>Major always – proxy connections in downloading DEM data. It can’t be used at the moment.</w:t>
       </w:r>
     </w:p>
     <w:p>
@@ -3379,33 +3339,11 @@
           <w:szCs w:val="20"/>
         </w:rPr>
       </w:pPr>
-      <w:proofErr w:type="spellStart"/>
       <w:r>
         <w:rPr>
           <w:rFonts w:ascii="Ubuntu Mono" w:eastAsia="Ubuntu Mono" w:hAnsi="Ubuntu Mono" w:cs="Ubuntu Mono"/>
         </w:rPr>
-        <w:t>conda</w:t>
-      </w:r>
-      <w:proofErr w:type="spellEnd"/>
-      <w:r>
-        <w:rPr>
-          <w:rFonts w:ascii="Ubuntu Mono" w:eastAsia="Ubuntu Mono" w:hAnsi="Ubuntu Mono" w:cs="Ubuntu Mono"/>
-        </w:rPr>
-        <w:t xml:space="preserve"> create –n </w:t>
-      </w:r>
-      <w:proofErr w:type="spellStart"/>
-      <w:r>
-        <w:rPr>
-          <w:rFonts w:ascii="Ubuntu Mono" w:eastAsia="Ubuntu Mono" w:hAnsi="Ubuntu Mono" w:cs="Ubuntu Mono"/>
-        </w:rPr>
-        <w:t>fmiprot</w:t>
-      </w:r>
-      <w:proofErr w:type="spellEnd"/>
-      <w:r>
-        <w:rPr>
-          <w:rFonts w:ascii="Ubuntu Mono" w:eastAsia="Ubuntu Mono" w:hAnsi="Ubuntu Mono" w:cs="Ubuntu Mono"/>
-        </w:rPr>
-        <w:t xml:space="preserve"> python=2.7 git</w:t>
+        <w:t>conda create –n fmiprot python=2.7 git</w:t>
       </w:r>
     </w:p>
     <w:p>
@@ -3431,28 +3369,12 @@
           <w:szCs w:val="20"/>
         </w:rPr>
       </w:pPr>
-      <w:proofErr w:type="spellStart"/>
       <w:r>
         <w:rPr>
           <w:rFonts w:ascii="Ubuntu Mono" w:eastAsia="Ubuntu Mono" w:hAnsi="Ubuntu Mono" w:cs="Ubuntu Mono"/>
         </w:rPr>
-        <w:t>conda</w:t>
-      </w:r>
-      <w:proofErr w:type="spellEnd"/>
-      <w:r>
-        <w:rPr>
-          <w:rFonts w:ascii="Ubuntu Mono" w:eastAsia="Ubuntu Mono" w:hAnsi="Ubuntu Mono" w:cs="Ubuntu Mono"/>
-        </w:rPr>
-        <w:t xml:space="preserve"> activate </w:t>
-      </w:r>
-      <w:proofErr w:type="spellStart"/>
-      <w:r>
-        <w:rPr>
-          <w:rFonts w:ascii="Ubuntu Mono" w:eastAsia="Ubuntu Mono" w:hAnsi="Ubuntu Mono" w:cs="Ubuntu Mono"/>
-        </w:rPr>
-        <w:t>fmiprot</w:t>
-      </w:r>
-      <w:proofErr w:type="spellEnd"/>
+        <w:t>conda activate fmiprot</w:t>
+      </w:r>
     </w:p>
     <w:p>
       <w:r>
@@ -3545,47 +3467,11 @@
           <w:szCs w:val="20"/>
         </w:rPr>
       </w:pPr>
-      <w:proofErr w:type="spellStart"/>
       <w:r>
         <w:rPr>
           <w:rFonts w:ascii="Ubuntu Mono" w:eastAsia="Ubuntu Mono" w:hAnsi="Ubuntu Mono" w:cs="Ubuntu Mono"/>
         </w:rPr>
-        <w:t>conda</w:t>
-      </w:r>
-      <w:proofErr w:type="spellEnd"/>
-      <w:r>
-        <w:rPr>
-          <w:rFonts w:ascii="Ubuntu Mono" w:eastAsia="Ubuntu Mono" w:hAnsi="Ubuntu Mono" w:cs="Ubuntu Mono"/>
-        </w:rPr>
-        <w:t xml:space="preserve"> </w:t>
-      </w:r>
-      <w:proofErr w:type="gramStart"/>
-      <w:r>
-        <w:rPr>
-          <w:rFonts w:ascii="Ubuntu Mono" w:eastAsia="Ubuntu Mono" w:hAnsi="Ubuntu Mono" w:cs="Ubuntu Mono"/>
-        </w:rPr>
-        <w:t>config --add</w:t>
-      </w:r>
-      <w:proofErr w:type="gramEnd"/>
-      <w:r>
-        <w:rPr>
-          <w:rFonts w:ascii="Ubuntu Mono" w:eastAsia="Ubuntu Mono" w:hAnsi="Ubuntu Mono" w:cs="Ubuntu Mono"/>
-        </w:rPr>
-        <w:t xml:space="preserve"> channels </w:t>
-      </w:r>
-      <w:proofErr w:type="spellStart"/>
-      <w:r>
-        <w:rPr>
-          <w:rFonts w:ascii="Ubuntu Mono" w:eastAsia="Ubuntu Mono" w:hAnsi="Ubuntu Mono" w:cs="Ubuntu Mono"/>
-        </w:rPr>
-        <w:t>conda</w:t>
-      </w:r>
-      <w:proofErr w:type="spellEnd"/>
-      <w:r>
-        <w:rPr>
-          <w:rFonts w:ascii="Ubuntu Mono" w:eastAsia="Ubuntu Mono" w:hAnsi="Ubuntu Mono" w:cs="Ubuntu Mono"/>
-        </w:rPr>
-        <w:t>-forge</w:t>
+        <w:t>conda config --add channels conda-forge</w:t>
       </w:r>
     </w:p>
     <w:p>
@@ -3595,88 +3481,42 @@
           <w:szCs w:val="20"/>
         </w:rPr>
       </w:pPr>
-      <w:proofErr w:type="spellStart"/>
       <w:r>
         <w:rPr>
           <w:rFonts w:ascii="Ubuntu Mono" w:eastAsia="Ubuntu Mono" w:hAnsi="Ubuntu Mono" w:cs="Ubuntu Mono"/>
         </w:rPr>
         <w:lastRenderedPageBreak/>
-        <w:t>conda</w:t>
-      </w:r>
-      <w:proofErr w:type="spellEnd"/>
+        <w:t>conda config --add channels alges</w:t>
+      </w:r>
+    </w:p>
+    <w:p>
+      <w:r>
+        <w:rPr>
+          <w:rFonts w:eastAsia="Trebuchet MS" w:cs="Trebuchet MS"/>
+        </w:rPr>
+        <w:t xml:space="preserve"> </w:t>
+      </w:r>
+    </w:p>
+    <w:p>
+      <w:r>
+        <w:rPr>
+          <w:rFonts w:eastAsia="Trebuchet MS" w:cs="Trebuchet MS"/>
+        </w:rPr>
+        <w:t>8) Install libraries using requirements file</w:t>
+      </w:r>
+    </w:p>
+    <w:p>
+      <w:r>
+        <w:rPr>
+          <w:rFonts w:eastAsia="Trebuchet MS" w:cs="Trebuchet MS"/>
+        </w:rPr>
+        <w:t xml:space="preserve">In linux, </w:t>
+      </w:r>
       <w:r>
         <w:rPr>
           <w:rFonts w:ascii="Ubuntu Mono" w:eastAsia="Ubuntu Mono" w:hAnsi="Ubuntu Mono" w:cs="Ubuntu Mono"/>
         </w:rPr>
-        <w:t xml:space="preserve"> config --add channels </w:t>
-      </w:r>
-      <w:proofErr w:type="spellStart"/>
-      <w:r>
-        <w:rPr>
-          <w:rFonts w:ascii="Ubuntu Mono" w:eastAsia="Ubuntu Mono" w:hAnsi="Ubuntu Mono" w:cs="Ubuntu Mono"/>
-        </w:rPr>
-        <w:t>alges</w:t>
-      </w:r>
-      <w:proofErr w:type="spellEnd"/>
-    </w:p>
-    <w:p>
-      <w:r>
-        <w:rPr>
-          <w:rFonts w:eastAsia="Trebuchet MS" w:cs="Trebuchet MS"/>
-        </w:rPr>
-        <w:t xml:space="preserve"> </w:t>
-      </w:r>
-    </w:p>
-    <w:p>
-      <w:r>
-        <w:rPr>
-          <w:rFonts w:eastAsia="Trebuchet MS" w:cs="Trebuchet MS"/>
-        </w:rPr>
-        <w:t xml:space="preserve">8) Install libraries using requirements </w:t>
-      </w:r>
-      <w:proofErr w:type="gramStart"/>
-      <w:r>
-        <w:rPr>
-          <w:rFonts w:eastAsia="Trebuchet MS" w:cs="Trebuchet MS"/>
-        </w:rPr>
-        <w:t>file</w:t>
-      </w:r>
-      <w:proofErr w:type="gramEnd"/>
-    </w:p>
-    <w:p>
-      <w:r>
-        <w:rPr>
-          <w:rFonts w:eastAsia="Trebuchet MS" w:cs="Trebuchet MS"/>
-        </w:rPr>
-        <w:t xml:space="preserve">In </w:t>
-      </w:r>
-      <w:proofErr w:type="spellStart"/>
-      <w:r>
-        <w:rPr>
-          <w:rFonts w:eastAsia="Trebuchet MS" w:cs="Trebuchet MS"/>
-        </w:rPr>
-        <w:t>linux</w:t>
-      </w:r>
-      <w:proofErr w:type="spellEnd"/>
-      <w:r>
-        <w:rPr>
-          <w:rFonts w:eastAsia="Trebuchet MS" w:cs="Trebuchet MS"/>
-        </w:rPr>
-        <w:t xml:space="preserve">, </w:t>
-      </w:r>
-      <w:proofErr w:type="spellStart"/>
-      <w:r>
-        <w:rPr>
-          <w:rFonts w:ascii="Ubuntu Mono" w:eastAsia="Ubuntu Mono" w:hAnsi="Ubuntu Mono" w:cs="Ubuntu Mono"/>
-        </w:rPr>
-        <w:t>conda</w:t>
-      </w:r>
-      <w:proofErr w:type="spellEnd"/>
-      <w:r>
-        <w:rPr>
-          <w:rFonts w:ascii="Ubuntu Mono" w:eastAsia="Ubuntu Mono" w:hAnsi="Ubuntu Mono" w:cs="Ubuntu Mono"/>
-        </w:rPr>
-        <w:t xml:space="preserve"> install --file requirements_linux.txt</w:t>
+        <w:t>conda install --file requirements_linux.txt</w:t>
       </w:r>
     </w:p>
     <w:p>
@@ -3692,19 +3532,11 @@
         </w:rPr>
         <w:t xml:space="preserve">In Windows, </w:t>
       </w:r>
-      <w:proofErr w:type="spellStart"/>
       <w:r>
         <w:rPr>
           <w:rFonts w:ascii="Ubuntu Mono" w:eastAsia="Ubuntu Mono" w:hAnsi="Ubuntu Mono" w:cs="Ubuntu Mono"/>
         </w:rPr>
-        <w:t>conda</w:t>
-      </w:r>
-      <w:proofErr w:type="spellEnd"/>
-      <w:r>
-        <w:rPr>
-          <w:rFonts w:ascii="Ubuntu Mono" w:eastAsia="Ubuntu Mono" w:hAnsi="Ubuntu Mono" w:cs="Ubuntu Mono"/>
-        </w:rPr>
-        <w:t xml:space="preserve"> install --file requirements_win32.txt</w:t>
+        <w:t>conda install --file requirements_win32.txt</w:t>
       </w:r>
     </w:p>
     <w:p>
@@ -3738,28 +3570,12 @@
           <w:szCs w:val="20"/>
         </w:rPr>
       </w:pPr>
-      <w:proofErr w:type="spellStart"/>
       <w:r>
         <w:rPr>
           <w:rFonts w:ascii="Ubuntu Mono" w:eastAsia="Ubuntu Mono" w:hAnsi="Ubuntu Mono" w:cs="Ubuntu Mono"/>
         </w:rPr>
-        <w:t>conda</w:t>
-      </w:r>
-      <w:proofErr w:type="spellEnd"/>
-      <w:r>
-        <w:rPr>
-          <w:rFonts w:ascii="Ubuntu Mono" w:eastAsia="Ubuntu Mono" w:hAnsi="Ubuntu Mono" w:cs="Ubuntu Mono"/>
-        </w:rPr>
-        <w:t xml:space="preserve"> activate </w:t>
-      </w:r>
-      <w:proofErr w:type="spellStart"/>
-      <w:r>
-        <w:rPr>
-          <w:rFonts w:ascii="Ubuntu Mono" w:eastAsia="Ubuntu Mono" w:hAnsi="Ubuntu Mono" w:cs="Ubuntu Mono"/>
-        </w:rPr>
-        <w:t>fmiprot</w:t>
-      </w:r>
-      <w:proofErr w:type="spellEnd"/>
+        <w:t>conda activate fmiprot</w:t>
+      </w:r>
     </w:p>
     <w:p>
       <w:r>
@@ -3821,15 +3637,7 @@
         </w:numPr>
       </w:pPr>
       <w:r>
-        <w:t xml:space="preserve">From the </w:t>
-      </w:r>
-      <w:proofErr w:type="spellStart"/>
-      <w:r>
-        <w:t>menubar</w:t>
-      </w:r>
-      <w:proofErr w:type="spellEnd"/>
-      <w:r>
-        <w:t>, click “Camera Networks” -&gt; “Single Directory Wizard”.</w:t>
+        <w:t>From the menubar, click “Camera Networks” -&gt; “Single Directory Wizard”.</w:t>
       </w:r>
     </w:p>
     <w:p>
@@ -4129,15 +3937,7 @@
         </w:numPr>
       </w:pPr>
       <w:r>
-        <w:t xml:space="preserve">(Optional, but advised) From the </w:t>
-      </w:r>
-      <w:proofErr w:type="spellStart"/>
-      <w:r>
-        <w:t>menubar</w:t>
-      </w:r>
-      <w:proofErr w:type="spellEnd"/>
-      <w:r>
-        <w:t>, click “Setup” -&gt; “Save”. Choose a directory and enter a filename to save your setup (setup is the analysis options; your camera network is created permanently already.). If the program crashes or if you just want to, you can load this file next time instead of setting up the options again.</w:t>
+        <w:t>(Optional, but advised) From the menubar, click “Setup” -&gt; “Save”. Choose a directory and enter a filename to save your setup (setup is the analysis options; your camera network is created permanently already.). If the program crashes or if you just want to, you can load this file next time instead of setting up the options again.</w:t>
       </w:r>
     </w:p>
     <w:p>
@@ -4220,28 +4020,34 @@
           <w:b/>
         </w:rPr>
       </w:pPr>
-      <w:proofErr w:type="spellStart"/>
       <w:r>
         <w:rPr>
           <w:b/>
         </w:rPr>
-        <w:t>Polygonic</w:t>
-      </w:r>
-      <w:proofErr w:type="spellEnd"/>
+        <w:t>Polygonic Mask Coordinates</w:t>
+      </w:r>
       <w:r>
         <w:rPr>
           <w:b/>
         </w:rPr>
-        <w:t xml:space="preserve"> Mask Coordinates</w:t>
-      </w:r>
+        <w:t xml:space="preserve">: </w:t>
+      </w:r>
+      <w:r>
+        <w:t>Coordinates of the polygons which are used to select ROIs.</w:t>
+      </w:r>
+    </w:p>
+    <w:p>
+      <w:pPr>
+        <w:jc w:val="both"/>
+      </w:pPr>
       <w:r>
         <w:rPr>
           <w:b/>
         </w:rPr>
-        <w:t xml:space="preserve">: </w:t>
-      </w:r>
-      <w:r>
-        <w:t>Coordinates of the polygons which are used to select ROIs.</w:t>
+        <w:t xml:space="preserve">Camera network: </w:t>
+      </w:r>
+      <w:r>
+        <w:t>A system of one or more cameras producing time series images.</w:t>
       </w:r>
     </w:p>
     <w:p>
@@ -4252,10 +4058,10 @@
         <w:rPr>
           <w:b/>
         </w:rPr>
-        <w:t xml:space="preserve">Camera network: </w:t>
-      </w:r>
-      <w:r>
-        <w:t>A system of one or more cameras producing time series images.</w:t>
+        <w:t>CNIF (Camera network information file):</w:t>
+      </w:r>
+      <w:r>
+        <w:t xml:space="preserve"> A file that has information about one or multiple cameras. The information includes the parameters for the FMIPROT to download/read images of the cameras. Each camera network has to have a CNIF to be added to FMIPROT.</w:t>
       </w:r>
     </w:p>
     <w:p>
@@ -4266,18 +4072,10 @@
         <w:rPr>
           <w:b/>
         </w:rPr>
-        <w:t>CNIF (Camera network information file):</w:t>
-      </w:r>
-      <w:r>
-        <w:t xml:space="preserve"> A file that has information about one or multiple cameras. The information includes the parameters for the FMIPROT to download/read images of the cameras. Each camera network </w:t>
-      </w:r>
-      <w:proofErr w:type="gramStart"/>
-      <w:r>
-        <w:t>has to</w:t>
-      </w:r>
-      <w:proofErr w:type="gramEnd"/>
-      <w:r>
-        <w:t xml:space="preserve"> have a CNIF to be added to FMIPROT.</w:t>
+        <w:t>Online CNIF:</w:t>
+      </w:r>
+      <w:r>
+        <w:t xml:space="preserve"> A CNIF in an online location, e.g. an FTP server directory or webpage.</w:t>
       </w:r>
     </w:p>
     <w:p>
@@ -4288,92 +4086,81 @@
         <w:rPr>
           <w:b/>
         </w:rPr>
-        <w:t>Online CNIF:</w:t>
-      </w:r>
-      <w:r>
-        <w:t xml:space="preserve"> A CNIF in an online location, e.g. an FTP server directory or webpage.</w:t>
-      </w:r>
-    </w:p>
-    <w:p>
-      <w:pPr>
-        <w:jc w:val="both"/>
-      </w:pPr>
+        <w:t>Single directory</w:t>
+      </w:r>
       <w:r>
         <w:rPr>
           <w:b/>
         </w:rPr>
-        <w:t>Single directory</w:t>
+        <w:t xml:space="preserve"> (for camera networks)</w:t>
       </w:r>
       <w:r>
         <w:rPr>
           <w:b/>
         </w:rPr>
-        <w:t xml:space="preserve"> (for camera networks)</w:t>
-      </w:r>
-      <w:r>
+        <w:t>:</w:t>
+      </w:r>
+      <w:r>
+        <w:t xml:space="preserve"> A local directory that has time series images from a camera. </w:t>
+      </w:r>
+    </w:p>
+    <w:p>
+      <w:pPr>
+        <w:jc w:val="both"/>
         <w:rPr>
           <w:b/>
         </w:rPr>
-        <w:t>:</w:t>
-      </w:r>
-      <w:r>
-        <w:t xml:space="preserve"> A local directory that has time series images from a camera. </w:t>
-      </w:r>
-    </w:p>
-    <w:p>
-      <w:pPr>
-        <w:jc w:val="both"/>
+      </w:pPr>
+      <w:r>
         <w:rPr>
           <w:b/>
         </w:rPr>
+        <w:t>Filename convention:</w:t>
+      </w:r>
+      <w:r>
+        <w:t xml:space="preserve"> A convention of the naming of filenames to indicate information</w:t>
+      </w:r>
+      <w:r>
+        <w:t xml:space="preserve"> </w:t>
+      </w:r>
+      <w:r>
+        <w:t>changing for each file.</w:t>
+      </w:r>
+      <w:r>
+        <w:t xml:space="preserve"> For FMIPROT, the files are the images from the cameras and the information is the time of the image taken.</w:t>
+      </w:r>
+    </w:p>
+    <w:p>
+      <w:pPr>
+        <w:jc w:val="both"/>
       </w:pPr>
       <w:r>
         <w:rPr>
           <w:b/>
         </w:rPr>
-        <w:t>Filename convention:</w:t>
-      </w:r>
-      <w:r>
-        <w:t xml:space="preserve"> A convention of the naming of filenames to indicate information</w:t>
-      </w:r>
-      <w:r>
-        <w:t xml:space="preserve"> </w:t>
-      </w:r>
-      <w:r>
-        <w:t>changing for each file.</w:t>
-      </w:r>
-      <w:r>
-        <w:t xml:space="preserve"> For FMIPROT, the files are the images from the </w:t>
-      </w:r>
-      <w:proofErr w:type="gramStart"/>
-      <w:r>
-        <w:t>cameras</w:t>
-      </w:r>
-      <w:proofErr w:type="gramEnd"/>
-      <w:r>
-        <w:t xml:space="preserve"> and the information is the time of the image taken.</w:t>
-      </w:r>
-    </w:p>
-    <w:p>
-      <w:pPr>
-        <w:jc w:val="both"/>
-      </w:pPr>
+        <w:t>Quantity report:</w:t>
+      </w:r>
+      <w:r>
+        <w:t xml:space="preserve"> Analysis of number of images existing for each day for cameras.</w:t>
+      </w:r>
+    </w:p>
+    <w:p>
+      <w:pPr>
+        <w:jc w:val="both"/>
+      </w:pPr>
+      <w:r>
+        <w:t>Preview picture (or picture for preview): The image that is shown in the GUI to see the camera view when selecting cameras and ROIs.</w:t>
+      </w:r>
+    </w:p>
+    <w:p>
       <w:r>
         <w:rPr>
           <w:b/>
         </w:rPr>
-        <w:t>Quantity report:</w:t>
-      </w:r>
-      <w:r>
-        <w:t xml:space="preserve"> Analysis of number of images existing for each day for cameras.</w:t>
-      </w:r>
-    </w:p>
-    <w:p>
-      <w:pPr>
-        <w:jc w:val="both"/>
-      </w:pPr>
-      <w:r>
-        <w:t>Preview picture (or picture for preview): The image that is shown in the GUI to see the camera view when selecting cameras and ROIs.</w:t>
+        <w:t xml:space="preserve">Local images directory: </w:t>
+      </w:r>
+      <w:r>
+        <w:t xml:space="preserve">The directory which the images downloaded from online cameras/camera networks will be stored in. </w:t>
       </w:r>
     </w:p>
     <w:p>
@@ -4381,10 +4168,10 @@
         <w:rPr>
           <w:b/>
         </w:rPr>
-        <w:t xml:space="preserve">Local images directory: </w:t>
-      </w:r>
-      <w:r>
-        <w:t xml:space="preserve">The directory which the images downloaded from online cameras/camera networks will be stored in. </w:t>
+        <w:t xml:space="preserve">Results directory: </w:t>
+      </w:r>
+      <w:r>
+        <w:t>The default directory for the directories to be written and read which results of the analyses to be stored in.</w:t>
       </w:r>
     </w:p>
     <w:p>
@@ -4392,10 +4179,10 @@
         <w:rPr>
           <w:b/>
         </w:rPr>
-        <w:t xml:space="preserve">Results directory: </w:t>
-      </w:r>
-      <w:r>
-        <w:t>The default directory for the directories to be written and read which results of the analyses to be stored in.</w:t>
+        <w:t>Plugin:</w:t>
+      </w:r>
+      <w:r>
+        <w:t xml:space="preserve"> A program coded independently by the users to analyze images by using the features of FMIPROT.</w:t>
       </w:r>
     </w:p>
     <w:p>
@@ -4403,10 +4190,10 @@
         <w:rPr>
           <w:b/>
         </w:rPr>
-        <w:t>Plugin:</w:t>
-      </w:r>
-      <w:r>
-        <w:t xml:space="preserve"> A program coded independently by the users to analyze images by using the features of FMIPROT.</w:t>
+        <w:t>Analysis:</w:t>
+      </w:r>
+      <w:r>
+        <w:t xml:space="preserve"> The collection of the selection of the algorithm and the algorithm options to be run.</w:t>
       </w:r>
     </w:p>
     <w:p>
@@ -4414,74 +4201,55 @@
         <w:rPr>
           <w:b/>
         </w:rPr>
-        <w:t>Analysis:</w:t>
-      </w:r>
-      <w:r>
-        <w:t xml:space="preserve"> The collection of the selection of the algorithm and the algorithm options to be run.</w:t>
-      </w:r>
-    </w:p>
-    <w:p>
+        <w:t>Scenario:</w:t>
+      </w:r>
+      <w:r>
+        <w:t xml:space="preserve"> The collection of the </w:t>
+      </w:r>
+      <w:r>
+        <w:rPr>
+          <w:i/>
+        </w:rPr>
+        <w:t>Analyses</w:t>
+      </w:r>
+      <w:r>
+        <w:t xml:space="preserve"> and the set of all other options (camera selection, temporal filtering, ROI selection etc.) for the analyses to be run accordingly.</w:t>
+      </w:r>
+    </w:p>
+    <w:p>
+      <w:pPr>
+        <w:rPr>
+          <w:i/>
+        </w:rPr>
+      </w:pPr>
       <w:r>
         <w:rPr>
           <w:b/>
         </w:rPr>
-        <w:t>Scenario:</w:t>
-      </w:r>
-      <w:r>
-        <w:t xml:space="preserve"> The collection of the </w:t>
+        <w:t>Setup:</w:t>
+      </w:r>
+      <w:r>
+        <w:t xml:space="preserve"> The collection of multiple </w:t>
       </w:r>
       <w:r>
         <w:rPr>
           <w:i/>
         </w:rPr>
-        <w:t>Analyses</w:t>
-      </w:r>
-      <w:r>
-        <w:t xml:space="preserve"> and the set of all other options (camera selection, temporal filtering, ROI selection etc.) for the analyses to be run accordingly.</w:t>
-      </w:r>
-    </w:p>
-    <w:p>
-      <w:pPr>
-        <w:rPr>
-          <w:i/>
-        </w:rPr>
+        <w:t>Scenarios.</w:t>
+      </w:r>
+    </w:p>
+    <w:p>
+      <w:pPr>
+        <w:jc w:val="both"/>
       </w:pPr>
       <w:r>
         <w:rPr>
           <w:b/>
         </w:rPr>
-        <w:t>Setup:</w:t>
-      </w:r>
-      <w:r>
-        <w:t xml:space="preserve"> The collection of multiple </w:t>
-      </w:r>
-      <w:r>
-        <w:rPr>
-          <w:i/>
-        </w:rPr>
-        <w:t>Scenarios.</w:t>
-      </w:r>
-    </w:p>
-    <w:p>
-      <w:pPr>
-        <w:jc w:val="both"/>
-      </w:pPr>
-      <w:r>
-        <w:rPr>
-          <w:b/>
-        </w:rPr>
         <w:t>Setup report:</w:t>
       </w:r>
       <w:r>
-        <w:t xml:space="preserve"> A report in HTML format that includes all the options for all the scenarios in a setup. The report also includes results of the </w:t>
-      </w:r>
-      <w:proofErr w:type="gramStart"/>
-      <w:r>
-        <w:t>analyses</w:t>
-      </w:r>
-      <w:proofErr w:type="gramEnd"/>
-      <w:r>
-        <w:t xml:space="preserve"> if it is created at the end of analyses (automatically).</w:t>
+        <w:t xml:space="preserve"> A report in HTML format that includes all the options for all the scenarios in a setup. The report also includes results of the analyses if it is created at the end of analyses (automatically).</w:t>
       </w:r>
     </w:p>
     <w:p>
@@ -4501,63 +4269,15 @@
         <w:jc w:val="both"/>
       </w:pPr>
       <w:r>
-        <w:t xml:space="preserve">Camera networks are </w:t>
-      </w:r>
-      <w:proofErr w:type="gramStart"/>
-      <w:r>
-        <w:t>the systems</w:t>
-      </w:r>
-      <w:proofErr w:type="gramEnd"/>
-      <w:r>
-        <w:t xml:space="preserve"> that include one or more cameras, an environment to store the images from the camera(s) and the communication protocol of this environment. For example, two cameras uploading images periodically to an FTP server or a directory of series of images </w:t>
-      </w:r>
-      <w:proofErr w:type="gramStart"/>
-      <w:r>
-        <w:t>in</w:t>
-      </w:r>
-      <w:proofErr w:type="gramEnd"/>
-      <w:r>
-        <w:t xml:space="preserve"> a computer that are obtained from a camera or an archive of images from cameras that are accessible </w:t>
-      </w:r>
-      <w:proofErr w:type="gramStart"/>
-      <w:r>
-        <w:t>in</w:t>
-      </w:r>
-      <w:proofErr w:type="gramEnd"/>
-      <w:r>
-        <w:t xml:space="preserve"> a website (over HTTP) are camera networks.</w:t>
-      </w:r>
-    </w:p>
-    <w:p>
-      <w:pPr>
-        <w:jc w:val="both"/>
-      </w:pPr>
-      <w:r>
-        <w:t xml:space="preserve">To use a camera network in FMIPROT a camera network information file (CNIF) is needed. This file bears the information to get the images from the camera network. This information includes camera names, host addresses, paths to the images, file name conventions etc. CNIFs can be created automatically with the camera network manager or single directory wizard of FMIPROT (see interface section) or manually using the file structure information (see next section). CNIFs can be stored </w:t>
-      </w:r>
-      <w:proofErr w:type="gramStart"/>
-      <w:r>
-        <w:t>in</w:t>
-      </w:r>
-      <w:proofErr w:type="gramEnd"/>
-      <w:r>
-        <w:t xml:space="preserve"> the local computer, on a website (HTTP/HTTPS) or </w:t>
-      </w:r>
-      <w:proofErr w:type="gramStart"/>
-      <w:r>
-        <w:t>in</w:t>
-      </w:r>
-      <w:proofErr w:type="gramEnd"/>
-      <w:r>
-        <w:t xml:space="preserve"> an FTP server and this choice does not have </w:t>
-      </w:r>
-      <w:proofErr w:type="gramStart"/>
-      <w:r>
-        <w:t>be</w:t>
-      </w:r>
-      <w:proofErr w:type="gramEnd"/>
-      <w:r>
-        <w:t xml:space="preserve"> the same as the communication protocol of the image archive host.</w:t>
+        <w:t>Camera networks are the systems that include one or more cameras, an environment to store the images from the camera(s) and the communication protocol of this environment. For example, two cameras uploading images periodically to an FTP server or a directory of series of images in a computer that are obtained from a camera or an archive of images from cameras that are accessible in a website (over HTTP) are camera networks.</w:t>
+      </w:r>
+    </w:p>
+    <w:p>
+      <w:pPr>
+        <w:jc w:val="both"/>
+      </w:pPr>
+      <w:r>
+        <w:t>To use a camera network in FMIPROT a camera network information file (CNIF) is needed. This file bears the information to get the images from the camera network. This information includes camera names, host addresses, paths to the images, file name conventions etc. CNIFs can be created automatically with the camera network manager or single directory wizard of FMIPROT (see interface section) or manually using the file structure information (see next section). CNIFs can be stored in the local computer, on a website (HTTP/HTTPS) or in an FTP server and this choice does not have be the same as the communication protocol of the image archive host.</w:t>
       </w:r>
     </w:p>
     <w:p>
@@ -4576,28 +4296,13 @@
         <w:jc w:val="both"/>
       </w:pPr>
       <w:r>
-        <w:t xml:space="preserve">CNIFs are text files with extension of </w:t>
-      </w:r>
-      <w:proofErr w:type="gramStart"/>
-      <w:r>
-        <w:t>“.</w:t>
-      </w:r>
-      <w:proofErr w:type="spellStart"/>
+        <w:t>CNIFs are text files with extension of “.</w:t>
+      </w:r>
       <w:r>
         <w:t>tsvx</w:t>
       </w:r>
-      <w:proofErr w:type="spellEnd"/>
-      <w:proofErr w:type="gramEnd"/>
-      <w:r>
-        <w:t xml:space="preserve">”. The lines starting </w:t>
-      </w:r>
-      <w:proofErr w:type="gramStart"/>
-      <w:r>
-        <w:t>with ‘#’</w:t>
-      </w:r>
-      <w:proofErr w:type="gramEnd"/>
-      <w:r>
-        <w:t xml:space="preserve"> are comment lines and they are discarded. The lines starting with ‘!’ are the headers for the information in following lines until another header line is present. </w:t>
+      <w:r>
+        <w:t xml:space="preserve">”. The lines starting with ‘#’ are comment lines and they are discarded. The lines starting with ‘!’ are the headers for the information in following lines until another header line is present. </w:t>
       </w:r>
       <w:r>
         <w:t>Lines that do</w:t>
@@ -4635,31 +4340,7 @@
         <w:t>inside</w:t>
       </w:r>
       <w:r>
-        <w:t xml:space="preserve"> (23.5) the type is </w:t>
-      </w:r>
-      <w:proofErr w:type="gramStart"/>
-      <w:r>
-        <w:t>float</w:t>
-      </w:r>
-      <w:proofErr w:type="gramEnd"/>
-      <w:r>
-        <w:t xml:space="preserve">. If the value is inside brackets and divided by commas ([value1,’value2’,]) it is a list of values. </w:t>
-      </w:r>
-      <w:proofErr w:type="gramStart"/>
-      <w:r>
-        <w:t>Otherwise</w:t>
-      </w:r>
-      <w:proofErr w:type="gramEnd"/>
-      <w:r>
-        <w:t xml:space="preserve"> the type is integer. The values in lists can also be string, </w:t>
-      </w:r>
-      <w:proofErr w:type="gramStart"/>
-      <w:r>
-        <w:t>float</w:t>
-      </w:r>
-      <w:proofErr w:type="gramEnd"/>
-      <w:r>
-        <w:t xml:space="preserve"> or integer.</w:t>
+        <w:t xml:space="preserve"> (23.5) the type is float. If the value is inside brackets and divided by commas ([value1,’value2’,]) it is a list of values. Otherwise the type is integer. The values in lists can also be string, float or integer.</w:t>
       </w:r>
     </w:p>
     <w:p>
@@ -5001,11 +4682,9 @@
             </w:tcMar>
           </w:tcPr>
           <w:p>
-            <w:proofErr w:type="spellStart"/>
             <w:r>
               <w:t>filenameformat</w:t>
             </w:r>
-            <w:proofErr w:type="spellEnd"/>
           </w:p>
         </w:tc>
         <w:tc>
@@ -5045,11 +4724,9 @@
             </w:tcMar>
           </w:tcPr>
           <w:p>
-            <w:proofErr w:type="spellStart"/>
             <w:r>
               <w:t>Timezone</w:t>
             </w:r>
-            <w:proofErr w:type="spellEnd"/>
           </w:p>
         </w:tc>
         <w:tc>
@@ -5131,11 +4808,9 @@
             </w:tcMar>
           </w:tcPr>
           <w:p>
-            <w:proofErr w:type="spellStart"/>
             <w:r>
               <w:t>firstimagetime</w:t>
             </w:r>
-            <w:proofErr w:type="spellEnd"/>
           </w:p>
         </w:tc>
         <w:tc>
@@ -5175,11 +4850,9 @@
             </w:tcMar>
           </w:tcPr>
           <w:p>
-            <w:proofErr w:type="spellStart"/>
             <w:r>
               <w:t>lastimagetime</w:t>
             </w:r>
-            <w:proofErr w:type="spellEnd"/>
           </w:p>
         </w:tc>
         <w:tc>
@@ -5219,11 +4892,9 @@
             </w:tcMar>
           </w:tcPr>
           <w:p>
-            <w:proofErr w:type="spellStart"/>
             <w:r>
               <w:t>sharedsources</w:t>
             </w:r>
-            <w:proofErr w:type="spellEnd"/>
           </w:p>
         </w:tc>
         <w:tc>
@@ -5242,23 +4913,7 @@
           </w:tcPr>
           <w:p>
             <w:r>
-              <w:t xml:space="preserve">Other image sources that </w:t>
-            </w:r>
-            <w:proofErr w:type="gramStart"/>
-            <w:r>
-              <w:t>produces</w:t>
-            </w:r>
-            <w:proofErr w:type="gramEnd"/>
-            <w:r>
-              <w:t xml:space="preserve"> </w:t>
-            </w:r>
-            <w:proofErr w:type="gramStart"/>
-            <w:r>
-              <w:t>image</w:t>
-            </w:r>
-            <w:proofErr w:type="gramEnd"/>
-            <w:r>
-              <w:t xml:space="preserve"> including any shared location (Metadata)</w:t>
+              <w:t>Other image sources that produces image including any shared location (Metadata)</w:t>
             </w:r>
           </w:p>
         </w:tc>
@@ -5279,11 +4934,9 @@
             </w:tcMar>
           </w:tcPr>
           <w:p>
-            <w:proofErr w:type="spellStart"/>
             <w:r>
               <w:t>numberofimages</w:t>
             </w:r>
-            <w:proofErr w:type="spellEnd"/>
           </w:p>
         </w:tc>
         <w:tc>
@@ -5323,11 +4976,9 @@
             </w:tcMar>
           </w:tcPr>
           <w:p>
-            <w:proofErr w:type="spellStart"/>
             <w:r>
               <w:t>devicetype</w:t>
             </w:r>
-            <w:proofErr w:type="spellEnd"/>
           </w:p>
         </w:tc>
         <w:tc>
@@ -5367,11 +5018,9 @@
             </w:tcMar>
           </w:tcPr>
           <w:p>
-            <w:proofErr w:type="spellStart"/>
             <w:r>
               <w:t>devicestate</w:t>
             </w:r>
-            <w:proofErr w:type="spellEnd"/>
           </w:p>
         </w:tc>
         <w:tc>
@@ -5411,11 +5060,9 @@
             </w:tcMar>
           </w:tcPr>
           <w:p>
-            <w:proofErr w:type="spellStart"/>
             <w:r>
               <w:t>previewimagetime</w:t>
             </w:r>
-            <w:proofErr w:type="spellEnd"/>
           </w:p>
         </w:tc>
         <w:tc>
@@ -5485,63 +5132,31 @@
         <w:t xml:space="preserve">username and/or the </w:t>
       </w:r>
       <w:r>
+        <w:t xml:space="preserve">password is ‘*’, it means that FMIPROT will ask for the </w:t>
+      </w:r>
+      <w:r>
+        <w:t xml:space="preserve">username and/or the </w:t>
+      </w:r>
+      <w:r>
         <w:t xml:space="preserve">password </w:t>
       </w:r>
-      <w:proofErr w:type="gramStart"/>
-      <w:r>
-        <w:t>is ‘*</w:t>
-      </w:r>
-      <w:proofErr w:type="gramEnd"/>
-      <w:r>
-        <w:t xml:space="preserve">’, it means that FMIPROT will ask for the </w:t>
+      <w:r>
+        <w:t>when the program is connec</w:t>
+      </w:r>
+      <w:r>
+        <w:t xml:space="preserve">ting to the host </w:t>
+      </w:r>
+      <w:r>
+        <w:t xml:space="preserve">for the first time in each program run. If the </w:t>
       </w:r>
       <w:r>
         <w:t xml:space="preserve">username and/or the </w:t>
       </w:r>
       <w:r>
-        <w:t xml:space="preserve">password </w:t>
-      </w:r>
-      <w:r>
-        <w:t xml:space="preserve">when the program is </w:t>
-      </w:r>
-      <w:proofErr w:type="gramStart"/>
-      <w:r>
-        <w:t>connec</w:t>
-      </w:r>
-      <w:r>
-        <w:t>ting</w:t>
-      </w:r>
-      <w:proofErr w:type="gramEnd"/>
-      <w:r>
-        <w:t xml:space="preserve"> to the host </w:t>
-      </w:r>
-      <w:r>
-        <w:t xml:space="preserve">for the first time in each program run. If the </w:t>
-      </w:r>
-      <w:r>
-        <w:t xml:space="preserve">username and/or the </w:t>
-      </w:r>
-      <w:r>
-        <w:t xml:space="preserve">password </w:t>
-      </w:r>
-      <w:proofErr w:type="gramStart"/>
-      <w:r>
-        <w:t>is</w:t>
-      </w:r>
-      <w:proofErr w:type="gramEnd"/>
-      <w:r>
-        <w:t xml:space="preserve"> entered correctly, it will be used until the program is restarted. </w:t>
-      </w:r>
-      <w:r>
-        <w:t xml:space="preserve">This option is due to security since these values are stored in CNIFs. By </w:t>
-      </w:r>
-      <w:proofErr w:type="gramStart"/>
-      <w:r>
-        <w:t>using ‘*</w:t>
-      </w:r>
-      <w:proofErr w:type="gramEnd"/>
-      <w:r>
-        <w:t xml:space="preserve">’, </w:t>
+        <w:t xml:space="preserve">password is entered correctly, it will be used until the program is restarted. </w:t>
+      </w:r>
+      <w:r>
+        <w:t xml:space="preserve">This option is due to security since these values are stored in CNIFs. By using ‘*’, </w:t>
       </w:r>
       <w:r>
         <w:t>username</w:t>
@@ -5580,61 +5195,17 @@
         <w:jc w:val="both"/>
       </w:pPr>
       <w:r>
-        <w:t>File name convention is how the files are named according to the time of the image. For example, if the file name convention is 'researchsite_1_north_%Y_%m_%d_%</w:t>
-      </w:r>
-      <w:proofErr w:type="gramStart"/>
-      <w:r>
-        <w:t>H:%M:%S.jpg</w:t>
-      </w:r>
-      <w:proofErr w:type="gramEnd"/>
-      <w:r>
-        <w:t>' and an image is named as 'researchsite_1_north_2016_09_24_18:</w:t>
-      </w:r>
-      <w:proofErr w:type="gramStart"/>
-      <w:r>
-        <w:t>27:05.jpg</w:t>
-      </w:r>
-      <w:proofErr w:type="gramEnd"/>
-      <w:r>
-        <w:t>', then the time that the image taken is 24 September 2016 18:27:05. Do not forget to include the extension (e.g. '.jpg', '.</w:t>
-      </w:r>
-      <w:proofErr w:type="spellStart"/>
-      <w:r>
-        <w:t>png</w:t>
-      </w:r>
-      <w:proofErr w:type="spellEnd"/>
-      <w:r>
-        <w:t xml:space="preserve">'). The meanings of time directives are as in the tables below. In addition to python datetime library time directives, </w:t>
+        <w:t xml:space="preserve">File name convention is how the files are named according to the time of the image. For example, if the file name convention is 'researchsite_1_north_%Y_%m_%d_%H:%M:%S.jpg' and an image is named as 'researchsite_1_north_2016_09_24_18:27:05.jpg', then the time that the image taken is 24 September 2016 18:27:05. Do not forget to include the extension (e.g. '.jpg', '.png'). The meanings of time directives are as in the tables below. In addition to python datetime library time directives, </w:t>
       </w:r>
       <w:r>
         <w:rPr>
           <w:b/>
           <w:bCs/>
         </w:rPr>
-        <w:t xml:space="preserve">the program also supports </w:t>
-      </w:r>
-      <w:proofErr w:type="gramStart"/>
-      <w:r>
-        <w:rPr>
-          <w:b/>
-          <w:bCs/>
-        </w:rPr>
-        <w:t>milliseconds</w:t>
-      </w:r>
-      <w:r>
-        <w:t>, ‘</w:t>
-      </w:r>
-      <w:proofErr w:type="gramEnd"/>
-      <w:r>
-        <w:t xml:space="preserve">%3’ for 3 digits </w:t>
-      </w:r>
-      <w:proofErr w:type="gramStart"/>
-      <w:r>
-        <w:t>and ‘%</w:t>
-      </w:r>
-      <w:proofErr w:type="gramEnd"/>
-      <w:r>
-        <w:t>L’ for 6 digits.</w:t>
+        <w:t>the program also supports milliseconds</w:t>
+      </w:r>
+      <w:r>
+        <w:t>, ‘%3’ for 3 digits and ‘%L’ for 6 digits.</w:t>
       </w:r>
     </w:p>
     <w:p>
@@ -5894,49 +5465,7 @@
               <w:rPr>
                 <w:lang w:val="fi-FI"/>
               </w:rPr>
-              <w:t xml:space="preserve">Sun, </w:t>
-            </w:r>
-            <w:proofErr w:type="spellStart"/>
-            <w:r>
-              <w:rPr>
-                <w:lang w:val="fi-FI"/>
-              </w:rPr>
-              <w:t>Mon</w:t>
-            </w:r>
-            <w:proofErr w:type="spellEnd"/>
-            <w:r>
-              <w:rPr>
-                <w:lang w:val="fi-FI"/>
-              </w:rPr>
-              <w:t xml:space="preserve">, ..., </w:t>
-            </w:r>
-            <w:proofErr w:type="spellStart"/>
-            <w:r>
-              <w:rPr>
-                <w:lang w:val="fi-FI"/>
-              </w:rPr>
-              <w:t>Sat</w:t>
-            </w:r>
-            <w:proofErr w:type="spellEnd"/>
-            <w:r>
-              <w:rPr>
-                <w:lang w:val="fi-FI"/>
-              </w:rPr>
-              <w:t xml:space="preserve"> (</w:t>
-            </w:r>
-            <w:proofErr w:type="spellStart"/>
-            <w:r>
-              <w:rPr>
-                <w:lang w:val="fi-FI"/>
-              </w:rPr>
-              <w:t>en_US</w:t>
-            </w:r>
-            <w:proofErr w:type="spellEnd"/>
-            <w:r>
-              <w:rPr>
-                <w:lang w:val="fi-FI"/>
-              </w:rPr>
-              <w:t>);</w:t>
+              <w:t>Sun, Mon, ..., Sat (en_US);</w:t>
             </w:r>
           </w:p>
           <w:p>
@@ -5950,21 +5479,7 @@
               <w:rPr>
                 <w:lang w:val="sv-SE"/>
               </w:rPr>
-              <w:t>So, Mo, ..., Sa (</w:t>
-            </w:r>
-            <w:proofErr w:type="spellStart"/>
-            <w:r>
-              <w:rPr>
-                <w:lang w:val="sv-SE"/>
-              </w:rPr>
-              <w:t>de_DE</w:t>
-            </w:r>
-            <w:proofErr w:type="spellEnd"/>
-            <w:r>
-              <w:rPr>
-                <w:lang w:val="sv-SE"/>
-              </w:rPr>
-              <w:t>)</w:t>
+              <w:t>So, Mo, ..., Sa (de_DE)</w:t>
             </w:r>
           </w:p>
         </w:tc>
@@ -6062,15 +5577,7 @@
               <w:spacing w:line="240" w:lineRule="auto"/>
             </w:pPr>
             <w:r>
-              <w:t>Sunday, Monday, ..., Saturday (</w:t>
-            </w:r>
-            <w:proofErr w:type="spellStart"/>
-            <w:r>
-              <w:t>en_US</w:t>
-            </w:r>
-            <w:proofErr w:type="spellEnd"/>
-            <w:r>
-              <w:t>);</w:t>
+              <w:t>Sunday, Monday, ..., Saturday (en_US);</w:t>
             </w:r>
           </w:p>
           <w:p>
@@ -6080,61 +5587,11 @@
                 <w:lang w:val="sv-SE"/>
               </w:rPr>
             </w:pPr>
-            <w:proofErr w:type="spellStart"/>
             <w:r>
               <w:rPr>
                 <w:lang w:val="sv-SE"/>
               </w:rPr>
-              <w:t>Sonntag</w:t>
-            </w:r>
-            <w:proofErr w:type="spellEnd"/>
-            <w:r>
-              <w:rPr>
-                <w:lang w:val="sv-SE"/>
-              </w:rPr>
-              <w:t xml:space="preserve">, </w:t>
-            </w:r>
-            <w:proofErr w:type="spellStart"/>
-            <w:r>
-              <w:rPr>
-                <w:lang w:val="sv-SE"/>
-              </w:rPr>
-              <w:t>Montag</w:t>
-            </w:r>
-            <w:proofErr w:type="spellEnd"/>
-            <w:r>
-              <w:rPr>
-                <w:lang w:val="sv-SE"/>
-              </w:rPr>
-              <w:t xml:space="preserve">, ..., </w:t>
-            </w:r>
-            <w:proofErr w:type="spellStart"/>
-            <w:r>
-              <w:rPr>
-                <w:lang w:val="sv-SE"/>
-              </w:rPr>
-              <w:t>Samstag</w:t>
-            </w:r>
-            <w:proofErr w:type="spellEnd"/>
-            <w:r>
-              <w:rPr>
-                <w:lang w:val="sv-SE"/>
-              </w:rPr>
-              <w:t xml:space="preserve"> (</w:t>
-            </w:r>
-            <w:proofErr w:type="spellStart"/>
-            <w:r>
-              <w:rPr>
-                <w:lang w:val="sv-SE"/>
-              </w:rPr>
-              <w:t>de_DE</w:t>
-            </w:r>
-            <w:proofErr w:type="spellEnd"/>
-            <w:r>
-              <w:rPr>
-                <w:lang w:val="sv-SE"/>
-              </w:rPr>
-              <w:t>)</w:t>
+              <w:t>Sonntag, Montag, ..., Samstag (de_DE)</w:t>
             </w:r>
           </w:p>
         </w:tc>
@@ -6428,15 +5885,7 @@
               <w:spacing w:line="240" w:lineRule="auto"/>
             </w:pPr>
             <w:r>
-              <w:t>Jan, Feb, ..., Dec (</w:t>
-            </w:r>
-            <w:proofErr w:type="spellStart"/>
-            <w:r>
-              <w:t>en_US</w:t>
-            </w:r>
-            <w:proofErr w:type="spellEnd"/>
-            <w:r>
-              <w:t>);</w:t>
+              <w:t>Jan, Feb, ..., Dec (en_US);</w:t>
             </w:r>
           </w:p>
           <w:p>
@@ -6450,49 +5899,7 @@
               <w:rPr>
                 <w:lang w:val="sv-SE"/>
               </w:rPr>
-              <w:t xml:space="preserve">Jan, </w:t>
-            </w:r>
-            <w:proofErr w:type="gramStart"/>
-            <w:r>
-              <w:rPr>
-                <w:lang w:val="sv-SE"/>
-              </w:rPr>
-              <w:t>Feb</w:t>
-            </w:r>
-            <w:proofErr w:type="gramEnd"/>
-            <w:r>
-              <w:rPr>
-                <w:lang w:val="sv-SE"/>
-              </w:rPr>
-              <w:t xml:space="preserve">, ..., </w:t>
-            </w:r>
-            <w:proofErr w:type="spellStart"/>
-            <w:r>
-              <w:rPr>
-                <w:lang w:val="sv-SE"/>
-              </w:rPr>
-              <w:t>Dez</w:t>
-            </w:r>
-            <w:proofErr w:type="spellEnd"/>
-            <w:r>
-              <w:rPr>
-                <w:lang w:val="sv-SE"/>
-              </w:rPr>
-              <w:t xml:space="preserve"> (</w:t>
-            </w:r>
-            <w:proofErr w:type="spellStart"/>
-            <w:r>
-              <w:rPr>
-                <w:lang w:val="sv-SE"/>
-              </w:rPr>
-              <w:t>de_DE</w:t>
-            </w:r>
-            <w:proofErr w:type="spellEnd"/>
-            <w:r>
-              <w:rPr>
-                <w:lang w:val="sv-SE"/>
-              </w:rPr>
-              <w:t>)</w:t>
+              <w:t>Jan, Feb, ..., Dez (de_DE)</w:t>
             </w:r>
           </w:p>
         </w:tc>
@@ -6590,15 +5997,7 @@
               <w:spacing w:line="240" w:lineRule="auto"/>
             </w:pPr>
             <w:r>
-              <w:t>January, February, ..., December (</w:t>
-            </w:r>
-            <w:proofErr w:type="spellStart"/>
-            <w:r>
-              <w:t>en_US</w:t>
-            </w:r>
-            <w:proofErr w:type="spellEnd"/>
-            <w:r>
-              <w:t>);</w:t>
+              <w:t>January, February, ..., December (en_US);</w:t>
             </w:r>
           </w:p>
           <w:p>
@@ -6608,61 +6007,11 @@
                 <w:lang w:val="sv-SE"/>
               </w:rPr>
             </w:pPr>
-            <w:proofErr w:type="spellStart"/>
             <w:r>
               <w:rPr>
                 <w:lang w:val="sv-SE"/>
               </w:rPr>
-              <w:t>Januar</w:t>
-            </w:r>
-            <w:proofErr w:type="spellEnd"/>
-            <w:r>
-              <w:rPr>
-                <w:lang w:val="sv-SE"/>
-              </w:rPr>
-              <w:t xml:space="preserve">, </w:t>
-            </w:r>
-            <w:proofErr w:type="spellStart"/>
-            <w:r>
-              <w:rPr>
-                <w:lang w:val="sv-SE"/>
-              </w:rPr>
-              <w:t>Februar</w:t>
-            </w:r>
-            <w:proofErr w:type="spellEnd"/>
-            <w:r>
-              <w:rPr>
-                <w:lang w:val="sv-SE"/>
-              </w:rPr>
-              <w:t xml:space="preserve">, ..., </w:t>
-            </w:r>
-            <w:proofErr w:type="spellStart"/>
-            <w:r>
-              <w:rPr>
-                <w:lang w:val="sv-SE"/>
-              </w:rPr>
-              <w:t>Dezember</w:t>
-            </w:r>
-            <w:proofErr w:type="spellEnd"/>
-            <w:r>
-              <w:rPr>
-                <w:lang w:val="sv-SE"/>
-              </w:rPr>
-              <w:t xml:space="preserve"> (</w:t>
-            </w:r>
-            <w:proofErr w:type="spellStart"/>
-            <w:r>
-              <w:rPr>
-                <w:lang w:val="sv-SE"/>
-              </w:rPr>
-              <w:t>de_DE</w:t>
-            </w:r>
-            <w:proofErr w:type="spellEnd"/>
-            <w:r>
-              <w:rPr>
-                <w:lang w:val="sv-SE"/>
-              </w:rPr>
-              <w:t>)</w:t>
+              <w:t>Januar, Februar, ..., Dezember (de_DE)</w:t>
             </w:r>
           </w:p>
         </w:tc>
@@ -7250,15 +6599,7 @@
               <w:spacing w:line="240" w:lineRule="auto"/>
             </w:pPr>
             <w:r>
-              <w:t>AM, PM (</w:t>
-            </w:r>
-            <w:proofErr w:type="spellStart"/>
-            <w:r>
-              <w:t>en_US</w:t>
-            </w:r>
-            <w:proofErr w:type="spellEnd"/>
-            <w:r>
-              <w:t>);</w:t>
+              <w:t>AM, PM (en_US);</w:t>
             </w:r>
           </w:p>
           <w:p>
@@ -7266,15 +6607,7 @@
               <w:spacing w:line="240" w:lineRule="auto"/>
             </w:pPr>
             <w:r>
-              <w:t>am, pm (</w:t>
-            </w:r>
-            <w:proofErr w:type="spellStart"/>
-            <w:r>
-              <w:t>de_DE</w:t>
-            </w:r>
-            <w:proofErr w:type="spellEnd"/>
-            <w:r>
-              <w:t>)</w:t>
+              <w:t>am, pm (de_DE)</w:t>
             </w:r>
           </w:p>
         </w:tc>
@@ -7642,15 +6975,7 @@
               <w:spacing w:line="240" w:lineRule="auto"/>
             </w:pPr>
             <w:r>
-              <w:t xml:space="preserve">UTC offset in the form +HHMM or -HHMM (empty string if the </w:t>
-            </w:r>
-            <w:proofErr w:type="spellStart"/>
-            <w:r>
-              <w:t>the</w:t>
-            </w:r>
-            <w:proofErr w:type="spellEnd"/>
-            <w:r>
-              <w:t xml:space="preserve"> object is naive).</w:t>
+              <w:t>UTC offset in the form +HHMM or -HHMM (empty string if the the object is naive).</w:t>
             </w:r>
           </w:p>
         </w:tc>
@@ -7944,15 +7269,7 @@
               <w:spacing w:line="240" w:lineRule="auto"/>
             </w:pPr>
             <w:r>
-              <w:t xml:space="preserve">Week number of the year (Sunday as the first day of the week) as a zero padded decimal number. All days in a new year preceding the first Sunday </w:t>
-            </w:r>
-            <w:proofErr w:type="gramStart"/>
-            <w:r>
-              <w:t>are considered to be</w:t>
-            </w:r>
-            <w:proofErr w:type="gramEnd"/>
-            <w:r>
-              <w:t xml:space="preserve"> in week 0.</w:t>
+              <w:t>Week number of the year (Sunday as the first day of the week) as a zero padded decimal number. All days in a new year preceding the first Sunday are considered to be in week 0.</w:t>
             </w:r>
           </w:p>
         </w:tc>
@@ -8050,23 +7367,7 @@
               <w:spacing w:line="240" w:lineRule="auto"/>
             </w:pPr>
             <w:r>
-              <w:t xml:space="preserve">Week number of the year (Monday as the first day of the week) </w:t>
-            </w:r>
-            <w:proofErr w:type="gramStart"/>
-            <w:r>
-              <w:t>as</w:t>
-            </w:r>
-            <w:proofErr w:type="gramEnd"/>
-            <w:r>
-              <w:t xml:space="preserve"> a decimal number. All days in a new year preceding the first Monday </w:t>
-            </w:r>
-            <w:proofErr w:type="gramStart"/>
-            <w:r>
-              <w:t>are considered to be</w:t>
-            </w:r>
-            <w:proofErr w:type="gramEnd"/>
-            <w:r>
-              <w:t xml:space="preserve"> in week 0.</w:t>
+              <w:t>Week number of the year (Monday as the first day of the week) as a decimal number. All days in a new year preceding the first Monday are considered to be in week 0.</w:t>
             </w:r>
           </w:p>
         </w:tc>
@@ -8188,15 +7489,7 @@
               <w:spacing w:line="240" w:lineRule="auto"/>
             </w:pPr>
             <w:r>
-              <w:t>Tue Aug 16 21:30:00 1988 (</w:t>
-            </w:r>
-            <w:proofErr w:type="spellStart"/>
-            <w:r>
-              <w:t>en_US</w:t>
-            </w:r>
-            <w:proofErr w:type="spellEnd"/>
-            <w:r>
-              <w:t>);</w:t>
+              <w:t>Tue Aug 16 21:30:00 1988 (en_US);</w:t>
             </w:r>
           </w:p>
           <w:p>
@@ -8204,15 +7497,7 @@
               <w:spacing w:line="240" w:lineRule="auto"/>
             </w:pPr>
             <w:r>
-              <w:t>Di 16 Aug 21:30:00 1988 (</w:t>
-            </w:r>
-            <w:proofErr w:type="spellStart"/>
-            <w:r>
-              <w:t>de_DE</w:t>
-            </w:r>
-            <w:proofErr w:type="spellEnd"/>
-            <w:r>
-              <w:t>)</w:t>
+              <w:t>Di 16 Aug 21:30:00 1988 (de_DE)</w:t>
             </w:r>
           </w:p>
         </w:tc>
@@ -8316,21 +7601,7 @@
               <w:rPr>
                 <w:lang w:val="sv-SE"/>
               </w:rPr>
-              <w:t>08/16/88 (</w:t>
-            </w:r>
-            <w:proofErr w:type="spellStart"/>
-            <w:r>
-              <w:rPr>
-                <w:lang w:val="sv-SE"/>
-              </w:rPr>
-              <w:t>None</w:t>
-            </w:r>
-            <w:proofErr w:type="spellEnd"/>
-            <w:r>
-              <w:rPr>
-                <w:lang w:val="sv-SE"/>
-              </w:rPr>
-              <w:t>);</w:t>
+              <w:t>08/16/88 (None);</w:t>
             </w:r>
           </w:p>
           <w:p>
@@ -8344,21 +7615,7 @@
               <w:rPr>
                 <w:lang w:val="sv-SE"/>
               </w:rPr>
-              <w:t>08/16/1988 (</w:t>
-            </w:r>
-            <w:proofErr w:type="spellStart"/>
-            <w:r>
-              <w:rPr>
-                <w:lang w:val="sv-SE"/>
-              </w:rPr>
-              <w:t>en_US</w:t>
-            </w:r>
-            <w:proofErr w:type="spellEnd"/>
-            <w:r>
-              <w:rPr>
-                <w:lang w:val="sv-SE"/>
-              </w:rPr>
-              <w:t>);</w:t>
+              <w:t>08/16/1988 (en_US);</w:t>
             </w:r>
           </w:p>
           <w:p>
@@ -8373,21 +7630,7 @@
                 <w:lang w:val="sv-SE"/>
               </w:rPr>
               <w:lastRenderedPageBreak/>
-              <w:t>16.08.1988 (</w:t>
-            </w:r>
-            <w:proofErr w:type="spellStart"/>
-            <w:r>
-              <w:rPr>
-                <w:lang w:val="sv-SE"/>
-              </w:rPr>
-              <w:t>de_DE</w:t>
-            </w:r>
-            <w:proofErr w:type="spellEnd"/>
-            <w:r>
-              <w:rPr>
-                <w:lang w:val="sv-SE"/>
-              </w:rPr>
-              <w:t>)</w:t>
+              <w:t>16.08.1988 (de_DE)</w:t>
             </w:r>
           </w:p>
         </w:tc>
@@ -8486,15 +7729,7 @@
               <w:spacing w:line="240" w:lineRule="auto"/>
             </w:pPr>
             <w:r>
-              <w:t>21:30:00 (</w:t>
-            </w:r>
-            <w:proofErr w:type="spellStart"/>
-            <w:r>
-              <w:t>en_US</w:t>
-            </w:r>
-            <w:proofErr w:type="spellEnd"/>
-            <w:r>
-              <w:t>);</w:t>
+              <w:t>21:30:00 (en_US);</w:t>
             </w:r>
           </w:p>
           <w:p>
@@ -8502,15 +7737,7 @@
               <w:spacing w:line="240" w:lineRule="auto"/>
             </w:pPr>
             <w:r>
-              <w:t>21:30:00 (</w:t>
-            </w:r>
-            <w:proofErr w:type="spellStart"/>
-            <w:r>
-              <w:t>de_DE</w:t>
-            </w:r>
-            <w:proofErr w:type="spellEnd"/>
-            <w:r>
-              <w:t>)</w:t>
+              <w:t>21:30:00 (de_DE)</w:t>
             </w:r>
           </w:p>
         </w:tc>
@@ -8651,21 +7878,12 @@
           <w:bCs/>
         </w:rPr>
       </w:pPr>
-      <w:proofErr w:type="gramStart"/>
       <w:r>
         <w:rPr>
           <w:b/>
           <w:bCs/>
         </w:rPr>
-        <w:t>Additional time</w:t>
-      </w:r>
-      <w:proofErr w:type="gramEnd"/>
-      <w:r>
-        <w:rPr>
-          <w:b/>
-          <w:bCs/>
-        </w:rPr>
-        <w:t xml:space="preserve"> directives</w:t>
+        <w:t>Additional time directives</w:t>
       </w:r>
     </w:p>
     <w:tbl>
@@ -8961,20 +8179,11 @@
         <w:t>%m</w:t>
       </w:r>
       <w:r>
-        <w:t>-%</w:t>
-      </w:r>
-      <w:proofErr w:type="spellStart"/>
-      <w:r>
-        <w:t>dT</w:t>
-      </w:r>
-      <w:r>
-        <w:t>%</w:t>
-      </w:r>
-      <w:proofErr w:type="gramStart"/>
-      <w:r>
-        <w:t>H</w:t>
-      </w:r>
-      <w:proofErr w:type="spellEnd"/>
+        <w:t>-%dT</w:t>
+      </w:r>
+      <w:r>
+        <w:t>%H</w:t>
+      </w:r>
       <w:r>
         <w:t>:</w:t>
       </w:r>
@@ -8988,11 +8197,7 @@
         <w:t>%S</w:t>
       </w:r>
       <w:r>
-        <w:t>[</w:t>
-      </w:r>
-      <w:proofErr w:type="gramEnd"/>
-      <w:r>
-        <w:t>+|-00:00]</w:t>
+        <w:t>[+|-00:00]</w:t>
       </w:r>
       <w:r>
         <w:t xml:space="preserve"> (e.g. </w:t>
@@ -9064,15 +8269,7 @@
         <w:t>:</w:t>
       </w:r>
       <w:r>
-        <w:t xml:space="preserve">30”. This key is metadata, thus it is not compulsory, but if it is supplied, by enabling “Time zone conversion”, the time stamps from filenames in the analysis are converted to the time zone that is set up from the settings. The feature is designed to equalize the </w:t>
-      </w:r>
-      <w:proofErr w:type="spellStart"/>
-      <w:r>
-        <w:t>timezone</w:t>
-      </w:r>
-      <w:proofErr w:type="spellEnd"/>
-      <w:r>
-        <w:t xml:space="preserve"> of different cameras for better comparison of analysis results from multiple cameras in same time zone with different time zone settings.</w:t>
+        <w:t>30”. This key is metadata, thus it is not compulsory, but if it is supplied, by enabling “Time zone conversion”, the time stamps from filenames in the analysis are converted to the time zone that is set up from the settings. The feature is designed to equalize the timezone of different cameras for better comparison of analysis results from multiple cameras in same time zone with different time zone settings.</w:t>
       </w:r>
     </w:p>
     <w:p>
@@ -9118,15 +8315,7 @@
         <w:jc w:val="both"/>
       </w:pPr>
       <w:r>
-        <w:t xml:space="preserve">Metadata input to CNIFs can be done manually </w:t>
-      </w:r>
-      <w:proofErr w:type="gramStart"/>
-      <w:r>
-        <w:t>at the moment</w:t>
-      </w:r>
-      <w:proofErr w:type="gramEnd"/>
-      <w:r>
-        <w:t>. Metadata input from camera network manager in the interface will be in the incoming versions of FMIPROT.</w:t>
+        <w:t>Metadata input to CNIFs can be done manually at the moment. Metadata input from camera network manager in the interface will be in the incoming versions of FMIPROT.</w:t>
       </w:r>
     </w:p>
     <w:p>
@@ -9168,14 +8357,12 @@
           <w:rFonts w:ascii="Ubuntu Mono" w:hAnsi="Ubuntu Mono"/>
         </w:rPr>
       </w:pPr>
-      <w:proofErr w:type="gramStart"/>
       <w:r>
         <w:rPr>
           <w:rFonts w:ascii="Ubuntu Mono" w:hAnsi="Ubuntu Mono"/>
         </w:rPr>
         <w:t>!network</w:t>
       </w:r>
-      <w:proofErr w:type="gramEnd"/>
       <w:r>
         <w:rPr>
           <w:rFonts w:ascii="Ubuntu Mono" w:hAnsi="Ubuntu Mono"/>
@@ -9237,71 +8424,36 @@
           <w:rFonts w:ascii="Ubuntu Mono" w:hAnsi="Ubuntu Mono"/>
         </w:rPr>
         <w:tab/>
-      </w:r>
-      <w:proofErr w:type="spellStart"/>
+        <w:t>filenameformat</w:t>
+      </w:r>
       <w:r>
         <w:rPr>
           <w:rFonts w:ascii="Ubuntu Mono" w:hAnsi="Ubuntu Mono"/>
         </w:rPr>
-        <w:t>filenameformat</w:t>
-      </w:r>
-      <w:proofErr w:type="spellEnd"/>
+        <w:tab/>
+        <w:t>numberofimages</w:t>
+      </w:r>
       <w:r>
         <w:rPr>
           <w:rFonts w:ascii="Ubuntu Mono" w:hAnsi="Ubuntu Mono"/>
         </w:rPr>
         <w:tab/>
-      </w:r>
-      <w:proofErr w:type="spellStart"/>
+        <w:t>devicestate</w:t>
+      </w:r>
       <w:r>
         <w:rPr>
           <w:rFonts w:ascii="Ubuntu Mono" w:hAnsi="Ubuntu Mono"/>
         </w:rPr>
-        <w:t>numberofimages</w:t>
-      </w:r>
-      <w:proofErr w:type="spellEnd"/>
+        <w:tab/>
+        <w:t>lastimagetime</w:t>
+      </w:r>
       <w:r>
         <w:rPr>
           <w:rFonts w:ascii="Ubuntu Mono" w:hAnsi="Ubuntu Mono"/>
         </w:rPr>
         <w:tab/>
-      </w:r>
-      <w:proofErr w:type="spellStart"/>
-      <w:r>
-        <w:rPr>
-          <w:rFonts w:ascii="Ubuntu Mono" w:hAnsi="Ubuntu Mono"/>
-        </w:rPr>
-        <w:t>devicestate</w:t>
-      </w:r>
-      <w:proofErr w:type="spellEnd"/>
-      <w:r>
-        <w:rPr>
-          <w:rFonts w:ascii="Ubuntu Mono" w:hAnsi="Ubuntu Mono"/>
-        </w:rPr>
-        <w:tab/>
-      </w:r>
-      <w:proofErr w:type="spellStart"/>
-      <w:r>
-        <w:rPr>
-          <w:rFonts w:ascii="Ubuntu Mono" w:hAnsi="Ubuntu Mono"/>
-        </w:rPr>
-        <w:t>lastimagetime</w:t>
-      </w:r>
-      <w:proofErr w:type="spellEnd"/>
-      <w:r>
-        <w:rPr>
-          <w:rFonts w:ascii="Ubuntu Mono" w:hAnsi="Ubuntu Mono"/>
-        </w:rPr>
-        <w:tab/>
-      </w:r>
-      <w:proofErr w:type="spellStart"/>
-      <w:r>
-        <w:rPr>
-          <w:rFonts w:ascii="Ubuntu Mono" w:hAnsi="Ubuntu Mono"/>
-        </w:rPr>
         <w:t>sharedsources</w:t>
       </w:r>
-      <w:proofErr w:type="spellEnd"/>
     </w:p>
     <w:p>
       <w:pPr>
@@ -9340,21 +8492,7 @@
           <w:rFonts w:ascii="Ubuntu Mono" w:hAnsi="Ubuntu Mono"/>
         </w:rPr>
         <w:tab/>
-        <w:t>'</w:t>
-      </w:r>
-      <w:proofErr w:type="spellStart"/>
-      <w:r>
-        <w:rPr>
-          <w:rFonts w:ascii="Ubuntu Mono" w:hAnsi="Ubuntu Mono"/>
-        </w:rPr>
-        <w:t>monimet_user</w:t>
-      </w:r>
-      <w:proofErr w:type="spellEnd"/>
-      <w:r>
-        <w:rPr>
-          <w:rFonts w:ascii="Ubuntu Mono" w:hAnsi="Ubuntu Mono"/>
-        </w:rPr>
-        <w:t>'</w:t>
+        <w:t>'monimet_user'</w:t>
       </w:r>
       <w:r>
         <w:rPr>
@@ -9375,63 +8513,21 @@
           <w:rFonts w:ascii="Ubuntu Mono" w:hAnsi="Ubuntu Mono"/>
         </w:rPr>
         <w:tab/>
-        <w:t>'</w:t>
-      </w:r>
-      <w:proofErr w:type="spellStart"/>
+        <w:t>'red','green','blue'</w:t>
+      </w:r>
       <w:r>
         <w:rPr>
           <w:rFonts w:ascii="Ubuntu Mono" w:hAnsi="Ubuntu Mono"/>
         </w:rPr>
-        <w:t>red','green','blue</w:t>
-      </w:r>
-      <w:proofErr w:type="spellEnd"/>
+        <w:tab/>
+        <w:t>'Kenttarova Spruce Canopy'</w:t>
+      </w:r>
       <w:r>
         <w:rPr>
           <w:rFonts w:ascii="Ubuntu Mono" w:hAnsi="Ubuntu Mono"/>
         </w:rPr>
-        <w:t>'</w:t>
-      </w:r>
-      <w:r>
-        <w:rPr>
-          <w:rFonts w:ascii="Ubuntu Mono" w:hAnsi="Ubuntu Mono"/>
-        </w:rPr>
         <w:tab/>
-        <w:t>'</w:t>
-      </w:r>
-      <w:proofErr w:type="spellStart"/>
-      <w:r>
-        <w:rPr>
-          <w:rFonts w:ascii="Ubuntu Mono" w:hAnsi="Ubuntu Mono"/>
-        </w:rPr>
-        <w:t>Kenttarova</w:t>
-      </w:r>
-      <w:proofErr w:type="spellEnd"/>
-      <w:r>
-        <w:rPr>
-          <w:rFonts w:ascii="Ubuntu Mono" w:hAnsi="Ubuntu Mono"/>
-        </w:rPr>
-        <w:t xml:space="preserve"> Spruce Canopy'</w:t>
-      </w:r>
-      <w:r>
-        <w:rPr>
-          <w:rFonts w:ascii="Ubuntu Mono" w:hAnsi="Ubuntu Mono"/>
-        </w:rPr>
-        <w:tab/>
-        <w:t>'cameras/</w:t>
-      </w:r>
-      <w:proofErr w:type="spellStart"/>
-      <w:r>
-        <w:rPr>
-          <w:rFonts w:ascii="Ubuntu Mono" w:hAnsi="Ubuntu Mono"/>
-        </w:rPr>
-        <w:t>kenttarova_spruce</w:t>
-      </w:r>
-      <w:proofErr w:type="spellEnd"/>
-      <w:r>
-        <w:rPr>
-          <w:rFonts w:ascii="Ubuntu Mono" w:hAnsi="Ubuntu Mono"/>
-        </w:rPr>
-        <w:t>/canopy'</w:t>
+        <w:t>'cameras/kenttarova_spruce/canopy'</w:t>
       </w:r>
       <w:r>
         <w:rPr>
@@ -9536,15 +8632,7 @@
         <w:jc w:val="both"/>
       </w:pPr>
       <w:r>
-        <w:t xml:space="preserve">Camera Name: </w:t>
-      </w:r>
-      <w:proofErr w:type="spellStart"/>
-      <w:r>
-        <w:t>Kenttarova</w:t>
-      </w:r>
-      <w:proofErr w:type="spellEnd"/>
-      <w:r>
-        <w:t xml:space="preserve"> Spruce Canopy</w:t>
+        <w:t>Camera Name: Kenttarova Spruce Canopy</w:t>
       </w:r>
     </w:p>
     <w:p>
@@ -9581,13 +8669,8 @@
         <w:jc w:val="both"/>
       </w:pPr>
       <w:r>
-        <w:t xml:space="preserve">Username for the host: </w:t>
-      </w:r>
-      <w:proofErr w:type="spellStart"/>
-      <w:r>
-        <w:t>monimet_user</w:t>
-      </w:r>
-      <w:proofErr w:type="spellEnd"/>
+        <w:t>Username for the host: monimet_user</w:t>
+      </w:r>
     </w:p>
     <w:p>
       <w:pPr>
@@ -9604,15 +8687,7 @@
         <w:jc w:val="both"/>
       </w:pPr>
       <w:r>
-        <w:t>Path of the images on the host: cameras/</w:t>
-      </w:r>
-      <w:proofErr w:type="spellStart"/>
-      <w:r>
-        <w:t>kenttarova_spruce</w:t>
-      </w:r>
-      <w:proofErr w:type="spellEnd"/>
-      <w:r>
-        <w:t>/canopy</w:t>
+        <w:t>Path of the images on the host: cameras/kenttarova_spruce/canopy</w:t>
       </w:r>
     </w:p>
     <w:p>
@@ -9719,23 +8794,7 @@
         </w:r>
       </w:hyperlink>
       <w:r>
-        <w:t xml:space="preserve"> .This file is automatically updated each half an hour to update the metadata, which includes number of total images, times of the </w:t>
-      </w:r>
-      <w:proofErr w:type="gramStart"/>
-      <w:r>
-        <w:t>latest images and if the cameras are online.</w:t>
-      </w:r>
-      <w:proofErr w:type="gramEnd"/>
-      <w:r>
-        <w:t xml:space="preserve"> The file can be added to FMIPROT to add MONIMET Camera Network to </w:t>
-      </w:r>
-      <w:proofErr w:type="gramStart"/>
-      <w:r>
-        <w:t>it</w:t>
-      </w:r>
-      <w:proofErr w:type="gramEnd"/>
-      <w:r>
-        <w:t xml:space="preserve"> but it does not have username and password to connect to the network. An account is needed to use MONIMET camera images in this way, to process images in near real time. To get an account, contact MONIMET project team with the information regarding your study at </w:t>
+        <w:t xml:space="preserve"> .This file is automatically updated each half an hour to update the metadata, which includes number of total images, times of the latest images and if the cameras are online. The file can be added to FMIPROT to add MONIMET Camera Network to it but it does not have username and password to connect to the network. An account is needed to use MONIMET camera images in this way, to process images in near real time. To get an account, contact MONIMET project team with the information regarding your study at </w:t>
       </w:r>
       <w:hyperlink r:id="rId19">
         <w:r>
@@ -9756,26 +8815,10 @@
         <w:jc w:val="both"/>
       </w:pPr>
       <w:r>
-        <w:t xml:space="preserve">Currently, MONIMET Camera network images are distributed over </w:t>
-      </w:r>
-      <w:proofErr w:type="spellStart"/>
-      <w:r>
-        <w:t>Zenodo</w:t>
-      </w:r>
-      <w:proofErr w:type="spellEnd"/>
-      <w:r>
-        <w:t>, under “</w:t>
-      </w:r>
-      <w:r>
-        <w:t xml:space="preserve">Phenological time lapse images and data from </w:t>
-      </w:r>
-      <w:proofErr w:type="spellStart"/>
-      <w:r>
-        <w:t>Monimet</w:t>
-      </w:r>
-      <w:proofErr w:type="spellEnd"/>
-      <w:r>
-        <w:t xml:space="preserve"> EU Life+ project (LIFE12 ENV/FI/000409)</w:t>
+        <w:t>Currently, MONIMET Camera network images are distributed over Zenodo, under “</w:t>
+      </w:r>
+      <w:r>
+        <w:t>Phenological time lapse images and data from Monimet EU Life+ project (LIFE12 ENV/FI/000409)</w:t>
       </w:r>
       <w:r>
         <w:t>” community (</w:t>
@@ -9806,15 +8849,7 @@
         <w:t>MONIMET Camera Network i</w:t>
       </w:r>
       <w:r>
-        <w:t xml:space="preserve">s already in FMIPROT by default. They are included in the camera networks as “MONIMET Demo”. The network has about 5 images per day for the year 2016, from 4 cameras in located in </w:t>
-      </w:r>
-      <w:proofErr w:type="spellStart"/>
-      <w:r>
-        <w:t>Sodankylä</w:t>
-      </w:r>
-      <w:proofErr w:type="spellEnd"/>
-      <w:r>
-        <w:t>.</w:t>
+        <w:t>s already in FMIPROT by default. They are included in the camera networks as “MONIMET Demo”. The network has about 5 images per day for the year 2016, from 4 cameras in located in Sodankylä.</w:t>
       </w:r>
     </w:p>
     <w:p>
@@ -9837,31 +8872,15 @@
         <w:jc w:val="both"/>
       </w:pPr>
       <w:r>
-        <w:t xml:space="preserve">The software runs </w:t>
-      </w:r>
-      <w:proofErr w:type="gramStart"/>
-      <w:r>
-        <w:t>on the basis of</w:t>
-      </w:r>
-      <w:proofErr w:type="gramEnd"/>
-      <w:r>
-        <w:t xml:space="preserve"> setups, which is the total of settings and conditions of multiple analyses on images from multiple cameras. A setup can be saved as a file and loaded back to the software.</w:t>
-      </w:r>
-    </w:p>
-    <w:p>
-      <w:pPr>
-        <w:jc w:val="both"/>
-      </w:pPr>
-      <w:r>
-        <w:t xml:space="preserve">A setup contains multiple scenarios. Number of </w:t>
-      </w:r>
-      <w:proofErr w:type="gramStart"/>
-      <w:r>
-        <w:t>the scenarios</w:t>
-      </w:r>
-      <w:proofErr w:type="gramEnd"/>
-      <w:r>
-        <w:t xml:space="preserve"> a setup file can include is virtually infinite. Each scenario in a setup contains,</w:t>
+        <w:t>The software runs on the basis of setups, which is the total of settings and conditions of multiple analyses on images from multiple cameras. A setup can be saved as a file and loaded back to the software.</w:t>
+      </w:r>
+    </w:p>
+    <w:p>
+      <w:pPr>
+        <w:jc w:val="both"/>
+      </w:pPr>
+      <w:r>
+        <w:t>A setup contains multiple scenarios. Number of the scenarios a setup file can include is virtually infinite. Each scenario in a setup contains,</w:t>
       </w:r>
     </w:p>
     <w:p>
@@ -9899,13 +8918,8 @@
         </w:numPr>
         <w:jc w:val="both"/>
       </w:pPr>
-      <w:proofErr w:type="spellStart"/>
-      <w:r>
-        <w:t>Polygonic</w:t>
-      </w:r>
-      <w:proofErr w:type="spellEnd"/>
-      <w:r>
-        <w:t xml:space="preserve"> Mask Coordinates</w:t>
+      <w:r>
+        <w:t>Polygonic Mask Coordinates</w:t>
       </w:r>
     </w:p>
     <w:p>
@@ -9952,23 +8966,7 @@
         <w:jc w:val="both"/>
       </w:pPr>
       <w:r>
-        <w:t xml:space="preserve">Setup files </w:t>
-      </w:r>
-      <w:proofErr w:type="gramStart"/>
-      <w:r>
-        <w:t>gives</w:t>
-      </w:r>
-      <w:proofErr w:type="gramEnd"/>
-      <w:r>
-        <w:t xml:space="preserve"> user the ability to store their settings and conditions for </w:t>
-      </w:r>
-      <w:proofErr w:type="gramStart"/>
-      <w:r>
-        <w:t>analyses</w:t>
-      </w:r>
-      <w:proofErr w:type="gramEnd"/>
-      <w:r>
-        <w:t>, to be run on a different computer and/or by another user.</w:t>
+        <w:t>Setup files gives user the ability to store their settings and conditions for analyses, to be run on a different computer and/or by another user.</w:t>
       </w:r>
     </w:p>
     <w:p>
@@ -9995,38 +8993,17 @@
         <w:jc w:val="both"/>
       </w:pPr>
       <w:r>
-        <w:t>Setup files are text files with extension of “.</w:t>
-      </w:r>
-      <w:proofErr w:type="spellStart"/>
-      <w:r>
-        <w:t>cfg</w:t>
-      </w:r>
-      <w:proofErr w:type="spellEnd"/>
-      <w:r>
-        <w:t xml:space="preserve">”. The lines starting </w:t>
-      </w:r>
-      <w:proofErr w:type="gramStart"/>
-      <w:r>
-        <w:t>with ‘#’</w:t>
-      </w:r>
-      <w:proofErr w:type="gramEnd"/>
-      <w:r>
-        <w:t xml:space="preserve"> are comment lines and they are discarded. The lines starting with ‘!’ are the headers for the information in following lines until another header line is present. </w:t>
+        <w:t xml:space="preserve">Setup files are text files with extension of “.cfg”. The lines starting with ‘#’ are comment lines and they are discarded. The lines starting with ‘!’ are the headers for the information in following lines until another header line is present. </w:t>
       </w:r>
       <w:r>
         <w:t>Lines that do</w:t>
       </w:r>
       <w:r>
-        <w:t xml:space="preserve"> not start with those two characters </w:t>
-      </w:r>
-      <w:proofErr w:type="gramStart"/>
-      <w:r>
-        <w:t xml:space="preserve">are </w:t>
+        <w:t xml:space="preserve"> not start with those two characters are </w:t>
       </w:r>
       <w:r>
         <w:t>carrying</w:t>
       </w:r>
-      <w:proofErr w:type="gramEnd"/>
       <w:r>
         <w:t xml:space="preserve"> the information according to the header above them.</w:t>
       </w:r>
@@ -10036,103 +9013,23 @@
         <w:jc w:val="both"/>
       </w:pPr>
       <w:r>
-        <w:t xml:space="preserve">Each line has values divided by tabs (\t) for both header lines and the normal lines. These values in header lines are the keys for the following lines and the values in normal lines are the values for those keys. The values in the entry lines can have different types. If the value is inside single quotation marks, ('value') the type is string. If it has a dot inside (23.5) the type is </w:t>
-      </w:r>
-      <w:proofErr w:type="gramStart"/>
-      <w:r>
-        <w:t>float</w:t>
-      </w:r>
-      <w:proofErr w:type="gramEnd"/>
-      <w:r>
-        <w:t xml:space="preserve">. If the value is inside brackets and divided by commas ([value1,’value2’,]) it is a list of values. </w:t>
-      </w:r>
-      <w:proofErr w:type="gramStart"/>
-      <w:r>
-        <w:t>Otherwise</w:t>
-      </w:r>
-      <w:proofErr w:type="gramEnd"/>
-      <w:r>
-        <w:t xml:space="preserve"> the type is integer. The values in lists can also be string, </w:t>
-      </w:r>
-      <w:proofErr w:type="gramStart"/>
-      <w:r>
-        <w:t>float</w:t>
-      </w:r>
-      <w:proofErr w:type="gramEnd"/>
-      <w:r>
-        <w:t xml:space="preserve"> or integer. </w:t>
-      </w:r>
-    </w:p>
-    <w:p>
-      <w:pPr>
-        <w:jc w:val="both"/>
-      </w:pPr>
-      <w:r>
-        <w:t>indicates an entry with ‘name’ as ‘Kumpula North</w:t>
-      </w:r>
-      <w:proofErr w:type="gramStart"/>
-      <w:r>
-        <w:t>’, ‘</w:t>
-      </w:r>
-      <w:proofErr w:type="gramEnd"/>
-      <w:r>
-        <w:t>network’ as ‘MONIMET</w:t>
-      </w:r>
-      <w:proofErr w:type="gramStart"/>
-      <w:r>
-        <w:t>’, ‘</w:t>
-      </w:r>
-      <w:proofErr w:type="gramEnd"/>
-      <w:r>
-        <w:t xml:space="preserve">number’ as </w:t>
-      </w:r>
-      <w:proofErr w:type="gramStart"/>
-      <w:r>
-        <w:t>32, ‘</w:t>
-      </w:r>
-      <w:proofErr w:type="gramEnd"/>
-      <w:r>
-        <w:t>channels’ as ‘</w:t>
-      </w:r>
-      <w:proofErr w:type="spellStart"/>
-      <w:r>
-        <w:t>red’,’green</w:t>
-      </w:r>
-      <w:proofErr w:type="spellEnd"/>
-      <w:r>
-        <w:t>’ and ’blue</w:t>
-      </w:r>
-      <w:proofErr w:type="gramStart"/>
-      <w:r>
-        <w:t>’, ‘</w:t>
-      </w:r>
-      <w:proofErr w:type="gramEnd"/>
-      <w:r>
-        <w:t>latitude’ as 60.2037 and ‘longitude’ as \t24.9605.</w:t>
-      </w:r>
-    </w:p>
-    <w:p>
-      <w:pPr>
-        <w:jc w:val="both"/>
-      </w:pPr>
-      <w:r>
-        <w:t>There is a special value format for the normal lines. If the value is ‘NE#</w:t>
-      </w:r>
-      <w:proofErr w:type="gramStart"/>
-      <w:r>
-        <w:t>’ ,as</w:t>
-      </w:r>
-      <w:proofErr w:type="gramEnd"/>
-      <w:r>
-        <w:t xml:space="preserve"> ‘#’ is an integer number, it indicates that this value is </w:t>
-      </w:r>
-      <w:proofErr w:type="gramStart"/>
-      <w:r>
-        <w:t>actually the</w:t>
-      </w:r>
-      <w:proofErr w:type="gramEnd"/>
-      <w:r>
-        <w:t xml:space="preserve"> next #</w:t>
+        <w:t xml:space="preserve">Each line has values divided by tabs (\t) for both header lines and the normal lines. These values in header lines are the keys for the following lines and the values in normal lines are the values for those keys. The values in the entry lines can have different types. If the value is inside single quotation marks, ('value') the type is string. If it has a dot inside (23.5) the type is float. If the value is inside brackets and divided by commas ([value1,’value2’,]) it is a list of values. Otherwise the type is integer. The values in lists can also be string, float or integer. </w:t>
+      </w:r>
+    </w:p>
+    <w:p>
+      <w:pPr>
+        <w:jc w:val="both"/>
+      </w:pPr>
+      <w:r>
+        <w:t>indicates an entry with ‘name’ as ‘Kumpula North’, ‘network’ as ‘MONIMET’, ‘number’ as 32, ‘channels’ as ‘red’,’green’ and ’blue’, ‘latitude’ as 60.2037 and ‘longitude’ as \t24.9605.</w:t>
+      </w:r>
+    </w:p>
+    <w:p>
+      <w:pPr>
+        <w:jc w:val="both"/>
+      </w:pPr>
+      <w:r>
+        <w:t>There is a special value format for the normal lines. If the value is ‘NE#’ ,as ‘#’ is an integer number, it indicates that this value is actually the next #</w:t>
       </w:r>
       <w:r>
         <w:rPr>
@@ -10389,11 +9286,9 @@
             <w:pPr>
               <w:jc w:val="both"/>
             </w:pPr>
-            <w:proofErr w:type="spellStart"/>
             <w:r>
               <w:t>polygonicmask</w:t>
             </w:r>
-            <w:proofErr w:type="spellEnd"/>
           </w:p>
         </w:tc>
         <w:tc>
@@ -10511,23 +9406,7 @@
               <w:jc w:val="both"/>
             </w:pPr>
             <w:r>
-              <w:t xml:space="preserve">Parameters for the analysis </w:t>
-            </w:r>
-            <w:proofErr w:type="gramStart"/>
-            <w:r>
-              <w:t>number #.</w:t>
-            </w:r>
-            <w:proofErr w:type="gramEnd"/>
-            <w:r>
-              <w:t xml:space="preserve"> Value of this key is given as lines using NE# value. Keys used in analysis parameters are ‘id</w:t>
-            </w:r>
-            <w:proofErr w:type="gramStart"/>
-            <w:r>
-              <w:t>’, ‘</w:t>
-            </w:r>
-            <w:proofErr w:type="gramEnd"/>
-            <w:r>
-              <w:t xml:space="preserve">name’ and the parameters from the </w:t>
+              <w:t xml:space="preserve">Parameters for the analysis number #. Value of this key is given as lines using NE# value. Keys used in analysis parameters are ‘id’, ‘name’ and the parameters from the </w:t>
             </w:r>
             <w:r>
               <w:lastRenderedPageBreak/>
@@ -10556,6 +9435,7 @@
               <w:jc w:val="both"/>
             </w:pPr>
             <w:r>
+              <w:lastRenderedPageBreak/>
               <w:t>id</w:t>
             </w:r>
           </w:p>
@@ -10629,19 +9509,11 @@
           <w:rFonts w:ascii="Ubuntu Mono" w:hAnsi="Ubuntu Mono"/>
         </w:rPr>
       </w:pPr>
-      <w:proofErr w:type="gramStart"/>
       <w:r>
         <w:rPr>
           <w:rFonts w:ascii="Ubuntu Mono" w:hAnsi="Ubuntu Mono"/>
         </w:rPr>
-        <w:t>!name</w:t>
-      </w:r>
-      <w:proofErr w:type="gramEnd"/>
-      <w:r>
-        <w:rPr>
-          <w:rFonts w:ascii="Ubuntu Mono" w:hAnsi="Ubuntu Mono"/>
-        </w:rPr>
-        <w:t>\tanalysis-1\tthresholds\tpolygonicmask\tsource\tanalyses\ttemporal</w:t>
+        <w:t>!name\tanalysis-1\tthresholds\tpolygonicmask\tsource\tanalyses\ttemporal</w:t>
       </w:r>
     </w:p>
     <w:p>
@@ -10679,103 +9551,11 @@
           <w:rFonts w:ascii="Ubuntu Mono" w:hAnsi="Ubuntu Mono"/>
         </w:rPr>
       </w:pPr>
-      <w:proofErr w:type="gramStart"/>
       <w:r>
         <w:rPr>
           <w:rFonts w:ascii="Ubuntu Mono" w:hAnsi="Ubuntu Mono"/>
         </w:rPr>
-        <w:t>!Exclude</w:t>
-      </w:r>
-      <w:proofErr w:type="gramEnd"/>
-      <w:r>
-        <w:rPr>
-          <w:rFonts w:ascii="Ubuntu Mono" w:hAnsi="Ubuntu Mono"/>
-        </w:rPr>
-        <w:t xml:space="preserve"> burned pixels\</w:t>
-      </w:r>
-      <w:proofErr w:type="spellStart"/>
-      <w:r>
-        <w:rPr>
-          <w:rFonts w:ascii="Ubuntu Mono" w:hAnsi="Ubuntu Mono"/>
-        </w:rPr>
-        <w:t>tname</w:t>
-      </w:r>
-      <w:proofErr w:type="spellEnd"/>
-      <w:r>
-        <w:rPr>
-          <w:rFonts w:ascii="Ubuntu Mono" w:hAnsi="Ubuntu Mono"/>
-        </w:rPr>
-        <w:t>\</w:t>
-      </w:r>
-      <w:proofErr w:type="spellStart"/>
-      <w:r>
-        <w:rPr>
-          <w:rFonts w:ascii="Ubuntu Mono" w:hAnsi="Ubuntu Mono"/>
-        </w:rPr>
-        <w:t>tGreen</w:t>
-      </w:r>
-      <w:proofErr w:type="spellEnd"/>
-      <w:r>
-        <w:rPr>
-          <w:rFonts w:ascii="Ubuntu Mono" w:hAnsi="Ubuntu Mono"/>
-        </w:rPr>
-        <w:t xml:space="preserve"> Excess Index\</w:t>
-      </w:r>
-      <w:proofErr w:type="spellStart"/>
-      <w:r>
-        <w:rPr>
-          <w:rFonts w:ascii="Ubuntu Mono" w:hAnsi="Ubuntu Mono"/>
-        </w:rPr>
-        <w:t>tRed</w:t>
-      </w:r>
-      <w:proofErr w:type="spellEnd"/>
-      <w:r>
-        <w:rPr>
-          <w:rFonts w:ascii="Ubuntu Mono" w:hAnsi="Ubuntu Mono"/>
-        </w:rPr>
-        <w:t xml:space="preserve"> Fraction\</w:t>
-      </w:r>
-      <w:proofErr w:type="spellStart"/>
-      <w:r>
-        <w:rPr>
-          <w:rFonts w:ascii="Ubuntu Mono" w:hAnsi="Ubuntu Mono"/>
-        </w:rPr>
-        <w:t>tGreen</w:t>
-      </w:r>
-      <w:proofErr w:type="spellEnd"/>
-      <w:r>
-        <w:rPr>
-          <w:rFonts w:ascii="Ubuntu Mono" w:hAnsi="Ubuntu Mono"/>
-        </w:rPr>
-        <w:t xml:space="preserve"> Fraction\</w:t>
-      </w:r>
-      <w:proofErr w:type="spellStart"/>
-      <w:r>
-        <w:rPr>
-          <w:rFonts w:ascii="Ubuntu Mono" w:hAnsi="Ubuntu Mono"/>
-        </w:rPr>
-        <w:t>tid</w:t>
-      </w:r>
-      <w:proofErr w:type="spellEnd"/>
-      <w:r>
-        <w:rPr>
-          <w:rFonts w:ascii="Ubuntu Mono" w:hAnsi="Ubuntu Mono"/>
-        </w:rPr>
-        <w:t>\</w:t>
-      </w:r>
-      <w:proofErr w:type="spellStart"/>
-      <w:r>
-        <w:rPr>
-          <w:rFonts w:ascii="Ubuntu Mono" w:hAnsi="Ubuntu Mono"/>
-        </w:rPr>
-        <w:t>tGreen</w:t>
-      </w:r>
-      <w:proofErr w:type="spellEnd"/>
-      <w:r>
-        <w:rPr>
-          <w:rFonts w:ascii="Ubuntu Mono" w:hAnsi="Ubuntu Mono"/>
-        </w:rPr>
-        <w:t>-Red Vegetation Index</w:t>
+        <w:t>!Exclude burned pixels\tname\tGreen Excess Index\tRed Fraction\tGreen Fraction\tid\tGreen-Red Vegetation Index</w:t>
       </w:r>
     </w:p>
     <w:p>
@@ -10796,29 +9576,7 @@
         <w:rPr>
           <w:rFonts w:ascii="Ubuntu Mono" w:hAnsi="Ubuntu Mono"/>
         </w:rPr>
-        <w:t>'</w:t>
-      </w:r>
-      <w:proofErr w:type="gramStart"/>
-      <w:r>
-        <w:rPr>
-          <w:rFonts w:ascii="Ubuntu Mono" w:hAnsi="Ubuntu Mono"/>
-        </w:rPr>
-        <w:t>1'\</w:t>
-      </w:r>
-      <w:proofErr w:type="spellStart"/>
-      <w:proofErr w:type="gramEnd"/>
-      <w:r>
-        <w:rPr>
-          <w:rFonts w:ascii="Ubuntu Mono" w:hAnsi="Ubuntu Mono"/>
-        </w:rPr>
-        <w:t>t'Vegetation</w:t>
-      </w:r>
-      <w:proofErr w:type="spellEnd"/>
-      <w:r>
-        <w:rPr>
-          <w:rFonts w:ascii="Ubuntu Mono" w:hAnsi="Ubuntu Mono"/>
-        </w:rPr>
-        <w:t xml:space="preserve"> Indices'\t'1'\t'0'\t'0'\t'PHENO000'\t'1'</w:t>
+        <w:t>'1'\t'Vegetation Indices'\t'1'\t'0'\t'0'\t'PHENO000'\t'1'</w:t>
       </w:r>
     </w:p>
     <w:p>
@@ -10865,19 +9623,11 @@
           <w:rFonts w:ascii="Ubuntu Mono" w:hAnsi="Ubuntu Mono"/>
         </w:rPr>
       </w:pPr>
-      <w:proofErr w:type="gramStart"/>
       <w:r>
         <w:rPr>
           <w:rFonts w:ascii="Ubuntu Mono" w:hAnsi="Ubuntu Mono"/>
         </w:rPr>
-        <w:t>!username</w:t>
-      </w:r>
-      <w:proofErr w:type="gramEnd"/>
-      <w:r>
-        <w:rPr>
-          <w:rFonts w:ascii="Ubuntu Mono" w:hAnsi="Ubuntu Mono"/>
-        </w:rPr>
-        <w:t>\tnetworkid\tprotocol\tchannels\thost\tdevice\tpath\tpassword\tdevicestate\tname\tnetwork\tlastimagetime\tfilenameformat\tnumberofimages</w:t>
+        <w:t>!username\tnetworkid\tprotocol\tchannels\thost\tdevice\tpath\tpassword\tdevicestate\tname\tnetwork\tlastimagetime\tfilenameformat\tnumberofimages</w:t>
       </w:r>
     </w:p>
     <w:p>
@@ -10898,61 +9648,25 @@
         <w:rPr>
           <w:rFonts w:ascii="Ubuntu Mono" w:hAnsi="Ubuntu Mono"/>
         </w:rPr>
-        <w:t>'</w:t>
-      </w:r>
-      <w:proofErr w:type="gramStart"/>
-      <w:r>
+        <w:t>'monimet_user'\t'1'\t'FTP'\t'red','green','blue'\t'litdb.fmi.fi'\t'camera'\t'cameras/kenttarova_spruce/canopy'\t'*'\t'ON'\t'Kenttarova Spruce Canopy'\t'MONIMET'\t'20160621_120000'\t'ken_spr_canopy_%Y%m%d_%H%M%S.jpg'\t'13592'</w:t>
+      </w:r>
+    </w:p>
+    <w:p>
+      <w:pPr>
+        <w:spacing w:line="360" w:lineRule="auto"/>
+        <w:jc w:val="both"/>
         <w:rPr>
           <w:rFonts w:ascii="Ubuntu Mono" w:hAnsi="Ubuntu Mono"/>
         </w:rPr>
-        <w:t>monimet</w:t>
-      </w:r>
-      <w:proofErr w:type="gramEnd"/>
-      <w:r>
-        <w:rPr>
-          <w:rFonts w:ascii="Ubuntu Mono" w:hAnsi="Ubuntu Mono"/>
-        </w:rPr>
-        <w:t>_user'\t'1'\t'FTP'\t'red','green','blue'\</w:t>
-      </w:r>
-      <w:proofErr w:type="gramStart"/>
-      <w:r>
-        <w:rPr>
-          <w:rFonts w:ascii="Ubuntu Mono" w:hAnsi="Ubuntu Mono"/>
-        </w:rPr>
-        <w:t>t'litdb.fmi.fi</w:t>
-      </w:r>
-      <w:proofErr w:type="gramEnd"/>
-      <w:r>
-        <w:rPr>
-          <w:rFonts w:ascii="Ubuntu Mono" w:hAnsi="Ubuntu Mono"/>
-        </w:rPr>
-        <w:t>'\t'camera'\t'cameras/kenttarova_spruce/canopy'\t'*'\t'ON'\t'Kenttarova Spruce Canopy'\t'MONIMET'\t'20160621_120000'\t'ken_spr_canopy_%Y%m%d_%H%M%S.jpg'\t'13592'</w:t>
-      </w:r>
+      </w:pPr>
     </w:p>
     <w:p>
       <w:pPr>
         <w:spacing w:line="360" w:lineRule="auto"/>
         <w:jc w:val="both"/>
-        <w:rPr>
-          <w:rFonts w:ascii="Ubuntu Mono" w:hAnsi="Ubuntu Mono"/>
-        </w:rPr>
-      </w:pPr>
-    </w:p>
-    <w:p>
-      <w:pPr>
-        <w:spacing w:line="360" w:lineRule="auto"/>
-        <w:jc w:val="both"/>
-      </w:pPr>
-      <w:r>
-        <w:t xml:space="preserve">The lines above </w:t>
-      </w:r>
-      <w:proofErr w:type="gramStart"/>
-      <w:r>
-        <w:t>indicates</w:t>
-      </w:r>
-      <w:proofErr w:type="gramEnd"/>
-      <w:r>
-        <w:t xml:space="preserve"> a setup. First line is headers of the setup for scenario(s). In the second line a scenario is seen. The parameters of the scenario are:</w:t>
+      </w:pPr>
+      <w:r>
+        <w:t>The lines above indicates a setup. First line is headers of the setup for scenario(s). In the second line a scenario is seen. The parameters of the scenario are:</w:t>
       </w:r>
     </w:p>
     <w:p>
@@ -11109,15 +9823,7 @@
         <w:jc w:val="both"/>
       </w:pPr>
       <w:r>
-        <w:t xml:space="preserve">Since this entry is the next 1st entry after a NE# value, it is </w:t>
-      </w:r>
-      <w:proofErr w:type="gramStart"/>
-      <w:r>
-        <w:t>actually NE1</w:t>
-      </w:r>
-      <w:proofErr w:type="gramEnd"/>
-      <w:r>
-        <w:t>, which is “Parameters of Analysis 1”.</w:t>
+        <w:t>Since this entry is the next 1st entry after a NE# value, it is actually NE1, which is “Parameters of Analysis 1”.</w:t>
       </w:r>
     </w:p>
     <w:p>
@@ -11174,15 +9880,7 @@
         <w:t>nd</w:t>
       </w:r>
       <w:r>
-        <w:t xml:space="preserve"> entry after a NE# value, it is </w:t>
-      </w:r>
-      <w:proofErr w:type="gramStart"/>
-      <w:r>
-        <w:t>actually NE2</w:t>
-      </w:r>
-      <w:proofErr w:type="gramEnd"/>
-      <w:r>
-        <w:t>, which is “Polygon coordinates for the mask”. ‘0’ is the first and ‘1’ is the second polygon coordinates.</w:t>
+        <w:t xml:space="preserve"> entry after a NE# value, it is actually NE2, which is “Polygon coordinates for the mask”. ‘0’ is the first and ‘1’ is the second polygon coordinates.</w:t>
       </w:r>
     </w:p>
     <w:p>
@@ -11215,26 +9913,16 @@
         <w:jc w:val="both"/>
       </w:pPr>
       <w:r>
-        <w:t xml:space="preserve">username: </w:t>
-      </w:r>
-      <w:proofErr w:type="spellStart"/>
-      <w:r>
-        <w:t>monimet_user</w:t>
-      </w:r>
-      <w:proofErr w:type="spellEnd"/>
+        <w:t>username: monimet_user</w:t>
+      </w:r>
     </w:p>
     <w:p>
       <w:pPr>
         <w:spacing w:line="360" w:lineRule="auto"/>
         <w:jc w:val="both"/>
       </w:pPr>
-      <w:proofErr w:type="spellStart"/>
-      <w:r>
-        <w:t>networkid</w:t>
-      </w:r>
-      <w:proofErr w:type="spellEnd"/>
-      <w:r>
-        <w:t>: 1</w:t>
+      <w:r>
+        <w:t>networkid: 1</w:t>
       </w:r>
     </w:p>
     <w:p>
@@ -11279,15 +9967,7 @@
         <w:jc w:val="both"/>
       </w:pPr>
       <w:r>
-        <w:t>path: cameras/</w:t>
-      </w:r>
-      <w:proofErr w:type="spellStart"/>
-      <w:r>
-        <w:t>kenttarova_spruce</w:t>
-      </w:r>
-      <w:proofErr w:type="spellEnd"/>
-      <w:r>
-        <w:t>/canopy</w:t>
+        <w:t>path: cameras/kenttarova_spruce/canopy</w:t>
       </w:r>
     </w:p>
     <w:p>
@@ -11304,13 +9984,8 @@
         <w:spacing w:line="360" w:lineRule="auto"/>
         <w:jc w:val="both"/>
       </w:pPr>
-      <w:proofErr w:type="spellStart"/>
-      <w:r>
-        <w:t>devicestate</w:t>
-      </w:r>
-      <w:proofErr w:type="spellEnd"/>
-      <w:r>
-        <w:t>: ON</w:t>
+      <w:r>
+        <w:t>devicestate: ON</w:t>
       </w:r>
     </w:p>
     <w:p>
@@ -11319,15 +9994,7 @@
         <w:jc w:val="both"/>
       </w:pPr>
       <w:r>
-        <w:t xml:space="preserve">name: </w:t>
-      </w:r>
-      <w:proofErr w:type="spellStart"/>
-      <w:r>
-        <w:t>Kenttarova</w:t>
-      </w:r>
-      <w:proofErr w:type="spellEnd"/>
-      <w:r>
-        <w:t xml:space="preserve"> Spruce Canopy</w:t>
+        <w:t>name: Kenttarova Spruce Canopy</w:t>
       </w:r>
     </w:p>
     <w:p>
@@ -11344,13 +10011,8 @@
         <w:spacing w:line="360" w:lineRule="auto"/>
         <w:jc w:val="both"/>
       </w:pPr>
-      <w:proofErr w:type="spellStart"/>
-      <w:r>
-        <w:t>lastimagetime</w:t>
-      </w:r>
-      <w:proofErr w:type="spellEnd"/>
-      <w:r>
-        <w:t>: 2016</w:t>
+      <w:r>
+        <w:t>lastimagetime: 2016</w:t>
       </w:r>
       <w:r>
         <w:t>-</w:t>
@@ -11388,13 +10050,8 @@
         <w:spacing w:line="360" w:lineRule="auto"/>
         <w:jc w:val="both"/>
       </w:pPr>
-      <w:proofErr w:type="spellStart"/>
-      <w:r>
-        <w:t>filenameformat</w:t>
-      </w:r>
-      <w:proofErr w:type="spellEnd"/>
-      <w:r>
-        <w:t>: ken_spr_canopy_%Y%m%d_%H%M%S.jpg</w:t>
+      <w:r>
+        <w:t>filenameformat: ken_spr_canopy_%Y%m%d_%H%M%S.jpg</w:t>
       </w:r>
     </w:p>
     <w:p>
@@ -11402,13 +10059,8 @@
         <w:spacing w:line="360" w:lineRule="auto"/>
         <w:jc w:val="both"/>
       </w:pPr>
-      <w:proofErr w:type="spellStart"/>
-      <w:r>
-        <w:t>numberofimages</w:t>
-      </w:r>
-      <w:proofErr w:type="spellEnd"/>
-      <w:r>
-        <w:t xml:space="preserve"> 13592</w:t>
+      <w:r>
+        <w:t>numberofimages 13592</w:t>
       </w:r>
     </w:p>
     <w:p>
@@ -11432,15 +10084,7 @@
         <w:t>rd</w:t>
       </w:r>
       <w:r>
-        <w:t xml:space="preserve"> entry after a NE# value, it is </w:t>
-      </w:r>
-      <w:proofErr w:type="gramStart"/>
-      <w:r>
-        <w:t>actually NE3</w:t>
-      </w:r>
-      <w:proofErr w:type="gramEnd"/>
-      <w:r>
-        <w:t>, which is “Camera parameters”. (See CNIF section for the meanings of keys)</w:t>
+        <w:t xml:space="preserve"> entry after a NE# value, it is actually NE3, which is “Camera parameters”. (See CNIF section for the meanings of keys)</w:t>
       </w:r>
     </w:p>
     <w:p>
@@ -11565,7 +10209,7 @@
               </wp:anchor>
             </w:drawing>
           </mc:Choice>
-          <mc:Fallback xmlns:a="http://schemas.openxmlformats.org/drawingml/2006/main" xmlns:pic="http://schemas.openxmlformats.org/drawingml/2006/picture" xmlns:a14="http://schemas.microsoft.com/office/drawing/2010/main">
+          <mc:Fallback xmlns:a14="http://schemas.microsoft.com/office/drawing/2010/main" xmlns:pic="http://schemas.openxmlformats.org/drawingml/2006/picture" xmlns:a="http://schemas.openxmlformats.org/drawingml/2006/main">
             <w:pict w14:anchorId="2CF2DBC5">
               <v:shapetype id="_x0000_t49" coordsize="21600,21600" o:spt="49" adj="23400,24400,25200,21600,25200,4050,23400,4050" path="m@0@1l@2@3@4@5@6@7nfem,l21600,r,21600l,21600xe" w14:anchorId="75F816BE">
                 <v:stroke joinstyle="miter"/>
@@ -11709,7 +10353,7 @@
               </wp:anchor>
             </w:drawing>
           </mc:Choice>
-          <mc:Fallback xmlns:a="http://schemas.openxmlformats.org/drawingml/2006/main" xmlns:pic="http://schemas.openxmlformats.org/drawingml/2006/picture" xmlns:a14="http://schemas.microsoft.com/office/drawing/2010/main">
+          <mc:Fallback xmlns:a14="http://schemas.microsoft.com/office/drawing/2010/main" xmlns:pic="http://schemas.openxmlformats.org/drawingml/2006/picture" xmlns:a="http://schemas.openxmlformats.org/drawingml/2006/main">
             <w:pict w14:anchorId="4A10148E">
               <v:shapetype id="_x0000_t47" coordsize="21600,21600" o:spt="47" adj="-8280,24300,-1800,4050" path="m@0@1l@2@3nfem,l21600,r,21600l,21600xe" w14:anchorId="53C4C21D">
                 <v:stroke joinstyle="miter"/>
@@ -11905,7 +10549,7 @@
               </wp:anchor>
             </w:drawing>
           </mc:Choice>
-          <mc:Fallback xmlns:a="http://schemas.openxmlformats.org/drawingml/2006/main" xmlns:pic="http://schemas.openxmlformats.org/drawingml/2006/picture" xmlns:a14="http://schemas.microsoft.com/office/drawing/2010/main">
+          <mc:Fallback xmlns:a14="http://schemas.microsoft.com/office/drawing/2010/main" xmlns:pic="http://schemas.openxmlformats.org/drawingml/2006/picture" xmlns:a="http://schemas.openxmlformats.org/drawingml/2006/main">
             <w:pict w14:anchorId="189D4F6C">
               <v:shape id="Line Callout 3 20" style="position:absolute;margin-left:139.95pt;margin-top:.9pt;width:138.2pt;height:27.6pt;z-index:251674112;visibility:visible;mso-wrap-style:square;mso-height-percent:0;mso-wrap-distance-left:9pt;mso-wrap-distance-top:0;mso-wrap-distance-right:9pt;mso-wrap-distance-bottom:0;mso-position-horizontal:absolute;mso-position-horizontal-relative:text;mso-position-vertical:absolute;mso-position-vertical-relative:text;mso-height-percent:0;mso-height-relative:margin;v-text-anchor:middle" o:spid="_x0000_s1028" fillcolor="#f07f09 [3204]" strokecolor="yellow" strokeweight="1pt" type="#_x0000_t49" adj="-2070,-48176,-1979,-10856,-1979,10812,271,11262" o:gfxdata="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" w14:anchorId="760EF6A7">
                 <v:textbox>
@@ -12031,7 +10675,7 @@
               </wp:anchor>
             </w:drawing>
           </mc:Choice>
-          <mc:Fallback xmlns:a="http://schemas.openxmlformats.org/drawingml/2006/main" xmlns:pic="http://schemas.openxmlformats.org/drawingml/2006/picture" xmlns:a14="http://schemas.microsoft.com/office/drawing/2010/main">
+          <mc:Fallback xmlns:a14="http://schemas.microsoft.com/office/drawing/2010/main" xmlns:pic="http://schemas.openxmlformats.org/drawingml/2006/picture" xmlns:a="http://schemas.openxmlformats.org/drawingml/2006/main">
             <w:pict w14:anchorId="093D55E7">
               <v:shape id="Line Callout 3 19" style="position:absolute;margin-left:330.45pt;margin-top:-.45pt;width:138.2pt;height:27.6pt;z-index:251672064;visibility:visible;mso-wrap-style:square;mso-height-percent:0;mso-wrap-distance-left:9pt;mso-wrap-distance-top:0;mso-wrap-distance-right:9pt;mso-wrap-distance-bottom:0;mso-position-horizontal:absolute;mso-position-horizontal-relative:text;mso-position-vertical:absolute;mso-position-vertical-relative:text;mso-height-percent:0;mso-height-relative:margin;v-text-anchor:middle" o:spid="_x0000_s1029" fillcolor="#f07f09 [3204]" strokecolor="yellow" strokeweight="1pt" type="#_x0000_t49" adj="-2610,-8507,-2700,-9504,-2520,11263,271,11262" o:gfxdata="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" w14:anchorId="6256E6BE">
                 <v:textbox>
@@ -12157,7 +10801,7 @@
               </wp:anchor>
             </w:drawing>
           </mc:Choice>
-          <mc:Fallback xmlns:a="http://schemas.openxmlformats.org/drawingml/2006/main" xmlns:pic="http://schemas.openxmlformats.org/drawingml/2006/picture" xmlns:a14="http://schemas.microsoft.com/office/drawing/2010/main">
+          <mc:Fallback xmlns:a14="http://schemas.microsoft.com/office/drawing/2010/main" xmlns:pic="http://schemas.openxmlformats.org/drawingml/2006/picture" xmlns:a="http://schemas.openxmlformats.org/drawingml/2006/main">
             <w:pict w14:anchorId="4E78C093">
               <v:shape id="Line Callout 3 18" style="position:absolute;margin-left:329.95pt;margin-top:265.75pt;width:138.2pt;height:27.6pt;z-index:251670016;visibility:visible;mso-wrap-style:square;mso-height-percent:0;mso-wrap-distance-left:9pt;mso-wrap-distance-top:0;mso-wrap-distance-right:9pt;mso-wrap-distance-bottom:0;mso-position-horizontal:absolute;mso-position-horizontal-relative:text;mso-position-vertical:absolute;mso-position-vertical-relative:text;mso-height-percent:0;mso-height-relative:margin;v-text-anchor:middle" o:spid="_x0000_s1030" fillcolor="#f07f09 [3204]" strokecolor="yellow" strokeweight="1pt" type="#_x0000_t49" adj="-2610,-8507,-2700,-9504,-2520,11263,271,11262" o:gfxdata="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" w14:anchorId="15E09361">
                 <v:textbox>
@@ -12283,7 +10927,7 @@
               </wp:anchor>
             </w:drawing>
           </mc:Choice>
-          <mc:Fallback xmlns:a="http://schemas.openxmlformats.org/drawingml/2006/main" xmlns:pic="http://schemas.openxmlformats.org/drawingml/2006/picture" xmlns:a14="http://schemas.microsoft.com/office/drawing/2010/main">
+          <mc:Fallback xmlns:a14="http://schemas.microsoft.com/office/drawing/2010/main" xmlns:pic="http://schemas.openxmlformats.org/drawingml/2006/picture" xmlns:a="http://schemas.openxmlformats.org/drawingml/2006/main">
             <w:pict w14:anchorId="50CF63FF">
               <v:shape id="Line Callout 3 17" style="position:absolute;margin-left:139.95pt;margin-top:265.9pt;width:138.2pt;height:27.6pt;z-index:251667968;visibility:visible;mso-wrap-style:square;mso-height-percent:0;mso-wrap-distance-left:9pt;mso-wrap-distance-top:0;mso-wrap-distance-right:9pt;mso-wrap-distance-bottom:0;mso-position-horizontal:absolute;mso-position-horizontal-relative:text;mso-position-vertical:absolute;mso-position-vertical-relative:text;mso-height-percent:0;mso-height-relative:margin;v-text-anchor:middle" o:spid="_x0000_s1031" fillcolor="#f07f09 [3204]" strokecolor="yellow" strokeweight="1pt" type="#_x0000_t49" adj="-2610,-8507,-2700,-9504,-2520,11263,271,11262" o:gfxdata="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" w14:anchorId="273C84BB">
                 <v:textbox>
@@ -12391,15 +11035,7 @@
         <w:jc w:val="both"/>
       </w:pPr>
       <w:r>
-        <w:t xml:space="preserve">Resets all the </w:t>
-      </w:r>
-      <w:proofErr w:type="gramStart"/>
-      <w:r>
-        <w:t>setup</w:t>
-      </w:r>
-      <w:proofErr w:type="gramEnd"/>
-      <w:r>
-        <w:t>.</w:t>
+        <w:t>Resets all the setup.</w:t>
       </w:r>
     </w:p>
     <w:p>
@@ -12433,15 +11069,7 @@
         <w:jc w:val="both"/>
       </w:pPr>
       <w:r>
-        <w:t xml:space="preserve">If the setup file is already on the disk, </w:t>
-      </w:r>
-      <w:proofErr w:type="gramStart"/>
-      <w:r>
-        <w:t>saves</w:t>
-      </w:r>
-      <w:proofErr w:type="gramEnd"/>
-      <w:r>
-        <w:t xml:space="preserve"> the changes. If it is a new setup, opens a dialog to choose the directory and file name to save the setup as a setup file.</w:t>
+        <w:t>If the setup file is already on the disk, saves the changes. If it is a new setup, opens a dialog to choose the directory and file name to save the setup as a setup file.</w:t>
       </w:r>
     </w:p>
     <w:p>
@@ -12492,23 +11120,7 @@
         <w:jc w:val="both"/>
       </w:pPr>
       <w:r>
-        <w:t xml:space="preserve">Runs all scenarios in the setup. The software may seem like not responding when it is running analyses. </w:t>
-      </w:r>
-      <w:proofErr w:type="gramStart"/>
-      <w:r>
-        <w:t>User</w:t>
-      </w:r>
-      <w:proofErr w:type="gramEnd"/>
-      <w:r>
-        <w:t xml:space="preserve"> can follow what is going on from the terminal/console if there </w:t>
-      </w:r>
-      <w:proofErr w:type="gramStart"/>
-      <w:r>
-        <w:t>is</w:t>
-      </w:r>
-      <w:proofErr w:type="gramEnd"/>
-      <w:r>
-        <w:t xml:space="preserve"> any outputs during the analyses.</w:t>
+        <w:t>Runs all scenarios in the setup. The software may seem like not responding when it is running analyses. User can follow what is going on from the terminal/console if there is any outputs during the analyses.</w:t>
       </w:r>
     </w:p>
     <w:p>
@@ -12583,15 +11195,7 @@
         <w:jc w:val="both"/>
       </w:pPr>
       <w:r>
-        <w:t xml:space="preserve">Creates a scenario with the same values </w:t>
-      </w:r>
-      <w:proofErr w:type="gramStart"/>
-      <w:r>
-        <w:t>of</w:t>
-      </w:r>
-      <w:proofErr w:type="gramEnd"/>
-      <w:r>
-        <w:t xml:space="preserve"> the current scenario.</w:t>
+        <w:t>Creates a scenario with the same values of the current scenario.</w:t>
       </w:r>
     </w:p>
     <w:p>
@@ -12608,15 +11212,7 @@
         <w:jc w:val="both"/>
       </w:pPr>
       <w:r>
-        <w:t xml:space="preserve">Creates a scenario with the same values </w:t>
-      </w:r>
-      <w:proofErr w:type="gramStart"/>
-      <w:r>
-        <w:t>of</w:t>
-      </w:r>
-      <w:proofErr w:type="gramEnd"/>
-      <w:r>
-        <w:t xml:space="preserve"> the current scenario except the masking options.</w:t>
+        <w:t>Creates a scenario with the same values of the current scenario except the masking options.</w:t>
       </w:r>
     </w:p>
     <w:p>
@@ -12634,37 +11230,13 @@
         <w:jc w:val="both"/>
       </w:pPr>
       <w:r>
-        <w:t xml:space="preserve">Runs the current scenario in the setup. The software may seem like not responding when it is running analyses. </w:t>
-      </w:r>
-      <w:proofErr w:type="gramStart"/>
-      <w:r>
-        <w:t>User</w:t>
-      </w:r>
-      <w:proofErr w:type="gramEnd"/>
-      <w:r>
-        <w:t xml:space="preserve"> can follow what is going on from the </w:t>
+        <w:t xml:space="preserve">Runs the current scenario in the setup. The software may seem like not responding when it is running analyses. User can follow what is going on from the </w:t>
       </w:r>
       <w:r>
         <w:t>log/t</w:t>
       </w:r>
       <w:r>
-        <w:t xml:space="preserve">erminal/console if there </w:t>
-      </w:r>
-      <w:proofErr w:type="gramStart"/>
-      <w:r>
-        <w:t>is</w:t>
-      </w:r>
-      <w:proofErr w:type="gramEnd"/>
-      <w:r>
-        <w:t xml:space="preserve"> any </w:t>
-      </w:r>
-      <w:proofErr w:type="gramStart"/>
-      <w:r>
-        <w:t>outputs</w:t>
-      </w:r>
-      <w:proofErr w:type="gramEnd"/>
-      <w:r>
-        <w:t xml:space="preserve"> during the analyses.</w:t>
+        <w:t>erminal/console if there is any outputs during the analyses.</w:t>
       </w:r>
     </w:p>
     <w:p>
@@ -12840,31 +11412,7 @@
         <w:t>Edit Sources</w:t>
       </w:r>
       <w:r>
-        <w:t xml:space="preserve">” window option is used. If the communication protocol of the camera network is ‘LOCAL* (i.e. CNIF is </w:t>
-      </w:r>
-      <w:proofErr w:type="gramStart"/>
-      <w:r>
-        <w:t>in</w:t>
-      </w:r>
-      <w:proofErr w:type="gramEnd"/>
-      <w:r>
-        <w:t xml:space="preserve"> the local computer) </w:t>
-      </w:r>
-      <w:proofErr w:type="gramStart"/>
-      <w:r>
-        <w:t>the CNIF</w:t>
-      </w:r>
-      <w:proofErr w:type="gramEnd"/>
-      <w:r>
-        <w:t xml:space="preserve"> is updated. If not, program exports a CNIF file so that the user can update the one in the FTP or HTTP server with that one. </w:t>
-      </w:r>
-      <w:proofErr w:type="gramStart"/>
-      <w:r>
-        <w:t>User</w:t>
-      </w:r>
-      <w:proofErr w:type="gramEnd"/>
-      <w:r>
-        <w:t xml:space="preserve"> should notice that it may take some time to read the updated file over HTTP since most platforms cache files for some time over HTTP. To discard the changes done after opening the window or last time saves are changed, the user can use </w:t>
+        <w:t xml:space="preserve">” window option is used. If the communication protocol of the camera network is ‘LOCAL* (i.e. CNIF is in the local computer) the CNIF is updated. If not, program exports a CNIF file so that the user can update the one in the FTP or HTTP server with that one. User should notice that it may take some time to read the updated file over HTTP since most platforms cache files for some time over HTTP. To discard the changes done after opening the window or last time saves are changed, the user can use </w:t>
       </w:r>
       <w:r>
         <w:rPr>
@@ -12897,15 +11445,7 @@
     </w:p>
     <w:p>
       <w:r>
-        <w:t xml:space="preserve">This wizard helps user to add a camera network by using a CNIF in an online location, such as a website or FTP server. Dialog will </w:t>
-      </w:r>
-      <w:proofErr w:type="gramStart"/>
-      <w:r>
-        <w:t>ask</w:t>
-      </w:r>
-      <w:proofErr w:type="gramEnd"/>
-      <w:r>
-        <w:t xml:space="preserve"> a name for the camera network, the link to CNIF, username and password for the host.</w:t>
+        <w:t>This wizard helps user to add a camera network by using a CNIF in an online location, such as a website or FTP server. Dialog will ask a name for the camera network, the link to CNIF, username and password for the host.</w:t>
       </w:r>
       <w:r>
         <w:t xml:space="preserve"> Link to the CNIFs should be entered in a complete format, e.g. “</w:t>
@@ -12914,27 +11454,17 @@
         <w:t>http://myc</w:t>
       </w:r>
       <w:r>
-        <w:t>ameranetwork.com/files/</w:t>
-      </w:r>
-      <w:proofErr w:type="spellStart"/>
-      <w:r>
-        <w:t>nfile.tsvx</w:t>
-      </w:r>
-      <w:proofErr w:type="spellEnd"/>
+        <w:t>ameranetwork.com/files/nfile.tsvx</w:t>
+      </w:r>
       <w:r>
         <w:t>” or “</w:t>
       </w:r>
       <w:r>
-        <w:t>ftp://ftp.mycompany.com/files/</w:t>
-      </w:r>
-      <w:proofErr w:type="spellStart"/>
-      <w:r>
-        <w:t>mycamnetcnif.</w:t>
+        <w:t>ftp://ftp.mycompany.com/files/mycamnetcnif.</w:t>
       </w:r>
       <w:r>
         <w:t>tsvx</w:t>
       </w:r>
-      <w:proofErr w:type="spellEnd"/>
       <w:r>
         <w:t>”.</w:t>
       </w:r>
@@ -12953,15 +11483,7 @@
         <w:jc w:val="both"/>
       </w:pPr>
       <w:r>
-        <w:t xml:space="preserve">This wizard helps the user to add or remove a directory of images to or from the toolbox. In such </w:t>
-      </w:r>
-      <w:proofErr w:type="gramStart"/>
-      <w:r>
-        <w:t>case</w:t>
-      </w:r>
-      <w:proofErr w:type="gramEnd"/>
-      <w:r>
-        <w:t>, it is much easier to use the wizard instead of setting up a network in the network manager. The wizard asks input from the user one by one to complete the task. At the end, the directory is saved as a camera/camera network, and it is ready for analyses.</w:t>
+        <w:t>This wizard helps the user to add or remove a directory of images to or from the toolbox. In such case, it is much easier to use the wizard instead of setting up a network in the network manager. The wizard asks input from the user one by one to complete the task. At the end, the directory is saved as a camera/camera network, and it is ready for analyses.</w:t>
       </w:r>
     </w:p>
     <w:p>
@@ -12974,15 +11496,7 @@
     </w:p>
     <w:p>
       <w:r>
-        <w:t xml:space="preserve">Opens a dialog to manage camera network proxies. From the dialog, one can set up a proxy for the camera network connections to be replaced, for example when the user has the images on the local computer so that it </w:t>
-      </w:r>
-      <w:proofErr w:type="gramStart"/>
-      <w:r>
-        <w:t>is not needed</w:t>
-      </w:r>
-      <w:proofErr w:type="gramEnd"/>
-      <w:r>
-        <w:t xml:space="preserve"> to be downloaded from the proxy. The connection parameters on the “original value” side of the table are replaced with the values in “proxy value” side. “*” values are used as wildcards. It means that any value for the parameter will be seen as valid to be replaced. Of course, for the replacement, all the values in the table should be correct for the camera network connection. “*” is also used as a wildcard for a part of the parameter, for example “cameras/*” can be used as an original value for path and “local/*” can be used as a proxy. In that case, only “cameras/” will be replaced by “local/” and the remaining of the parameter will stay the same.</w:t>
+        <w:t>Opens a dialog to manage camera network proxies. From the dialog, one can set up a proxy for the camera network connections to be replaced, for example when the user has the images on the local computer so that it is not needed to be downloaded from the proxy. The connection parameters on the “original value” side of the table are replaced with the values in “proxy value” side. “*” values are used as wildcards. It means that any value for the parameter will be seen as valid to be replaced. Of course, for the replacement, all the values in the table should be correct for the camera network connection. “*” is also used as a wildcard for a part of the parameter, for example “cameras/*” can be used as an original value for path and “local/*” can be used as a proxy. In that case, only “cameras/” will be replaced by “local/” and the remaining of the parameter will stay the same.</w:t>
       </w:r>
     </w:p>
     <w:p>
@@ -12998,15 +11512,7 @@
         <w:jc w:val="both"/>
       </w:pPr>
       <w:r>
-        <w:t xml:space="preserve">Starts analyzing the images in the camera networks according to the selection to have quantified results for the status of the images for every camera in every camera network. The selection includes cameras individually and a common temporal selection. It creates two different results for each camera: Number of pictures for each day and number of pictures for each 30 minutes, starting from 00:15 of the earliest date. It saves the results under “diagnosis” directory. User needs to load the results from </w:t>
-      </w:r>
-      <w:proofErr w:type="gramStart"/>
-      <w:r>
-        <w:t>under</w:t>
-      </w:r>
-      <w:proofErr w:type="gramEnd"/>
-      <w:r>
-        <w:t xml:space="preserve"> results menu to see them on plots. This process may take a lot of time depending on the number of images and connection speed.</w:t>
+        <w:t>Starts analyzing the images in the camera networks according to the selection to have quantified results for the status of the images for every camera in every camera network. The selection includes cameras individually and a common temporal selection. It creates two different results for each camera: Number of pictures for each day and number of pictures for each 30 minutes, starting from 00:15 of the earliest date. It saves the results under “diagnosis” directory. User needs to load the results from under results menu to see them on plots. This process may take a lot of time depending on the number of images and connection speed.</w:t>
       </w:r>
     </w:p>
     <w:p>
@@ -13075,15 +11581,7 @@
     </w:p>
     <w:p>
       <w:r>
-        <w:t xml:space="preserve">Opens a wizard to remove a plugin from FMIPROT. It does not only remove the plugin from the algorithm </w:t>
-      </w:r>
-      <w:proofErr w:type="gramStart"/>
-      <w:r>
-        <w:t>list, but</w:t>
-      </w:r>
-      <w:proofErr w:type="gramEnd"/>
-      <w:r>
-        <w:t xml:space="preserve"> also removes files from the plugin directory. (See “Plugins” section)</w:t>
+        <w:t>Opens a wizard to remove a plugin from FMIPROT. It does not only remove the plugin from the algorithm list, but also removes files from the plugin directory. (See “Plugins” section)</w:t>
       </w:r>
     </w:p>
     <w:p>
@@ -13100,77 +11598,7 @@
         <w:rPr>
           <w:rFonts w:eastAsia="Trebuchet MS" w:cs="Trebuchet MS"/>
         </w:rPr>
-        <w:t xml:space="preserve">This tool simulates </w:t>
-      </w:r>
-      <w:proofErr w:type="gramStart"/>
-      <w:r>
-        <w:rPr>
-          <w:rFonts w:eastAsia="Trebuchet MS" w:cs="Trebuchet MS"/>
-        </w:rPr>
-        <w:t>the georectification</w:t>
-      </w:r>
-      <w:proofErr w:type="gramEnd"/>
-      <w:r>
-        <w:rPr>
-          <w:rFonts w:eastAsia="Trebuchet MS" w:cs="Trebuchet MS"/>
-        </w:rPr>
-        <w:t xml:space="preserve"> using VTK and OpenGL libraries. The parameters are taken from the current analysis parameters in the current scenario. The preview image used is the one chosen in the Camera menu. The tool is useful to test camera parameters for the algorithms that </w:t>
-      </w:r>
-      <w:proofErr w:type="gramStart"/>
-      <w:r>
-        <w:rPr>
-          <w:rFonts w:eastAsia="Trebuchet MS" w:cs="Trebuchet MS"/>
-        </w:rPr>
-        <w:t>uses</w:t>
-      </w:r>
-      <w:proofErr w:type="gramEnd"/>
-      <w:r>
-        <w:rPr>
-          <w:rFonts w:eastAsia="Trebuchet MS" w:cs="Trebuchet MS"/>
-        </w:rPr>
-        <w:t xml:space="preserve"> georectification. The parameters are automatically taken from the analysis options in the “Analyses Menu.” When started, the tool renders a 3D world with </w:t>
-      </w:r>
-      <w:proofErr w:type="gramStart"/>
-      <w:r>
-        <w:rPr>
-          <w:rFonts w:eastAsia="Trebuchet MS" w:cs="Trebuchet MS"/>
-        </w:rPr>
-        <w:t>the DEM</w:t>
-      </w:r>
-      <w:proofErr w:type="gramEnd"/>
-      <w:r>
-        <w:rPr>
-          <w:rFonts w:eastAsia="Trebuchet MS" w:cs="Trebuchet MS"/>
-        </w:rPr>
-        <w:t xml:space="preserve"> data from the camera’s perspective </w:t>
-      </w:r>
-      <w:proofErr w:type="gramStart"/>
-      <w:r>
-        <w:rPr>
-          <w:rFonts w:eastAsia="Trebuchet MS" w:cs="Trebuchet MS"/>
-        </w:rPr>
-        <w:t>to</w:t>
-      </w:r>
-      <w:proofErr w:type="gramEnd"/>
-      <w:r>
-        <w:rPr>
-          <w:rFonts w:eastAsia="Trebuchet MS" w:cs="Trebuchet MS"/>
-        </w:rPr>
-        <w:t xml:space="preserve"> that user can test the view and get geolocation information corresponding to image pixels. In the beginning, it will warn the user about the size of the 3D world before the simulation </w:t>
-      </w:r>
-      <w:proofErr w:type="gramStart"/>
-      <w:r>
-        <w:rPr>
-          <w:rFonts w:eastAsia="Trebuchet MS" w:cs="Trebuchet MS"/>
-        </w:rPr>
-        <w:t>to</w:t>
-      </w:r>
-      <w:proofErr w:type="gramEnd"/>
-      <w:r>
-        <w:rPr>
-          <w:rFonts w:eastAsia="Trebuchet MS" w:cs="Trebuchet MS"/>
-        </w:rPr>
-        <w:t xml:space="preserve"> that the process can be cancelled. This tool may lead to memory error if the spatial resolution and the extent are too high.</w:t>
+        <w:t>This tool simulates the georectification using VTK and OpenGL libraries. The parameters are taken from the current analysis parameters in the current scenario. The preview image used is the one chosen in the Camera menu. The tool is useful to test camera parameters for the algorithms that uses georectification. The parameters are automatically taken from the analysis options in the “Analyses Menu.” When started, the tool renders a 3D world with the DEM data from the camera’s perspective to that user can test the view and get geolocation information corresponding to image pixels. In the beginning, it will warn the user about the size of the 3D world before the simulation to that the process can be cancelled. This tool may lead to memory error if the spatial resolution and the extent are too high.</w:t>
       </w:r>
     </w:p>
     <w:p>
@@ -13212,23 +11640,7 @@
         <w:jc w:val="both"/>
       </w:pPr>
       <w:r>
-        <w:t xml:space="preserve">The software downloads images from the FTP archive to a local directory. For </w:t>
-      </w:r>
-      <w:proofErr w:type="gramStart"/>
-      <w:r>
-        <w:t>analyses</w:t>
-      </w:r>
-      <w:proofErr w:type="gramEnd"/>
-      <w:r>
-        <w:t xml:space="preserve">, software reads the images from this directory. If required images are already in that directory (downloaded before by another or same scenario), the software does not download them again, saving time for the user. This directory is a common directory for all cameras, which software creates subdirectories for each camera. </w:t>
-      </w:r>
-      <w:proofErr w:type="gramStart"/>
-      <w:r>
-        <w:t>User</w:t>
-      </w:r>
-      <w:proofErr w:type="gramEnd"/>
-      <w:r>
-        <w:t xml:space="preserve"> can select the directory for the camera images to be downloaded here. By default, this directory is “images”, under the directory user has installed the software. </w:t>
+        <w:t xml:space="preserve">The software downloads images from the FTP archive to a local directory. For analyses, software reads the images from this directory. If required images are already in that directory (downloaded before by another or same scenario), the software does not download them again, saving time for the user. This directory is a common directory for all cameras, which software creates subdirectories for each camera. User can select the directory for the camera images to be downloaded here. By default, this directory is “images”, under the directory user has installed the software. </w:t>
       </w:r>
     </w:p>
     <w:p>
@@ -13370,44 +11782,22 @@
         <w:rPr>
           <w:b/>
         </w:rPr>
-        <w:t xml:space="preserve">Check and </w:t>
-      </w:r>
-      <w:proofErr w:type="gramStart"/>
+        <w:t xml:space="preserve">Check and Download new images from </w:t>
+      </w:r>
       <w:r>
         <w:rPr>
           <w:b/>
         </w:rPr>
-        <w:t>Download</w:t>
-      </w:r>
-      <w:proofErr w:type="gramEnd"/>
+        <w:t>the camera network</w:t>
+      </w:r>
       <w:r>
         <w:rPr>
           <w:b/>
         </w:rPr>
-        <w:t xml:space="preserve"> new images from </w:t>
-      </w:r>
-      <w:r>
-        <w:rPr>
-          <w:b/>
-        </w:rPr>
-        <w:t>the camera network</w:t>
-      </w:r>
-      <w:r>
-        <w:rPr>
-          <w:b/>
-        </w:rPr>
         <w:t xml:space="preserve"> server </w:t>
       </w:r>
       <w:r>
-        <w:t xml:space="preserve">option enables/disables downloading images from the FTP server. If disabled, software will not download any images, so it will use only the images in the local </w:t>
-      </w:r>
-      <w:proofErr w:type="gramStart"/>
-      <w:r>
-        <w:t>images</w:t>
-      </w:r>
-      <w:proofErr w:type="gramEnd"/>
-      <w:r>
-        <w:t xml:space="preserve"> directory.</w:t>
+        <w:t>option enables/disables downloading images from the FTP server. If disabled, software will not download any images, so it will use only the images in the local images directory.</w:t>
       </w:r>
     </w:p>
     <w:p>
@@ -13575,15 +11965,7 @@
         <w:t xml:space="preserve">The software keeps a log while running. </w:t>
       </w:r>
       <w:r>
-        <w:t xml:space="preserve">When the program is run, </w:t>
-      </w:r>
-      <w:proofErr w:type="gramStart"/>
-      <w:r>
-        <w:t>log is</w:t>
-      </w:r>
-      <w:proofErr w:type="gramEnd"/>
-      <w:r>
-        <w:t xml:space="preserve"> visible near the main window. To open it again, use this option. </w:t>
+        <w:t xml:space="preserve">When the program is run, log is visible near the main window. To open it again, use this option. </w:t>
       </w:r>
       <w:r>
         <w:t>Entries for the log also can be seen in the console/terminal window.</w:t>
@@ -13629,13 +12011,8 @@
       <w:pPr>
         <w:pStyle w:val="Heading4"/>
       </w:pPr>
-      <w:proofErr w:type="spellStart"/>
-      <w:r>
-        <w:t>Licence</w:t>
-      </w:r>
-      <w:proofErr w:type="spellEnd"/>
-      <w:r>
-        <w:t xml:space="preserve"> agreement…</w:t>
+      <w:r>
+        <w:t>Licence agreement…</w:t>
       </w:r>
     </w:p>
     <w:p>
@@ -13728,15 +12105,7 @@
         <w:jc w:val="both"/>
       </w:pPr>
       <w:r>
-        <w:t xml:space="preserve">Lists the cameras in the camera network. Selected </w:t>
-      </w:r>
-      <w:proofErr w:type="gramStart"/>
-      <w:r>
-        <w:t>camera is</w:t>
-      </w:r>
-      <w:proofErr w:type="gramEnd"/>
-      <w:r>
-        <w:t xml:space="preserve"> used in the analyses.</w:t>
+        <w:t>Lists the cameras in the camera network. Selected camera is used in the analyses.</w:t>
       </w:r>
     </w:p>
     <w:p>
@@ -13753,15 +12122,7 @@
         <w:jc w:val="both"/>
       </w:pPr>
       <w:r>
-        <w:t xml:space="preserve">Enables or disables the preview of the camera images, which a picture taken by the camera is shown </w:t>
-      </w:r>
-      <w:proofErr w:type="gramStart"/>
-      <w:r>
-        <w:t>at</w:t>
-      </w:r>
-      <w:proofErr w:type="gramEnd"/>
-      <w:r>
-        <w:t xml:space="preserve"> the right of the software window.</w:t>
+        <w:t>Enables or disables the preview of the camera images, which a picture taken by the camera is shown at the right of the software window.</w:t>
       </w:r>
     </w:p>
     <w:p>
@@ -13784,15 +12145,7 @@
         <w:t>Opens the menu to change the picture to be shown for the preview.</w:t>
       </w:r>
       <w:r>
-        <w:t xml:space="preserve"> The image time for the selected image is stored in the setup and later in the setup file. Same image will be used when the setup file is loaded later </w:t>
-      </w:r>
-      <w:proofErr w:type="gramStart"/>
-      <w:r>
-        <w:t>and also</w:t>
-      </w:r>
-      <w:proofErr w:type="gramEnd"/>
-      <w:r>
-        <w:t xml:space="preserve"> in the HTML reports.</w:t>
+        <w:t xml:space="preserve"> The image time for the selected image is stored in the setup and later in the setup file. Same image will be used when the setup file is loaded later and also in the HTML reports.</w:t>
       </w:r>
     </w:p>
     <w:p>
@@ -13808,21 +12161,8 @@
       <w:pPr>
         <w:jc w:val="both"/>
       </w:pPr>
-      <w:proofErr w:type="gramStart"/>
-      <w:r>
-        <w:t>Lists</w:t>
-      </w:r>
-      <w:proofErr w:type="gramEnd"/>
-      <w:r>
-        <w:t xml:space="preserve"> the available (downloaded) images for the camera to be selected for the preview. </w:t>
-      </w:r>
-      <w:proofErr w:type="gramStart"/>
-      <w:r>
-        <w:t>User</w:t>
-      </w:r>
-      <w:proofErr w:type="gramEnd"/>
-      <w:r>
-        <w:t xml:space="preserve"> can double click on the image names to switch to the pictures.</w:t>
+      <w:r>
+        <w:t>Lists the available (downloaded) images for the camera to be selected for the preview. User can double click on the image names to switch to the pictures.</w:t>
       </w:r>
     </w:p>
     <w:p>
@@ -13838,13 +12178,8 @@
       <w:pPr>
         <w:jc w:val="both"/>
       </w:pPr>
-      <w:proofErr w:type="gramStart"/>
-      <w:r>
-        <w:t>Filters</w:t>
-      </w:r>
-      <w:proofErr w:type="gramEnd"/>
-      <w:r>
-        <w:t xml:space="preserve"> the list of the available (downloaded) images for the camera to be selected for the preview. Keywords separated by spaces will be used in the filtering with “OR” logic. E.g. if the user is using the string “2015 05”, any image name containing “2015” or “05” will be shown in the list.</w:t>
+      <w:r>
+        <w:t>Filters the list of the available (downloaded) images for the camera to be selected for the preview. Keywords separated by spaces will be used in the filtering with “OR” logic. E.g. if the user is using the string “2015 05”, any image name containing “2015” or “05” will be shown in the list.</w:t>
       </w:r>
     </w:p>
     <w:p>
@@ -13921,23 +12256,7 @@
         <w:jc w:val="both"/>
       </w:pPr>
       <w:r>
-        <w:t xml:space="preserve">Lists metadata of the camera (not the images) if it exists in CNIF. Metadata can </w:t>
-      </w:r>
-      <w:proofErr w:type="gramStart"/>
-      <w:r>
-        <w:t>includes</w:t>
-      </w:r>
-      <w:proofErr w:type="gramEnd"/>
-      <w:r>
-        <w:t xml:space="preserve"> information such as time of the first image </w:t>
-      </w:r>
-      <w:proofErr w:type="gramStart"/>
-      <w:r>
-        <w:t>taken”,</w:t>
-      </w:r>
-      <w:proofErr w:type="gramEnd"/>
-      <w:r>
-        <w:t xml:space="preserve"> time of the last image taken, if the camera is taking new images etc.</w:t>
+        <w:t>Lists metadata of the camera (not the images) if it exists in CNIF. Metadata can includes information such as time of the first image taken”, time of the last image taken, if the camera is taking new images etc.</w:t>
       </w:r>
     </w:p>
     <w:p>
@@ -13972,15 +12291,7 @@
         <w:t>All:</w:t>
       </w:r>
       <w:r>
-        <w:t xml:space="preserve"> Use all images available for the </w:t>
-      </w:r>
-      <w:proofErr w:type="gramStart"/>
-      <w:r>
-        <w:t>analyses</w:t>
-      </w:r>
-      <w:proofErr w:type="gramEnd"/>
-      <w:r>
-        <w:t>. (If “</w:t>
+        <w:t xml:space="preserve"> Use all images available for the analyses. (If “</w:t>
       </w:r>
       <w:r>
         <w:t>Check and Download new images from the camera network server</w:t>
@@ -13998,15 +12309,7 @@
         <w:t>Date and time intervals:</w:t>
       </w:r>
       <w:r>
-        <w:t xml:space="preserve"> Images will be filtered according to the start and the end of selected dates and time of the </w:t>
-      </w:r>
-      <w:proofErr w:type="gramStart"/>
-      <w:r>
-        <w:t>days</w:t>
-      </w:r>
-      <w:proofErr w:type="gramEnd"/>
-      <w:r>
-        <w:t>.</w:t>
+        <w:t xml:space="preserve"> Images will be filtered according to the start and the end of selected dates and time of the days.</w:t>
       </w:r>
     </w:p>
     <w:p>
@@ -14064,17 +12367,7 @@
         <w:jc w:val="both"/>
       </w:pPr>
       <w:r>
-        <w:t>Opens the menu for the selection of the dates of the pictures to be used in analyses. Format for the dates in this menu is as “</w:t>
-      </w:r>
-      <w:proofErr w:type="spellStart"/>
-      <w:proofErr w:type="gramStart"/>
-      <w:r>
-        <w:t>dd.mm.yyyy</w:t>
-      </w:r>
-      <w:proofErr w:type="spellEnd"/>
-      <w:proofErr w:type="gramEnd"/>
-      <w:r>
-        <w:t>”.</w:t>
+        <w:t>Opens the menu for the selection of the dates of the pictures to be used in analyses. Format for the dates in this menu is as “dd.mm.yyyy”.</w:t>
       </w:r>
     </w:p>
     <w:p>
@@ -14102,15 +12395,7 @@
         <w:jc w:val="both"/>
       </w:pPr>
       <w:r>
-        <w:t>Opens the menu for the selection of the time of day of the pictures to be used in analyses. Format for the timestamps in this menu is as “</w:t>
-      </w:r>
-      <w:proofErr w:type="spellStart"/>
-      <w:r>
-        <w:t>hh:mm</w:t>
-      </w:r>
-      <w:proofErr w:type="spellEnd"/>
-      <w:r>
-        <w:t>” (24H).</w:t>
+        <w:t>Opens the menu for the selection of the time of day of the pictures to be used in analyses. Format for the timestamps in this menu is as “hh:mm” (24H).</w:t>
       </w:r>
       <w:r>
         <w:t xml:space="preserve"> </w:t>
@@ -14142,13 +12427,8 @@
       <w:pPr>
         <w:jc w:val="both"/>
       </w:pPr>
-      <w:proofErr w:type="gramStart"/>
-      <w:r>
-        <w:t>User</w:t>
-      </w:r>
-      <w:proofErr w:type="gramEnd"/>
-      <w:r>
-        <w:t xml:space="preserve"> can set up thresholds to filter images and/or pixels in the images. There are three different groups for thresholds.</w:t>
+      <w:r>
+        <w:t>User can set up thresholds to filter images and/or pixels in the images. There are three different groups for thresholds.</w:t>
       </w:r>
     </w:p>
     <w:p>
@@ -14199,15 +12479,7 @@
         <w:jc w:val="both"/>
       </w:pPr>
       <w:r>
-        <w:t xml:space="preserve">Opens the menu to set up maximum and minimum levels of the luminance of the images on the scale of 0 to 1. Luminance is calculated as the average of the value </w:t>
-      </w:r>
-      <w:proofErr w:type="gramStart"/>
-      <w:r>
-        <w:t>calculated as</w:t>
-      </w:r>
-      <w:proofErr w:type="gramEnd"/>
-      <w:r>
-        <w:t xml:space="preserve"> below for all pixels:</w:t>
+        <w:t>Opens the menu to set up maximum and minimum levels of the luminance of the images on the scale of 0 to 1. Luminance is calculated as the average of the value calculated as below for all pixels:</w:t>
       </w:r>
     </w:p>
     <w:p>
@@ -14255,15 +12527,7 @@
       </w:pPr>
       <w:r>
         <w:lastRenderedPageBreak/>
-        <w:t xml:space="preserve">Opens the menu to </w:t>
-      </w:r>
-      <w:proofErr w:type="gramStart"/>
-      <w:r>
-        <w:t>set up</w:t>
-      </w:r>
-      <w:proofErr w:type="gramEnd"/>
-      <w:r>
-        <w:t xml:space="preserve"> maximum and minimum levels of the average red fraction value of the masked area of the images on the scale of 0 to 1. Red fraction is calculated as below:</w:t>
+        <w:t>Opens the menu to set up maximum and minimum levels of the average red fraction value of the masked area of the images on the scale of 0 to 1. Red fraction is calculated as below:</w:t>
       </w:r>
     </w:p>
     <w:p>
@@ -14426,45 +12690,16 @@
       <w:pPr>
         <w:jc w:val="both"/>
       </w:pPr>
-      <w:proofErr w:type="gramStart"/>
-      <w:r>
-        <w:t>User</w:t>
-      </w:r>
-      <w:proofErr w:type="gramEnd"/>
-      <w:r>
-        <w:t xml:space="preserve"> may set up the mask to be used on the images in that menu. </w:t>
-      </w:r>
-      <w:proofErr w:type="gramStart"/>
-      <w:r>
-        <w:t>At the moment</w:t>
-      </w:r>
-      <w:proofErr w:type="gramEnd"/>
-      <w:r>
-        <w:t xml:space="preserve"> there is only </w:t>
-      </w:r>
-      <w:proofErr w:type="spellStart"/>
-      <w:r>
-        <w:t>polygonic</w:t>
-      </w:r>
-      <w:proofErr w:type="spellEnd"/>
-      <w:r>
-        <w:t xml:space="preserve"> masking, i.e. a polygon or union of multiple polygons is used in masking. </w:t>
-      </w:r>
-    </w:p>
-    <w:p>
-      <w:pPr>
-        <w:jc w:val="both"/>
-      </w:pPr>
-      <w:r>
-        <w:t xml:space="preserve">Analyses will be run for each polygon as different ROIs </w:t>
-      </w:r>
-      <w:proofErr w:type="gramStart"/>
-      <w:r>
-        <w:t>and also</w:t>
-      </w:r>
-      <w:proofErr w:type="gramEnd"/>
-      <w:r>
-        <w:t xml:space="preserve"> for the whole selected area (union of the polygons) by default. To analyze only for the whole ROI, “Run analyses also for each polygon (ROI) separately” option can be disabled.</w:t>
+      <w:r>
+        <w:t xml:space="preserve">User may set up the mask to be used on the images in that menu. At the moment there is only polygonic masking, i.e. a polygon or union of multiple polygons is used in masking. </w:t>
+      </w:r>
+    </w:p>
+    <w:p>
+      <w:pPr>
+        <w:jc w:val="both"/>
+      </w:pPr>
+      <w:r>
+        <w:t>Analyses will be run for each polygon as different ROIs and also for the whole selected area (union of the polygons) by default. To analyze only for the whole ROI, “Run analyses also for each polygon (ROI) separately” option can be disabled.</w:t>
       </w:r>
     </w:p>
     <w:p>
@@ -14519,15 +12754,7 @@
         <w:jc w:val="both"/>
       </w:pPr>
       <w:r>
-        <w:t xml:space="preserve">Add a new polygon </w:t>
-      </w:r>
-      <w:proofErr w:type="gramStart"/>
-      <w:r>
-        <w:t>the mask</w:t>
-      </w:r>
-      <w:proofErr w:type="gramEnd"/>
-      <w:r>
-        <w:t>.</w:t>
+        <w:t>Add a new polygon the mask.</w:t>
       </w:r>
     </w:p>
     <w:p>
@@ -14593,31 +12820,7 @@
         <w:jc w:val="both"/>
       </w:pPr>
       <w:r>
-        <w:t xml:space="preserve">Changes/Activates the system pointer to pick points for the selected point. By </w:t>
-      </w:r>
-      <w:proofErr w:type="gramStart"/>
-      <w:r>
-        <w:t>default</w:t>
-      </w:r>
-      <w:proofErr w:type="gramEnd"/>
-      <w:r>
-        <w:t xml:space="preserve"> picking points </w:t>
-      </w:r>
-      <w:proofErr w:type="gramStart"/>
-      <w:r>
-        <w:t>is</w:t>
-      </w:r>
-      <w:proofErr w:type="gramEnd"/>
-      <w:r>
-        <w:t xml:space="preserve"> deactivated. </w:t>
-      </w:r>
-      <w:proofErr w:type="gramStart"/>
-      <w:r>
-        <w:t>User</w:t>
-      </w:r>
-      <w:proofErr w:type="gramEnd"/>
-      <w:r>
-        <w:t xml:space="preserve"> must click this button first to pick points on the image.</w:t>
+        <w:t>Changes/Activates the system pointer to pick points for the selected point. By default picking points is deactivated. User must click this button first to pick points on the image.</w:t>
       </w:r>
     </w:p>
     <w:p>
@@ -14634,23 +12837,7 @@
         <w:jc w:val="both"/>
       </w:pPr>
       <w:r>
-        <w:t xml:space="preserve">Changes/Activates the system pointer to remove the closest point to the clicked location on the image. By default, picking points </w:t>
-      </w:r>
-      <w:proofErr w:type="gramStart"/>
-      <w:r>
-        <w:t>is</w:t>
-      </w:r>
-      <w:proofErr w:type="gramEnd"/>
-      <w:r>
-        <w:t xml:space="preserve"> deactivated. </w:t>
-      </w:r>
-      <w:proofErr w:type="gramStart"/>
-      <w:r>
-        <w:t>User</w:t>
-      </w:r>
-      <w:proofErr w:type="gramEnd"/>
-      <w:r>
-        <w:t xml:space="preserve"> must click this button first to remove points on the image.</w:t>
+        <w:t>Changes/Activates the system pointer to remove the closest point to the clicked location on the image. By default, picking points is deactivated. User must click this button first to remove points on the image.</w:t>
       </w:r>
     </w:p>
     <w:p>
@@ -14742,15 +12929,7 @@
         <w:jc w:val="both"/>
       </w:pPr>
       <w:r>
-        <w:t xml:space="preserve">Lists the coordinates of the points on the polygons of the mask as an entry. The coordinates are given as the fraction of the image height and width instead of pixel numbers (e.g. coordinate (0.25, 0.2) corresponds to (160, 96) for an image that has a size of (640,480)). </w:t>
-      </w:r>
-      <w:proofErr w:type="gramStart"/>
-      <w:r>
-        <w:t>User</w:t>
-      </w:r>
-      <w:proofErr w:type="gramEnd"/>
-      <w:r>
-        <w:t xml:space="preserve"> can control the locations of the pixels from the list.</w:t>
+        <w:t>Lists the coordinates of the points on the polygons of the mask as an entry. The coordinates are given as the fraction of the image height and width instead of pixel numbers (e.g. coordinate (0.25, 0.2) corresponds to (160, 96) for an image that has a size of (640,480)). User can control the locations of the pixels from the list.</w:t>
       </w:r>
     </w:p>
     <w:p>
@@ -14783,21 +12962,8 @@
       <w:pPr>
         <w:jc w:val="both"/>
       </w:pPr>
-      <w:proofErr w:type="gramStart"/>
-      <w:r>
-        <w:t>Lists</w:t>
-      </w:r>
-      <w:proofErr w:type="gramEnd"/>
-      <w:r>
-        <w:t xml:space="preserve"> the available (downloaded) images for the camera to be selected for the preview. </w:t>
-      </w:r>
-      <w:proofErr w:type="gramStart"/>
-      <w:r>
-        <w:t>User</w:t>
-      </w:r>
-      <w:proofErr w:type="gramEnd"/>
-      <w:r>
-        <w:t xml:space="preserve"> can double click on the image names to switch to the pictures.</w:t>
+      <w:r>
+        <w:t>Lists the available (downloaded) images for the camera to be selected for the preview. User can double click on the image names to switch to the pictures.</w:t>
       </w:r>
     </w:p>
     <w:p>
@@ -14813,13 +12979,8 @@
       <w:pPr>
         <w:jc w:val="both"/>
       </w:pPr>
-      <w:proofErr w:type="gramStart"/>
-      <w:r>
-        <w:t>Filters</w:t>
-      </w:r>
-      <w:proofErr w:type="gramEnd"/>
-      <w:r>
-        <w:t xml:space="preserve"> the list of the available (downloaded) images for the camera to be selected for the preview. Keywords separated by spaces will be used in the filtering with “OR” logic. E.g. if the user is using the string “2015 05”, any image name containing “2015” or “05” will be shown in the list.</w:t>
+      <w:r>
+        <w:t>Filters the list of the available (downloaded) images for the camera to be selected for the preview. Keywords separated by spaces will be used in the filtering with “OR” logic. E.g. if the user is using the string “2015 05”, any image name containing “2015” or “05” will be shown in the list.</w:t>
       </w:r>
     </w:p>
     <w:p>
@@ -15078,13 +13239,8 @@
       <w:pPr>
         <w:jc w:val="both"/>
       </w:pPr>
-      <w:proofErr w:type="gramStart"/>
-      <w:r>
-        <w:t>User</w:t>
-      </w:r>
-      <w:proofErr w:type="gramEnd"/>
-      <w:r>
-        <w:t xml:space="preserve"> can select the mode to store the analysis results in this option. By default, </w:t>
+      <w:r>
+        <w:t xml:space="preserve">User can select the mode to store the analysis results in this option. By default, </w:t>
       </w:r>
       <w:r>
         <w:rPr>
@@ -15271,24 +13427,11 @@
       <w:r>
         <w:t xml:space="preserve">Lists the </w:t>
       </w:r>
-      <w:proofErr w:type="spellStart"/>
       <w:r>
         <w:t>directory</w:t>
       </w:r>
       <w:r>
-        <w:t>s</w:t>
-      </w:r>
-      <w:proofErr w:type="spellEnd"/>
-      <w:r>
-        <w:t xml:space="preserve"> under the results directory and the directory itself. </w:t>
-      </w:r>
-      <w:proofErr w:type="gramStart"/>
-      <w:r>
-        <w:t>User</w:t>
-      </w:r>
-      <w:proofErr w:type="gramEnd"/>
-      <w:r>
-        <w:t xml:space="preserve"> can select a </w:t>
+        <w:t xml:space="preserve">s under the results directory and the directory itself. User can select a </w:t>
       </w:r>
       <w:r>
         <w:t>directory</w:t>
@@ -15302,15 +13445,7 @@
         <w:jc w:val="both"/>
       </w:pPr>
       <w:r>
-        <w:t>By default, each time running a scenario(s), a directory as “</w:t>
-      </w:r>
-      <w:proofErr w:type="spellStart"/>
-      <w:r>
-        <w:t>yyyymmdd_hhmmss</w:t>
-      </w:r>
-      <w:proofErr w:type="spellEnd"/>
-      <w:r>
-        <w:t>” is created under the “results directory”, the timestamp showing the time</w:t>
+        <w:t>By default, each time running a scenario(s), a directory as “yyyymmdd_hhmmss” is created under the “results directory”, the timestamp showing the time</w:t>
       </w:r>
       <w:r>
         <w:t xml:space="preserve"> that the program is run,</w:t>
@@ -15374,15 +13509,7 @@
         <w:t>directory</w:t>
       </w:r>
       <w:r>
-        <w:t xml:space="preserve"> will be listed here. </w:t>
-      </w:r>
-      <w:proofErr w:type="gramStart"/>
-      <w:r>
-        <w:t>User</w:t>
-      </w:r>
-      <w:proofErr w:type="gramEnd"/>
-      <w:r>
-        <w:t xml:space="preserve"> can select a file to list the variables inside the file.</w:t>
+        <w:t xml:space="preserve"> will be listed here. User can select a file to list the variables inside the file.</w:t>
       </w:r>
     </w:p>
     <w:p>
@@ -15399,15 +13526,7 @@
         <w:jc w:val="both"/>
       </w:pPr>
       <w:r>
-        <w:t xml:space="preserve">If there </w:t>
-      </w:r>
-      <w:proofErr w:type="gramStart"/>
-      <w:r>
-        <w:t>is</w:t>
-      </w:r>
-      <w:proofErr w:type="gramEnd"/>
-      <w:r>
-        <w:t xml:space="preserve"> any variables to be shown in selected results, they will be listed in this menu. Upon selection of the variable, the values will be loaded to be plotted.</w:t>
+        <w:t>If there is any variables to be shown in selected results, they will be listed in this menu. Upon selection of the variable, the values will be loaded to be plotted.</w:t>
       </w:r>
     </w:p>
     <w:p>
@@ -15787,46 +13906,142 @@
         <w:jc w:val="both"/>
       </w:pPr>
       <w:r>
-        <w:t xml:space="preserve">The software supports analyses developed by other people. </w:t>
-      </w:r>
-      <w:proofErr w:type="gramStart"/>
-      <w:r>
-        <w:t>User</w:t>
-      </w:r>
-      <w:proofErr w:type="gramEnd"/>
-      <w:r>
-        <w:t xml:space="preserve"> can code a certain algorithm in any language that can be compiled to binary </w:t>
-      </w:r>
-      <w:proofErr w:type="gramStart"/>
-      <w:r>
-        <w:t xml:space="preserve">files, </w:t>
-      </w:r>
-      <w:r>
-        <w:t>and</w:t>
-      </w:r>
-      <w:proofErr w:type="gramEnd"/>
+        <w:t xml:space="preserve">The software supports analyses developed by </w:t>
+      </w:r>
+      <w:r>
+        <w:t>users</w:t>
+      </w:r>
+      <w:r>
+        <w:t xml:space="preserve">. </w:t>
+      </w:r>
+      <w:r>
+        <w:t>Users</w:t>
+      </w:r>
+      <w:r>
+        <w:t xml:space="preserve"> can code a certain algorithm in any language that can </w:t>
+      </w:r>
+      <w:r>
+        <w:t xml:space="preserve">either </w:t>
+      </w:r>
+      <w:r>
+        <w:t xml:space="preserve">be compiled to binary </w:t>
+      </w:r>
+      <w:r>
+        <w:t>files</w:t>
+      </w:r>
+      <w:r>
+        <w:t xml:space="preserve"> or can be called via a shell  script</w:t>
+      </w:r>
+      <w:r>
+        <w:t xml:space="preserve"> and</w:t>
+      </w:r>
       <w:r>
         <w:t xml:space="preserve"> then</w:t>
       </w:r>
       <w:r>
         <w:t xml:space="preserve"> add it to the analyses in the software. </w:t>
       </w:r>
-      <w:r>
-        <w:t xml:space="preserve">The user-compiled binary file, which is programmed to analyze one image, is called by the program for each image during the analyses. When </w:t>
+    </w:p>
+    <w:p>
+      <w:pPr>
+        <w:jc w:val="both"/>
+      </w:pPr>
+    </w:p>
+    <w:p>
+      <w:pPr>
+        <w:jc w:val="both"/>
+      </w:pPr>
+      <w:r>
+        <w:t xml:space="preserve">The plugin can be programmed so that either it analyzes one image per run, or in batch file mode. Former is suggested for simplicity, while the latter is suggested if the plugin code takes time to initialize because the former has to be called again for each image (hence taking too much time). That said, for stability purposes, batch mode </w:t>
+      </w:r>
+      <w:r>
+        <w:t>should be</w:t>
+      </w:r>
+      <w:r>
+        <w:t xml:space="preserve"> limited to 5000 images</w:t>
+      </w:r>
+      <w:r>
+        <w:t xml:space="preserve"> (in the plugin</w:t>
+      </w:r>
+      <w:r>
+        <w:t>, see example below</w:t>
+      </w:r>
+      <w:r>
+        <w:t>)</w:t>
+      </w:r>
+      <w:r>
+        <w:t xml:space="preserve">. If the number of images </w:t>
+      </w:r>
+      <w:r>
+        <w:t>is</w:t>
+      </w:r>
+      <w:r>
+        <w:t xml:space="preserve"> more than 5000, the software can be run again with the same set, pointing to the same results directory, so that it can skip already processed ones and processes rest of the images each time.</w:t>
+      </w:r>
+    </w:p>
+    <w:p>
+      <w:pPr>
+        <w:jc w:val="both"/>
+      </w:pPr>
+    </w:p>
+    <w:p>
+      <w:pPr>
+        <w:jc w:val="both"/>
+      </w:pPr>
+      <w:r>
+        <w:t>It is suggested to check the plugins in the plugins directory to get familiar with how to implement plugins.</w:t>
+      </w:r>
+    </w:p>
+    <w:p>
+      <w:pPr>
+        <w:jc w:val="both"/>
+      </w:pPr>
+    </w:p>
+    <w:p>
+      <w:pPr>
+        <w:jc w:val="both"/>
+        <w:rPr>
+          <w:b/>
+          <w:bCs/>
+        </w:rPr>
+      </w:pPr>
+      <w:r>
+        <w:rPr>
+          <w:b/>
+          <w:bCs/>
+        </w:rPr>
+        <w:t>Single image mode</w:t>
+      </w:r>
+    </w:p>
+    <w:p>
+      <w:pPr>
+        <w:jc w:val="both"/>
+      </w:pPr>
+    </w:p>
+    <w:p>
+      <w:pPr>
+        <w:jc w:val="both"/>
+      </w:pPr>
+      <w:r>
+        <w:t xml:space="preserve">The </w:t>
+      </w:r>
+      <w:r>
+        <w:t>plugin</w:t>
+      </w:r>
+      <w:r>
+        <w:t xml:space="preserve">, which is programmed to analyze one image, is called by the program for each image during the analyses. When </w:t>
       </w:r>
       <w:r>
         <w:t xml:space="preserve">the program is </w:t>
       </w:r>
       <w:r>
-        <w:t xml:space="preserve">calling the plugin, full path to the image file and full path to the mask file </w:t>
-      </w:r>
-      <w:proofErr w:type="gramStart"/>
-      <w:r>
-        <w:t>is</w:t>
-      </w:r>
-      <w:proofErr w:type="gramEnd"/>
-      <w:r>
-        <w:t xml:space="preserve"> passed as arguments like in the example:</w:t>
+        <w:t>calling the plugin, full path to the image file and full path to the mask file is passed as arguments like in the example</w:t>
+      </w:r>
+      <w:r>
+        <w:t>s</w:t>
+      </w:r>
+      <w:r>
+        <w:t>:</w:t>
       </w:r>
     </w:p>
     <w:p>
@@ -15841,73 +14056,70 @@
           <w:sz w:val="16"/>
         </w:rPr>
       </w:pPr>
-      <w:proofErr w:type="gramStart"/>
       <w:r>
         <w:rPr>
           <w:rFonts w:ascii="Lucida Console" w:hAnsi="Lucida Console"/>
           <w:sz w:val="16"/>
         </w:rPr>
-        <w:t>$ .</w:t>
-      </w:r>
-      <w:proofErr w:type="gramEnd"/>
+        <w:t>$ ./</w:t>
+      </w:r>
       <w:r>
         <w:rPr>
           <w:rFonts w:ascii="Lucida Console" w:hAnsi="Lucida Console"/>
           <w:sz w:val="16"/>
         </w:rPr>
-        <w:t>/</w:t>
+        <w:t>plugin /home/john/FMIPROT/images/</w:t>
       </w:r>
       <w:r>
         <w:rPr>
           <w:rFonts w:ascii="Lucida Console" w:hAnsi="Lucida Console"/>
           <w:sz w:val="16"/>
         </w:rPr>
-        <w:t>plugin /home/john/FMIPROT/images/</w:t>
+        <w:t>i</w:t>
       </w:r>
       <w:r>
         <w:rPr>
           <w:rFonts w:ascii="Lucida Console" w:hAnsi="Lucida Console"/>
           <w:sz w:val="16"/>
         </w:rPr>
-        <w:t>i</w:t>
-      </w:r>
-      <w:r>
+        <w:t>mage_001.jpg /home/john/FMIPROT/tmp/pluginmask.jpg</w:t>
+      </w:r>
+    </w:p>
+    <w:p>
+      <w:pPr>
         <w:rPr>
           <w:rFonts w:ascii="Lucida Console" w:hAnsi="Lucida Console"/>
           <w:sz w:val="16"/>
         </w:rPr>
-        <w:t>mage_001.jpg /home/john/FMIPROT/</w:t>
-      </w:r>
-      <w:proofErr w:type="spellStart"/>
-      <w:r>
+      </w:pPr>
+    </w:p>
+    <w:p>
+      <w:pPr>
         <w:rPr>
           <w:rFonts w:ascii="Lucida Console" w:hAnsi="Lucida Console"/>
           <w:sz w:val="16"/>
         </w:rPr>
-        <w:t>tmp</w:t>
-      </w:r>
-      <w:proofErr w:type="spellEnd"/>
+      </w:pPr>
       <w:r>
         <w:rPr>
           <w:rFonts w:ascii="Lucida Console" w:hAnsi="Lucida Console"/>
           <w:sz w:val="16"/>
         </w:rPr>
-        <w:t>/pluginmask.jpg</w:t>
-      </w:r>
-    </w:p>
-    <w:p>
-      <w:pPr>
+        <w:t xml:space="preserve">$ </w:t>
+      </w:r>
+      <w:r>
         <w:rPr>
           <w:rFonts w:ascii="Lucida Console" w:hAnsi="Lucida Console"/>
           <w:sz w:val="16"/>
         </w:rPr>
-      </w:pPr>
+        <w:t xml:space="preserve">sh </w:t>
+      </w:r>
       <w:r>
         <w:rPr>
           <w:rFonts w:ascii="Lucida Console" w:hAnsi="Lucida Console"/>
           <w:sz w:val="16"/>
         </w:rPr>
-        <w:t xml:space="preserve">C:&gt; </w:t>
+        <w:t>./</w:t>
       </w:r>
       <w:r>
         <w:rPr>
@@ -15921,70 +14133,72 @@
           <w:rFonts w:ascii="Lucida Console" w:hAnsi="Lucida Console"/>
           <w:sz w:val="16"/>
         </w:rPr>
-        <w:t>.exe</w:t>
+        <w:t>.sh</w:t>
       </w:r>
       <w:r>
         <w:rPr>
           <w:rFonts w:ascii="Lucida Console" w:hAnsi="Lucida Console"/>
           <w:sz w:val="16"/>
         </w:rPr>
-        <w:t xml:space="preserve"> </w:t>
+        <w:t xml:space="preserve"> /home/john/FMIPROT/images/</w:t>
       </w:r>
       <w:r>
         <w:rPr>
           <w:rFonts w:ascii="Lucida Console" w:hAnsi="Lucida Console"/>
           <w:sz w:val="16"/>
         </w:rPr>
-        <w:t>C:\users\</w:t>
+        <w:t>i</w:t>
       </w:r>
       <w:r>
         <w:rPr>
           <w:rFonts w:ascii="Lucida Console" w:hAnsi="Lucida Console"/>
           <w:sz w:val="16"/>
         </w:rPr>
-        <w:t>john</w:t>
-      </w:r>
-      <w:r>
+        <w:t>mage_001.jpg /home/john/FMIPROT/tmp/pluginmask.jpg</w:t>
+      </w:r>
+    </w:p>
+    <w:p>
+      <w:pPr>
         <w:rPr>
           <w:rFonts w:ascii="Lucida Console" w:hAnsi="Lucida Console"/>
           <w:sz w:val="16"/>
         </w:rPr>
-        <w:t>\</w:t>
-      </w:r>
-      <w:r>
+      </w:pPr>
+    </w:p>
+    <w:p>
+      <w:pPr>
         <w:rPr>
           <w:rFonts w:ascii="Lucida Console" w:hAnsi="Lucida Console"/>
           <w:sz w:val="16"/>
         </w:rPr>
-        <w:t>FMIPROT</w:t>
-      </w:r>
+      </w:pPr>
       <w:r>
         <w:rPr>
           <w:rFonts w:ascii="Lucida Console" w:hAnsi="Lucida Console"/>
           <w:sz w:val="16"/>
         </w:rPr>
-        <w:t>\</w:t>
+        <w:t xml:space="preserve">C:&gt; </w:t>
       </w:r>
       <w:r>
         <w:rPr>
           <w:rFonts w:ascii="Lucida Console" w:hAnsi="Lucida Console"/>
           <w:sz w:val="16"/>
         </w:rPr>
-        <w:t>images</w:t>
+        <w:t>plugin</w:t>
       </w:r>
       <w:r>
         <w:rPr>
           <w:rFonts w:ascii="Lucida Console" w:hAnsi="Lucida Console"/>
           <w:sz w:val="16"/>
         </w:rPr>
-        <w:t>\</w:t>
+        <w:t>.exe</w:t>
       </w:r>
       <w:r>
         <w:rPr>
           <w:rFonts w:ascii="Lucida Console" w:hAnsi="Lucida Console"/>
           <w:sz w:val="16"/>
         </w:rPr>
-        <w:t xml:space="preserve">mage_001.jpg </w:t>
+        <w:t xml:space="preserve"> </w:t>
       </w:r>
       <w:r>
         <w:rPr>
@@ -16026,7 +14240,7 @@
           <w:rFonts w:ascii="Lucida Console" w:hAnsi="Lucida Console"/>
           <w:sz w:val="16"/>
         </w:rPr>
-        <w:t>tmp</w:t>
+        <w:t>images</w:t>
       </w:r>
       <w:r>
         <w:rPr>
@@ -16040,123 +14254,143 @@
           <w:rFonts w:ascii="Lucida Console" w:hAnsi="Lucida Console"/>
           <w:sz w:val="16"/>
         </w:rPr>
-        <w:t>pluginmask.jpg</w:t>
-      </w:r>
-    </w:p>
-    <w:p>
-      <w:pPr>
+        <w:t>i</w:t>
+      </w:r>
+      <w:r>
         <w:rPr>
           <w:rFonts w:ascii="Lucida Console" w:hAnsi="Lucida Console"/>
           <w:sz w:val="16"/>
         </w:rPr>
-      </w:pPr>
-    </w:p>
-    <w:p>
-      <w:pPr>
-        <w:jc w:val="both"/>
-      </w:pPr>
-      <w:r>
-        <w:t>The user should code the plugin so that it reads the input image and the maski</w:t>
-      </w:r>
-      <w:r>
-        <w:t>ng image to do the desired calculation.</w:t>
-      </w:r>
-      <w:r>
-        <w:t xml:space="preserve"> The result is then read by FMIPROT from the </w:t>
-      </w:r>
-      <w:r>
-        <w:t xml:space="preserve">standard </w:t>
-      </w:r>
-      <w:r>
-        <w:t xml:space="preserve">output </w:t>
-      </w:r>
-      <w:r>
-        <w:t>as produced by</w:t>
-      </w:r>
-      <w:r>
-        <w:t xml:space="preserve"> the plugin. The output should include </w:t>
-      </w:r>
-      <w:r>
-        <w:t xml:space="preserve">the </w:t>
-      </w:r>
-      <w:r>
-        <w:t xml:space="preserve">name for the analysis or result, and then names and values of each parameter, </w:t>
-      </w:r>
-      <w:r>
-        <w:t xml:space="preserve">all separated by commas, </w:t>
-      </w:r>
-      <w:r>
-        <w:t>like in the example:</w:t>
-      </w:r>
-    </w:p>
-    <w:p>
-      <w:pPr>
-        <w:jc w:val="both"/>
-      </w:pPr>
-    </w:p>
-    <w:p>
-      <w:pPr>
+        <w:t xml:space="preserve">mage_001.jpg </w:t>
+      </w:r>
+      <w:r>
         <w:rPr>
           <w:rFonts w:ascii="Lucida Console" w:hAnsi="Lucida Console"/>
           <w:sz w:val="16"/>
         </w:rPr>
-      </w:pPr>
+        <w:t xml:space="preserve">\ </w:t>
+      </w:r>
       <w:r>
         <w:rPr>
           <w:rFonts w:ascii="Lucida Console" w:hAnsi="Lucida Console"/>
           <w:sz w:val="16"/>
         </w:rPr>
-        <w:t xml:space="preserve">Color fraction </w:t>
-      </w:r>
-      <w:proofErr w:type="spellStart"/>
-      <w:proofErr w:type="gramStart"/>
+        <w:t>C:\users\</w:t>
+      </w:r>
       <w:r>
         <w:rPr>
           <w:rFonts w:ascii="Lucida Console" w:hAnsi="Lucida Console"/>
           <w:sz w:val="16"/>
         </w:rPr>
-        <w:t>indices,Red</w:t>
-      </w:r>
-      <w:proofErr w:type="spellEnd"/>
-      <w:proofErr w:type="gramEnd"/>
+        <w:t>john</w:t>
+      </w:r>
       <w:r>
         <w:rPr>
           <w:rFonts w:ascii="Lucida Console" w:hAnsi="Lucida Console"/>
           <w:sz w:val="16"/>
         </w:rPr>
-        <w:t xml:space="preserve"> Fraction,0.</w:t>
-      </w:r>
-      <w:proofErr w:type="gramStart"/>
+        <w:t>\</w:t>
+      </w:r>
       <w:r>
         <w:rPr>
           <w:rFonts w:ascii="Lucida Console" w:hAnsi="Lucida Console"/>
           <w:sz w:val="16"/>
         </w:rPr>
-        <w:t>342,Green</w:t>
-      </w:r>
-      <w:proofErr w:type="gramEnd"/>
+        <w:t>FMIPROT</w:t>
+      </w:r>
       <w:r>
         <w:rPr>
           <w:rFonts w:ascii="Lucida Console" w:hAnsi="Lucida Console"/>
           <w:sz w:val="16"/>
         </w:rPr>
-        <w:t xml:space="preserve"> Fraction,0.</w:t>
-      </w:r>
-      <w:proofErr w:type="gramStart"/>
+        <w:t>\</w:t>
+      </w:r>
       <w:r>
         <w:rPr>
           <w:rFonts w:ascii="Lucida Console" w:hAnsi="Lucida Console"/>
           <w:sz w:val="16"/>
         </w:rPr>
-        <w:t>432,Blue</w:t>
-      </w:r>
-      <w:proofErr w:type="gramEnd"/>
+        <w:t>tmp</w:t>
+      </w:r>
       <w:r>
         <w:rPr>
           <w:rFonts w:ascii="Lucida Console" w:hAnsi="Lucida Console"/>
           <w:sz w:val="16"/>
         </w:rPr>
-        <w:t xml:space="preserve"> Fraction,0.226</w:t>
+        <w:t>\</w:t>
+      </w:r>
+      <w:r>
+        <w:rPr>
+          <w:rFonts w:ascii="Lucida Console" w:hAnsi="Lucida Console"/>
+          <w:sz w:val="16"/>
+        </w:rPr>
+        <w:t>pluginmask.jpg</w:t>
+      </w:r>
+    </w:p>
+    <w:p>
+      <w:pPr>
+        <w:rPr>
+          <w:rFonts w:ascii="Lucida Console" w:hAnsi="Lucida Console"/>
+          <w:sz w:val="16"/>
+        </w:rPr>
+      </w:pPr>
+    </w:p>
+    <w:p>
+      <w:pPr>
+        <w:jc w:val="both"/>
+      </w:pPr>
+      <w:r>
+        <w:t>The user should code the plugin so that it reads the input image and the maski</w:t>
+      </w:r>
+      <w:r>
+        <w:t>ng image to do the desired calculation.</w:t>
+      </w:r>
+      <w:r>
+        <w:t xml:space="preserve"> The result is then read by FMIPROT from the </w:t>
+      </w:r>
+      <w:r>
+        <w:t xml:space="preserve">standard </w:t>
+      </w:r>
+      <w:r>
+        <w:t xml:space="preserve">output </w:t>
+      </w:r>
+      <w:r>
+        <w:t>as produced by</w:t>
+      </w:r>
+      <w:r>
+        <w:t xml:space="preserve"> the plugin. The output should include </w:t>
+      </w:r>
+      <w:r>
+        <w:t xml:space="preserve">the </w:t>
+      </w:r>
+      <w:r>
+        <w:t xml:space="preserve">name for the analysis or result, and then names and values of each parameter, </w:t>
+      </w:r>
+      <w:r>
+        <w:t xml:space="preserve">all separated by commas, </w:t>
+      </w:r>
+      <w:r>
+        <w:t>like in the example:</w:t>
+      </w:r>
+    </w:p>
+    <w:p>
+      <w:pPr>
+        <w:jc w:val="both"/>
+      </w:pPr>
+    </w:p>
+    <w:p>
+      <w:pPr>
+        <w:rPr>
+          <w:rFonts w:ascii="Lucida Console" w:hAnsi="Lucida Console"/>
+          <w:sz w:val="16"/>
+        </w:rPr>
+      </w:pPr>
+      <w:r>
+        <w:rPr>
+          <w:rFonts w:ascii="Lucida Console" w:hAnsi="Lucida Console"/>
+          <w:sz w:val="16"/>
+        </w:rPr>
+        <w:t>Color fraction indices,Red Fraction,0.342,Green Fraction,0.432,Blue Fraction,0.226</w:t>
       </w:r>
     </w:p>
     <w:p>
@@ -16175,23 +14409,7 @@
         <w:t>by</w:t>
       </w:r>
       <w:r>
-        <w:t xml:space="preserve"> using “Add plugin…” option under “Tools” menu. The wizard will guide the user through the process. It will test the plugin first </w:t>
-      </w:r>
-      <w:proofErr w:type="gramStart"/>
-      <w:r>
-        <w:t>by</w:t>
-      </w:r>
-      <w:proofErr w:type="gramEnd"/>
-      <w:r>
-        <w:t xml:space="preserve"> a random image and mask to see if it produces an output in the correct format. If it passes the test, it will copy the plugin file (and other files if it is chosen by the user during the process) to the </w:t>
-      </w:r>
-      <w:proofErr w:type="gramStart"/>
-      <w:r>
-        <w:t>plugins</w:t>
-      </w:r>
-      <w:proofErr w:type="gramEnd"/>
-      <w:r>
-        <w:t xml:space="preserve"> directory.</w:t>
+        <w:t xml:space="preserve"> using “Add plugin…” option under “Tools” menu. The wizard will guide the user through the process. It will test the plugin first by a random image and mask to see if it produces an output in the correct format. If it passes the test, it will copy the plugin file (and other files if it is chosen by the user during the process) to the plugins directory.</w:t>
       </w:r>
     </w:p>
     <w:p>
@@ -16236,35 +14454,7 @@
         <w:rPr>
           <w:sz w:val="18"/>
         </w:rPr>
-        <w:t xml:space="preserve"> of the masking image is always </w:t>
-      </w:r>
-      <w:proofErr w:type="gramStart"/>
-      <w:r>
-        <w:rPr>
-          <w:sz w:val="18"/>
-        </w:rPr>
-        <w:t>as</w:t>
-      </w:r>
-      <w:proofErr w:type="gramEnd"/>
-      <w:r>
-        <w:rPr>
-          <w:sz w:val="18"/>
-        </w:rPr>
-        <w:t xml:space="preserve"> </w:t>
-      </w:r>
-      <w:proofErr w:type="gramStart"/>
-      <w:r>
-        <w:rPr>
-          <w:sz w:val="18"/>
-        </w:rPr>
-        <w:t>same</w:t>
-      </w:r>
-      <w:proofErr w:type="gramEnd"/>
-      <w:r>
-        <w:rPr>
-          <w:sz w:val="18"/>
-        </w:rPr>
-        <w:t xml:space="preserve"> the original image. If the camera image is JPG (.jpg), then also masking image is the same.</w:t>
+        <w:t xml:space="preserve"> of the masking image is always as same the original image. If the camera image is JPG (.jpg), then also masking image is the same.</w:t>
       </w:r>
     </w:p>
     <w:p>
@@ -16283,21 +14473,7 @@
         <w:rPr>
           <w:sz w:val="18"/>
         </w:rPr>
-        <w:t xml:space="preserve">Masking </w:t>
-      </w:r>
-      <w:proofErr w:type="gramStart"/>
-      <w:r>
-        <w:rPr>
-          <w:sz w:val="18"/>
-        </w:rPr>
-        <w:t>image</w:t>
-      </w:r>
-      <w:proofErr w:type="gramEnd"/>
-      <w:r>
-        <w:rPr>
-          <w:sz w:val="18"/>
-        </w:rPr>
-        <w:t xml:space="preserve"> </w:t>
+        <w:t xml:space="preserve">Masking image </w:t>
       </w:r>
       <w:r>
         <w:rPr>
@@ -16358,35 +14534,7 @@
         <w:rPr>
           <w:sz w:val="18"/>
         </w:rPr>
-        <w:t xml:space="preserve">Masking </w:t>
-      </w:r>
-      <w:proofErr w:type="gramStart"/>
-      <w:r>
-        <w:rPr>
-          <w:sz w:val="18"/>
-        </w:rPr>
-        <w:t>image has</w:t>
-      </w:r>
-      <w:proofErr w:type="gramEnd"/>
-      <w:r>
-        <w:rPr>
-          <w:sz w:val="18"/>
-        </w:rPr>
-        <w:t xml:space="preserve"> pixel </w:t>
-      </w:r>
-      <w:proofErr w:type="gramStart"/>
-      <w:r>
-        <w:rPr>
-          <w:sz w:val="18"/>
-        </w:rPr>
-        <w:t>value</w:t>
-      </w:r>
-      <w:proofErr w:type="gramEnd"/>
-      <w:r>
-        <w:rPr>
-          <w:sz w:val="18"/>
-        </w:rPr>
-        <w:t xml:space="preserve"> 255 for unmasked pixels and 0 for masked pixels.</w:t>
+        <w:t>Masking image has pixel value 255 for unmasked pixels and 0 for masked pixels.</w:t>
       </w:r>
     </w:p>
     <w:p>
@@ -16411,15 +14559,7 @@
         <w:t>can be used.</w:t>
       </w:r>
       <w:r>
-        <w:t xml:space="preserve"> To test it, user can freeze/compile the code (e.g. via </w:t>
-      </w:r>
-      <w:proofErr w:type="spellStart"/>
-      <w:r>
-        <w:t>pyinstaller</w:t>
-      </w:r>
-      <w:proofErr w:type="spellEnd"/>
-      <w:r>
-        <w:t>) and run the toolbox and use “Add plugin” menu.</w:t>
+        <w:t xml:space="preserve"> To test it, user can freeze/compile the code (e.g. via pyinstaller) and run the toolbox and use “Add plugin” menu.</w:t>
       </w:r>
     </w:p>
     <w:p>
@@ -16440,33 +14580,29 @@
           <w:rFonts w:ascii="Lucida Console" w:hAnsi="Lucida Console"/>
           <w:sz w:val="16"/>
         </w:rPr>
-        <w:t xml:space="preserve">import </w:t>
-      </w:r>
-      <w:proofErr w:type="spellStart"/>
+        <w:t>import mahotas</w:t>
+      </w:r>
       <w:r>
         <w:rPr>
           <w:rFonts w:ascii="Lucida Console" w:hAnsi="Lucida Console"/>
           <w:sz w:val="16"/>
         </w:rPr>
-        <w:t>mahotas</w:t>
-      </w:r>
-      <w:proofErr w:type="spellEnd"/>
+        <w:t xml:space="preserve"> as mh</w:t>
+      </w:r>
       <w:r>
         <w:rPr>
           <w:rFonts w:ascii="Lucida Console" w:hAnsi="Lucida Console"/>
           <w:sz w:val="16"/>
         </w:rPr>
-        <w:t xml:space="preserve"> as </w:t>
-      </w:r>
-      <w:proofErr w:type="spellStart"/>
+        <w:tab/>
+      </w:r>
       <w:r>
         <w:rPr>
           <w:rFonts w:ascii="Lucida Console" w:hAnsi="Lucida Console"/>
           <w:sz w:val="16"/>
         </w:rPr>
-        <w:t>mh</w:t>
-      </w:r>
-      <w:proofErr w:type="spellEnd"/>
+        <w:tab/>
+      </w:r>
       <w:r>
         <w:rPr>
           <w:rFonts w:ascii="Lucida Console" w:hAnsi="Lucida Console"/>
@@ -16480,47 +14616,45 @@
           <w:sz w:val="16"/>
         </w:rPr>
         <w:tab/>
-      </w:r>
-      <w:r>
+        <w:t>#import image handling/processing library</w:t>
+      </w:r>
+    </w:p>
+    <w:p>
+      <w:pPr>
+        <w:jc w:val="both"/>
         <w:rPr>
           <w:rFonts w:ascii="Lucida Console" w:hAnsi="Lucida Console"/>
           <w:sz w:val="16"/>
         </w:rPr>
-        <w:tab/>
-      </w:r>
+      </w:pPr>
       <w:r>
         <w:rPr>
           <w:rFonts w:ascii="Lucida Console" w:hAnsi="Lucida Console"/>
           <w:sz w:val="16"/>
         </w:rPr>
-        <w:tab/>
-        <w:t>#import image handling/processing library</w:t>
-      </w:r>
-    </w:p>
-    <w:p>
-      <w:pPr>
-        <w:jc w:val="both"/>
+        <w:t>import numpy</w:t>
+      </w:r>
+      <w:r>
         <w:rPr>
           <w:rFonts w:ascii="Lucida Console" w:hAnsi="Lucida Console"/>
           <w:sz w:val="16"/>
         </w:rPr>
-      </w:pPr>
+        <w:tab/>
+      </w:r>
       <w:r>
         <w:rPr>
           <w:rFonts w:ascii="Lucida Console" w:hAnsi="Lucida Console"/>
           <w:sz w:val="16"/>
         </w:rPr>
-        <w:t xml:space="preserve">import </w:t>
-      </w:r>
-      <w:proofErr w:type="spellStart"/>
+        <w:tab/>
+      </w:r>
       <w:r>
         <w:rPr>
           <w:rFonts w:ascii="Lucida Console" w:hAnsi="Lucida Console"/>
           <w:sz w:val="16"/>
         </w:rPr>
-        <w:t>numpy</w:t>
-      </w:r>
-      <w:proofErr w:type="spellEnd"/>
+        <w:tab/>
+      </w:r>
       <w:r>
         <w:rPr>
           <w:rFonts w:ascii="Lucida Console" w:hAnsi="Lucida Console"/>
@@ -16534,60 +14668,59 @@
           <w:sz w:val="16"/>
         </w:rPr>
         <w:tab/>
-      </w:r>
-      <w:r>
+        <w:t>#import numerical library</w:t>
+      </w:r>
+    </w:p>
+    <w:p>
+      <w:pPr>
+        <w:jc w:val="both"/>
         <w:rPr>
           <w:rFonts w:ascii="Lucida Console" w:hAnsi="Lucida Console"/>
           <w:sz w:val="16"/>
         </w:rPr>
-        <w:tab/>
-      </w:r>
+      </w:pPr>
       <w:r>
         <w:rPr>
           <w:rFonts w:ascii="Lucida Console" w:hAnsi="Lucida Console"/>
           <w:sz w:val="16"/>
         </w:rPr>
-        <w:tab/>
+        <w:lastRenderedPageBreak/>
+        <w:t xml:space="preserve">from </w:t>
       </w:r>
       <w:r>
         <w:rPr>
           <w:rFonts w:ascii="Lucida Console" w:hAnsi="Lucida Console"/>
           <w:sz w:val="16"/>
         </w:rPr>
-        <w:tab/>
-        <w:t>#import numerical library</w:t>
-      </w:r>
-    </w:p>
-    <w:p>
-      <w:pPr>
-        <w:jc w:val="both"/>
+        <w:t>os</w:t>
+      </w:r>
+      <w:r>
         <w:rPr>
           <w:rFonts w:ascii="Lucida Console" w:hAnsi="Lucida Console"/>
           <w:sz w:val="16"/>
         </w:rPr>
-      </w:pPr>
+        <w:t xml:space="preserve"> import sys</w:t>
+      </w:r>
       <w:r>
         <w:rPr>
           <w:rFonts w:ascii="Lucida Console" w:hAnsi="Lucida Console"/>
           <w:sz w:val="16"/>
         </w:rPr>
-        <w:t xml:space="preserve">from </w:t>
-      </w:r>
-      <w:proofErr w:type="spellStart"/>
+        <w:tab/>
+      </w:r>
       <w:r>
         <w:rPr>
           <w:rFonts w:ascii="Lucida Console" w:hAnsi="Lucida Console"/>
           <w:sz w:val="16"/>
         </w:rPr>
-        <w:t>os</w:t>
-      </w:r>
-      <w:proofErr w:type="spellEnd"/>
+        <w:tab/>
+      </w:r>
       <w:r>
         <w:rPr>
           <w:rFonts w:ascii="Lucida Console" w:hAnsi="Lucida Console"/>
           <w:sz w:val="16"/>
         </w:rPr>
-        <w:t xml:space="preserve"> import sys</w:t>
+        <w:tab/>
       </w:r>
       <w:r>
         <w:rPr>
@@ -16595,108 +14728,105 @@
           <w:sz w:val="16"/>
         </w:rPr>
         <w:tab/>
-      </w:r>
-      <w:r>
+        <w:t>#import sys for reading arguments</w:t>
+      </w:r>
+    </w:p>
+    <w:p>
+      <w:pPr>
+        <w:jc w:val="both"/>
         <w:rPr>
           <w:rFonts w:ascii="Lucida Console" w:hAnsi="Lucida Console"/>
           <w:sz w:val="16"/>
         </w:rPr>
-        <w:tab/>
-      </w:r>
-      <w:r>
+      </w:pPr>
+    </w:p>
+    <w:p>
+      <w:pPr>
+        <w:jc w:val="both"/>
         <w:rPr>
           <w:rFonts w:ascii="Lucida Console" w:hAnsi="Lucida Console"/>
           <w:sz w:val="16"/>
         </w:rPr>
-        <w:tab/>
-      </w:r>
+      </w:pPr>
       <w:r>
         <w:rPr>
           <w:rFonts w:ascii="Lucida Console" w:hAnsi="Lucida Console"/>
           <w:sz w:val="16"/>
         </w:rPr>
-        <w:tab/>
-        <w:t>#import sys for reading arguments</w:t>
-      </w:r>
-    </w:p>
-    <w:p>
-      <w:pPr>
-        <w:jc w:val="both"/>
+        <w:t>imgf =</w:t>
+      </w:r>
+      <w:r>
         <w:rPr>
           <w:rFonts w:ascii="Lucida Console" w:hAnsi="Lucida Console"/>
           <w:sz w:val="16"/>
         </w:rPr>
-      </w:pPr>
-    </w:p>
-    <w:p>
-      <w:pPr>
-        <w:jc w:val="both"/>
+        <w:t xml:space="preserve"> </w:t>
+      </w:r>
+      <w:r>
         <w:rPr>
           <w:rFonts w:ascii="Lucida Console" w:hAnsi="Lucida Console"/>
           <w:sz w:val="16"/>
         </w:rPr>
-      </w:pPr>
-      <w:proofErr w:type="spellStart"/>
+        <w:t>sys.argv[1]</w:t>
+      </w:r>
       <w:r>
         <w:rPr>
           <w:rFonts w:ascii="Lucida Console" w:hAnsi="Lucida Console"/>
           <w:sz w:val="16"/>
         </w:rPr>
-        <w:t>imgf</w:t>
-      </w:r>
-      <w:proofErr w:type="spellEnd"/>
+        <w:tab/>
+      </w:r>
       <w:r>
         <w:rPr>
           <w:rFonts w:ascii="Lucida Console" w:hAnsi="Lucida Console"/>
           <w:sz w:val="16"/>
         </w:rPr>
-        <w:t xml:space="preserve"> =</w:t>
+        <w:tab/>
       </w:r>
       <w:r>
         <w:rPr>
           <w:rFonts w:ascii="Lucida Console" w:hAnsi="Lucida Console"/>
           <w:sz w:val="16"/>
         </w:rPr>
-        <w:t xml:space="preserve"> </w:t>
-      </w:r>
-      <w:proofErr w:type="spellStart"/>
-      <w:proofErr w:type="gramStart"/>
+        <w:tab/>
+      </w:r>
       <w:r>
         <w:rPr>
           <w:rFonts w:ascii="Lucida Console" w:hAnsi="Lucida Console"/>
           <w:sz w:val="16"/>
         </w:rPr>
-        <w:t>sys.argv</w:t>
-      </w:r>
-      <w:proofErr w:type="spellEnd"/>
-      <w:proofErr w:type="gramEnd"/>
-      <w:r>
+        <w:tab/>
+        <w:t>#get file path of image file</w:t>
+      </w:r>
+    </w:p>
+    <w:p>
+      <w:pPr>
+        <w:jc w:val="both"/>
         <w:rPr>
           <w:rFonts w:ascii="Lucida Console" w:hAnsi="Lucida Console"/>
           <w:sz w:val="16"/>
         </w:rPr>
-        <w:t>[1]</w:t>
-      </w:r>
+      </w:pPr>
       <w:r>
         <w:rPr>
           <w:rFonts w:ascii="Lucida Console" w:hAnsi="Lucida Console"/>
           <w:sz w:val="16"/>
         </w:rPr>
-        <w:tab/>
+        <w:t>maskf =</w:t>
       </w:r>
       <w:r>
         <w:rPr>
           <w:rFonts w:ascii="Lucida Console" w:hAnsi="Lucida Console"/>
           <w:sz w:val="16"/>
         </w:rPr>
-        <w:tab/>
+        <w:t xml:space="preserve"> </w:t>
       </w:r>
       <w:r>
         <w:rPr>
           <w:rFonts w:ascii="Lucida Console" w:hAnsi="Lucida Console"/>
           <w:sz w:val="16"/>
         </w:rPr>
-        <w:tab/>
+        <w:t>sys.argv[2]</w:t>
       </w:r>
       <w:r>
         <w:rPr>
@@ -16704,71 +14834,67 @@
           <w:sz w:val="16"/>
         </w:rPr>
         <w:tab/>
-        <w:t>#get file path of image file</w:t>
-      </w:r>
-    </w:p>
-    <w:p>
-      <w:pPr>
-        <w:jc w:val="both"/>
+      </w:r>
+      <w:r>
         <w:rPr>
           <w:rFonts w:ascii="Lucida Console" w:hAnsi="Lucida Console"/>
           <w:sz w:val="16"/>
         </w:rPr>
-      </w:pPr>
-      <w:proofErr w:type="spellStart"/>
+        <w:tab/>
+      </w:r>
       <w:r>
         <w:rPr>
           <w:rFonts w:ascii="Lucida Console" w:hAnsi="Lucida Console"/>
           <w:sz w:val="16"/>
         </w:rPr>
-        <w:t>maskf</w:t>
-      </w:r>
-      <w:proofErr w:type="spellEnd"/>
+        <w:tab/>
+      </w:r>
       <w:r>
         <w:rPr>
           <w:rFonts w:ascii="Lucida Console" w:hAnsi="Lucida Console"/>
           <w:sz w:val="16"/>
         </w:rPr>
-        <w:t xml:space="preserve"> =</w:t>
-      </w:r>
-      <w:r>
+        <w:tab/>
+        <w:t>#get file path of masking image file</w:t>
+      </w:r>
+    </w:p>
+    <w:p>
+      <w:pPr>
+        <w:jc w:val="both"/>
         <w:rPr>
           <w:rFonts w:ascii="Lucida Console" w:hAnsi="Lucida Console"/>
           <w:sz w:val="16"/>
         </w:rPr>
-        <w:t xml:space="preserve"> </w:t>
-      </w:r>
-      <w:proofErr w:type="spellStart"/>
-      <w:proofErr w:type="gramStart"/>
-      <w:r>
+      </w:pPr>
+    </w:p>
+    <w:p>
+      <w:pPr>
+        <w:jc w:val="both"/>
         <w:rPr>
           <w:rFonts w:ascii="Lucida Console" w:hAnsi="Lucida Console"/>
           <w:sz w:val="16"/>
         </w:rPr>
-        <w:t>sys.argv</w:t>
-      </w:r>
-      <w:proofErr w:type="spellEnd"/>
-      <w:proofErr w:type="gramEnd"/>
+      </w:pPr>
       <w:r>
         <w:rPr>
           <w:rFonts w:ascii="Lucida Console" w:hAnsi="Lucida Console"/>
           <w:sz w:val="16"/>
         </w:rPr>
-        <w:t>[2]</w:t>
+        <w:t xml:space="preserve">img = </w:t>
       </w:r>
       <w:r>
         <w:rPr>
           <w:rFonts w:ascii="Lucida Console" w:hAnsi="Lucida Console"/>
           <w:sz w:val="16"/>
         </w:rPr>
-        <w:tab/>
+        <w:t>mh</w:t>
       </w:r>
       <w:r>
         <w:rPr>
           <w:rFonts w:ascii="Lucida Console" w:hAnsi="Lucida Console"/>
           <w:sz w:val="16"/>
         </w:rPr>
-        <w:tab/>
+        <w:t>.imread(imgf)</w:t>
       </w:r>
       <w:r>
         <w:rPr>
@@ -16783,44 +14909,38 @@
           <w:sz w:val="16"/>
         </w:rPr>
         <w:tab/>
-        <w:t>#get file path of masking image file</w:t>
-      </w:r>
-    </w:p>
-    <w:p>
-      <w:pPr>
-        <w:jc w:val="both"/>
+      </w:r>
+      <w:r>
         <w:rPr>
           <w:rFonts w:ascii="Lucida Console" w:hAnsi="Lucida Console"/>
           <w:sz w:val="16"/>
         </w:rPr>
-      </w:pPr>
-    </w:p>
-    <w:p>
-      <w:pPr>
-        <w:jc w:val="both"/>
+        <w:tab/>
+      </w:r>
+      <w:r>
         <w:rPr>
           <w:rFonts w:ascii="Lucida Console" w:hAnsi="Lucida Console"/>
           <w:sz w:val="16"/>
         </w:rPr>
-      </w:pPr>
-      <w:proofErr w:type="spellStart"/>
-      <w:r>
+        <w:tab/>
+        <w:t>#read image</w:t>
+      </w:r>
+    </w:p>
+    <w:p>
+      <w:pPr>
+        <w:jc w:val="both"/>
         <w:rPr>
           <w:rFonts w:ascii="Lucida Console" w:hAnsi="Lucida Console"/>
           <w:sz w:val="16"/>
         </w:rPr>
-        <w:t>img</w:t>
-      </w:r>
-      <w:proofErr w:type="spellEnd"/>
+      </w:pPr>
       <w:r>
         <w:rPr>
           <w:rFonts w:ascii="Lucida Console" w:hAnsi="Lucida Console"/>
           <w:sz w:val="16"/>
         </w:rPr>
-        <w:t xml:space="preserve"> = </w:t>
-      </w:r>
-      <w:proofErr w:type="spellStart"/>
-      <w:proofErr w:type="gramStart"/>
+        <w:t xml:space="preserve">mask = </w:t>
+      </w:r>
       <w:r>
         <w:rPr>
           <w:rFonts w:ascii="Lucida Console" w:hAnsi="Lucida Console"/>
@@ -16833,118 +14953,113 @@
           <w:rFonts w:ascii="Lucida Console" w:hAnsi="Lucida Console"/>
           <w:sz w:val="16"/>
         </w:rPr>
-        <w:t>.imread</w:t>
-      </w:r>
-      <w:proofErr w:type="spellEnd"/>
-      <w:proofErr w:type="gramEnd"/>
+        <w:t>.imread(maskf)==255</w:t>
+      </w:r>
       <w:r>
         <w:rPr>
           <w:rFonts w:ascii="Lucida Console" w:hAnsi="Lucida Console"/>
           <w:sz w:val="16"/>
         </w:rPr>
-        <w:t>(</w:t>
-      </w:r>
-      <w:proofErr w:type="spellStart"/>
+        <w:tab/>
+      </w:r>
       <w:r>
         <w:rPr>
           <w:rFonts w:ascii="Lucida Console" w:hAnsi="Lucida Console"/>
           <w:sz w:val="16"/>
         </w:rPr>
-        <w:t>imgf</w:t>
-      </w:r>
-      <w:proofErr w:type="spellEnd"/>
+        <w:tab/>
+      </w:r>
       <w:r>
         <w:rPr>
           <w:rFonts w:ascii="Lucida Console" w:hAnsi="Lucida Console"/>
           <w:sz w:val="16"/>
         </w:rPr>
-        <w:t>)</w:t>
+        <w:tab/>
+        <w:t>#read mask and co</w:t>
       </w:r>
       <w:r>
         <w:rPr>
           <w:rFonts w:ascii="Lucida Console" w:hAnsi="Lucida Console"/>
           <w:sz w:val="16"/>
         </w:rPr>
-        <w:tab/>
+        <w:t>n</w:t>
       </w:r>
       <w:r>
         <w:rPr>
           <w:rFonts w:ascii="Lucida Console" w:hAnsi="Lucida Console"/>
           <w:sz w:val="16"/>
         </w:rPr>
-        <w:tab/>
-      </w:r>
-      <w:r>
+        <w:t>vert it to Boolean</w:t>
+      </w:r>
+    </w:p>
+    <w:p>
+      <w:pPr>
+        <w:jc w:val="both"/>
         <w:rPr>
           <w:rFonts w:ascii="Lucida Console" w:hAnsi="Lucida Console"/>
           <w:sz w:val="16"/>
         </w:rPr>
-        <w:tab/>
-      </w:r>
-      <w:r>
+      </w:pPr>
+    </w:p>
+    <w:p>
+      <w:pPr>
+        <w:jc w:val="both"/>
         <w:rPr>
           <w:rFonts w:ascii="Lucida Console" w:hAnsi="Lucida Console"/>
           <w:sz w:val="16"/>
         </w:rPr>
-        <w:tab/>
-        <w:t>#read image</w:t>
-      </w:r>
-    </w:p>
-    <w:p>
-      <w:pPr>
-        <w:jc w:val="both"/>
+      </w:pPr>
+      <w:r>
         <w:rPr>
           <w:rFonts w:ascii="Lucida Console" w:hAnsi="Lucida Console"/>
           <w:sz w:val="16"/>
         </w:rPr>
-      </w:pPr>
+        <w:t>(r,g,b) = (img*mask).transpose(2,0,1)</w:t>
+      </w:r>
       <w:r>
         <w:rPr>
           <w:rFonts w:ascii="Lucida Console" w:hAnsi="Lucida Console"/>
           <w:sz w:val="16"/>
         </w:rPr>
-        <w:t xml:space="preserve">mask = </w:t>
-      </w:r>
-      <w:proofErr w:type="spellStart"/>
-      <w:proofErr w:type="gramStart"/>
+        <w:tab/>
+      </w:r>
       <w:r>
         <w:rPr>
           <w:rFonts w:ascii="Lucida Console" w:hAnsi="Lucida Console"/>
           <w:sz w:val="16"/>
         </w:rPr>
-        <w:t>mh</w:t>
-      </w:r>
-      <w:r>
+        <w:tab/>
+        <w:t>#mask the image, transpose and handle channels</w:t>
+      </w:r>
+    </w:p>
+    <w:p>
+      <w:pPr>
+        <w:jc w:val="both"/>
         <w:rPr>
           <w:rFonts w:ascii="Lucida Console" w:hAnsi="Lucida Console"/>
           <w:sz w:val="16"/>
         </w:rPr>
-        <w:t>.imread</w:t>
-      </w:r>
-      <w:proofErr w:type="spellEnd"/>
-      <w:proofErr w:type="gramEnd"/>
+      </w:pPr>
       <w:r>
         <w:rPr>
           <w:rFonts w:ascii="Lucida Console" w:hAnsi="Lucida Console"/>
           <w:sz w:val="16"/>
         </w:rPr>
-        <w:t>(</w:t>
-      </w:r>
-      <w:proofErr w:type="spellStart"/>
+        <w:t>r = r.astype(int)</w:t>
+      </w:r>
       <w:r>
         <w:rPr>
           <w:rFonts w:ascii="Lucida Console" w:hAnsi="Lucida Console"/>
           <w:sz w:val="16"/>
         </w:rPr>
-        <w:t>maskf</w:t>
-      </w:r>
-      <w:proofErr w:type="spellEnd"/>
+        <w:tab/>
+      </w:r>
       <w:r>
         <w:rPr>
           <w:rFonts w:ascii="Lucida Console" w:hAnsi="Lucida Console"/>
           <w:sz w:val="16"/>
         </w:rPr>
-        <w:t>)==255</w:t>
+        <w:tab/>
       </w:r>
       <w:r>
         <w:rPr>
@@ -16959,110 +15074,103 @@
           <w:sz w:val="16"/>
         </w:rPr>
         <w:tab/>
-      </w:r>
-      <w:r>
+        <w:t xml:space="preserve">#convert arrays (uint8) to </w:t>
+      </w:r>
+    </w:p>
+    <w:p>
+      <w:pPr>
+        <w:jc w:val="both"/>
         <w:rPr>
           <w:rFonts w:ascii="Lucida Console" w:hAnsi="Lucida Console"/>
           <w:sz w:val="16"/>
         </w:rPr>
-        <w:tab/>
-        <w:t>#read mask and co</w:t>
-      </w:r>
+      </w:pPr>
       <w:r>
         <w:rPr>
           <w:rFonts w:ascii="Lucida Console" w:hAnsi="Lucida Console"/>
           <w:sz w:val="16"/>
         </w:rPr>
-        <w:t>n</w:t>
+        <w:t>g = g.astype(int)</w:t>
       </w:r>
       <w:r>
         <w:rPr>
           <w:rFonts w:ascii="Lucida Console" w:hAnsi="Lucida Console"/>
           <w:sz w:val="16"/>
         </w:rPr>
-        <w:t>vert it to Boolean</w:t>
-      </w:r>
-    </w:p>
-    <w:p>
-      <w:pPr>
-        <w:jc w:val="both"/>
+        <w:tab/>
+      </w:r>
+      <w:r>
         <w:rPr>
           <w:rFonts w:ascii="Lucida Console" w:hAnsi="Lucida Console"/>
           <w:sz w:val="16"/>
         </w:rPr>
-      </w:pPr>
-    </w:p>
-    <w:p>
-      <w:pPr>
-        <w:jc w:val="both"/>
+        <w:tab/>
+      </w:r>
+      <w:r>
         <w:rPr>
           <w:rFonts w:ascii="Lucida Console" w:hAnsi="Lucida Console"/>
           <w:sz w:val="16"/>
         </w:rPr>
-      </w:pPr>
+        <w:tab/>
+      </w:r>
       <w:r>
         <w:rPr>
           <w:rFonts w:ascii="Lucida Console" w:hAnsi="Lucida Console"/>
           <w:sz w:val="16"/>
         </w:rPr>
-        <w:t>(</w:t>
-      </w:r>
-      <w:proofErr w:type="spellStart"/>
-      <w:proofErr w:type="gramStart"/>
+        <w:tab/>
+        <w:t>#</w:t>
+      </w:r>
       <w:r>
         <w:rPr>
           <w:rFonts w:ascii="Lucida Console" w:hAnsi="Lucida Console"/>
           <w:sz w:val="16"/>
         </w:rPr>
-        <w:t>r,g</w:t>
-      </w:r>
-      <w:proofErr w:type="gramEnd"/>
+        <w:t xml:space="preserve"> </w:t>
+      </w:r>
       <w:r>
         <w:rPr>
           <w:rFonts w:ascii="Lucida Console" w:hAnsi="Lucida Console"/>
           <w:sz w:val="16"/>
         </w:rPr>
-        <w:t>,b</w:t>
-      </w:r>
-      <w:proofErr w:type="spellEnd"/>
-      <w:r>
+        <w:t xml:space="preserve">int not to overflow </w:t>
+      </w:r>
+    </w:p>
+    <w:p>
+      <w:pPr>
+        <w:jc w:val="both"/>
         <w:rPr>
           <w:rFonts w:ascii="Lucida Console" w:hAnsi="Lucida Console"/>
           <w:sz w:val="16"/>
         </w:rPr>
-        <w:t>) = (</w:t>
-      </w:r>
-      <w:proofErr w:type="spellStart"/>
+      </w:pPr>
       <w:r>
         <w:rPr>
           <w:rFonts w:ascii="Lucida Console" w:hAnsi="Lucida Console"/>
           <w:sz w:val="16"/>
         </w:rPr>
-        <w:t>img</w:t>
-      </w:r>
-      <w:proofErr w:type="spellEnd"/>
+        <w:t>b = b.astype(int)</w:t>
+      </w:r>
       <w:r>
         <w:rPr>
           <w:rFonts w:ascii="Lucida Console" w:hAnsi="Lucida Console"/>
           <w:sz w:val="16"/>
         </w:rPr>
-        <w:t>*mask</w:t>
-      </w:r>
-      <w:proofErr w:type="gramStart"/>
+        <w:tab/>
+      </w:r>
       <w:r>
         <w:rPr>
           <w:rFonts w:ascii="Lucida Console" w:hAnsi="Lucida Console"/>
           <w:sz w:val="16"/>
         </w:rPr>
-        <w:t>).transpose</w:t>
-      </w:r>
-      <w:proofErr w:type="gramEnd"/>
+        <w:tab/>
+      </w:r>
       <w:r>
         <w:rPr>
           <w:rFonts w:ascii="Lucida Console" w:hAnsi="Lucida Console"/>
           <w:sz w:val="16"/>
         </w:rPr>
-        <w:t>(2,0,1)</w:t>
+        <w:tab/>
       </w:r>
       <w:r>
         <w:rPr>
@@ -17070,48 +15178,44 @@
           <w:sz w:val="16"/>
         </w:rPr>
         <w:tab/>
+        <w:t>#</w:t>
       </w:r>
       <w:r>
         <w:rPr>
           <w:rFonts w:ascii="Lucida Console" w:hAnsi="Lucida Console"/>
           <w:sz w:val="16"/>
         </w:rPr>
-        <w:tab/>
-        <w:t>#mask the image, transpose and handle channels</w:t>
-      </w:r>
-    </w:p>
-    <w:p>
-      <w:pPr>
-        <w:jc w:val="both"/>
+        <w:t xml:space="preserve"> </w:t>
+      </w:r>
+      <w:r>
         <w:rPr>
           <w:rFonts w:ascii="Lucida Console" w:hAnsi="Lucida Console"/>
           <w:sz w:val="16"/>
         </w:rPr>
-      </w:pPr>
-      <w:r>
+        <w:t>in operations</w:t>
+      </w:r>
+    </w:p>
+    <w:p>
+      <w:pPr>
+        <w:jc w:val="both"/>
         <w:rPr>
           <w:rFonts w:ascii="Lucida Console" w:hAnsi="Lucida Console"/>
           <w:sz w:val="16"/>
         </w:rPr>
-        <w:t xml:space="preserve">r = </w:t>
-      </w:r>
-      <w:proofErr w:type="spellStart"/>
-      <w:proofErr w:type="gramStart"/>
+      </w:pPr>
       <w:r>
         <w:rPr>
           <w:rFonts w:ascii="Lucida Console" w:hAnsi="Lucida Console"/>
           <w:sz w:val="16"/>
         </w:rPr>
-        <w:t>r.astype</w:t>
-      </w:r>
-      <w:proofErr w:type="spellEnd"/>
-      <w:proofErr w:type="gramEnd"/>
+        <w:t>rs = numpy.sum(r)</w:t>
+      </w:r>
       <w:r>
         <w:rPr>
           <w:rFonts w:ascii="Lucida Console" w:hAnsi="Lucida Console"/>
           <w:sz w:val="16"/>
         </w:rPr>
-        <w:t>(int)</w:t>
+        <w:tab/>
       </w:r>
       <w:r>
         <w:rPr>
@@ -17133,56 +15237,55 @@
           <w:sz w:val="16"/>
         </w:rPr>
         <w:tab/>
-      </w:r>
-      <w:r>
+        <w:t>#calculate sums of channels</w:t>
+      </w:r>
+    </w:p>
+    <w:p>
+      <w:pPr>
+        <w:jc w:val="both"/>
         <w:rPr>
           <w:rFonts w:ascii="Lucida Console" w:hAnsi="Lucida Console"/>
           <w:sz w:val="16"/>
         </w:rPr>
-        <w:tab/>
-        <w:t xml:space="preserve">#convert arrays (uint8) to </w:t>
-      </w:r>
-    </w:p>
-    <w:p>
-      <w:pPr>
-        <w:jc w:val="both"/>
+      </w:pPr>
+      <w:r>
         <w:rPr>
           <w:rFonts w:ascii="Lucida Console" w:hAnsi="Lucida Console"/>
           <w:sz w:val="16"/>
         </w:rPr>
-      </w:pPr>
-      <w:r>
+        <w:t>gs = numpy.sum(g)</w:t>
+      </w:r>
+    </w:p>
+    <w:p>
+      <w:pPr>
+        <w:jc w:val="both"/>
         <w:rPr>
           <w:rFonts w:ascii="Lucida Console" w:hAnsi="Lucida Console"/>
           <w:sz w:val="16"/>
         </w:rPr>
-        <w:t xml:space="preserve">g = </w:t>
-      </w:r>
-      <w:proofErr w:type="spellStart"/>
-      <w:proofErr w:type="gramStart"/>
+      </w:pPr>
       <w:r>
         <w:rPr>
           <w:rFonts w:ascii="Lucida Console" w:hAnsi="Lucida Console"/>
           <w:sz w:val="16"/>
         </w:rPr>
-        <w:t>g.astype</w:t>
-      </w:r>
-      <w:proofErr w:type="spellEnd"/>
-      <w:proofErr w:type="gramEnd"/>
-      <w:r>
+        <w:t>bs = numpy.sum(b)</w:t>
+      </w:r>
+    </w:p>
+    <w:p>
+      <w:pPr>
+        <w:jc w:val="both"/>
         <w:rPr>
           <w:rFonts w:ascii="Lucida Console" w:hAnsi="Lucida Console"/>
           <w:sz w:val="16"/>
         </w:rPr>
-        <w:t>(</w:t>
-      </w:r>
-      <w:proofErr w:type="gramStart"/>
+      </w:pPr>
       <w:r>
         <w:rPr>
           <w:rFonts w:ascii="Lucida Console" w:hAnsi="Lucida Console"/>
           <w:sz w:val="16"/>
         </w:rPr>
-        <w:t>int)</w:t>
+        <w:t>tot = (rs + gs + bs).astype('float64')</w:t>
       </w:r>
       <w:r>
         <w:rPr>
@@ -17190,20 +15293,23 @@
           <w:sz w:val="16"/>
         </w:rPr>
         <w:tab/>
-      </w:r>
-      <w:r>
+        <w:t>#calculate sums of all channels</w:t>
+      </w:r>
+    </w:p>
+    <w:p>
+      <w:pPr>
+        <w:jc w:val="both"/>
         <w:rPr>
           <w:rFonts w:ascii="Lucida Console" w:hAnsi="Lucida Console"/>
           <w:sz w:val="16"/>
         </w:rPr>
-        <w:tab/>
-      </w:r>
+      </w:pPr>
       <w:r>
         <w:rPr>
           <w:rFonts w:ascii="Lucida Console" w:hAnsi="Lucida Console"/>
           <w:sz w:val="16"/>
         </w:rPr>
-        <w:tab/>
+        <w:t>r = rs / tot</w:t>
       </w:r>
       <w:r>
         <w:rPr>
@@ -17211,108 +15317,106 @@
           <w:sz w:val="16"/>
         </w:rPr>
         <w:tab/>
-        <w:t>#</w:t>
-      </w:r>
-      <w:proofErr w:type="gramEnd"/>
+      </w:r>
       <w:r>
         <w:rPr>
           <w:rFonts w:ascii="Lucida Console" w:hAnsi="Lucida Console"/>
           <w:sz w:val="16"/>
         </w:rPr>
-        <w:t xml:space="preserve"> </w:t>
+        <w:tab/>
       </w:r>
       <w:r>
         <w:rPr>
           <w:rFonts w:ascii="Lucida Console" w:hAnsi="Lucida Console"/>
           <w:sz w:val="16"/>
         </w:rPr>
-        <w:t xml:space="preserve">int not to overflow </w:t>
-      </w:r>
-    </w:p>
-    <w:p>
-      <w:pPr>
-        <w:jc w:val="both"/>
+        <w:tab/>
+      </w:r>
+      <w:r>
         <w:rPr>
           <w:rFonts w:ascii="Lucida Console" w:hAnsi="Lucida Console"/>
           <w:sz w:val="16"/>
         </w:rPr>
-      </w:pPr>
+        <w:tab/>
+      </w:r>
       <w:r>
         <w:rPr>
           <w:rFonts w:ascii="Lucida Console" w:hAnsi="Lucida Console"/>
           <w:sz w:val="16"/>
         </w:rPr>
-        <w:t xml:space="preserve">b = </w:t>
-      </w:r>
-      <w:proofErr w:type="spellStart"/>
-      <w:proofErr w:type="gramStart"/>
-      <w:r>
+        <w:tab/>
+        <w:t>#calculate averages</w:t>
+      </w:r>
+    </w:p>
+    <w:p>
+      <w:pPr>
+        <w:jc w:val="both"/>
         <w:rPr>
           <w:rFonts w:ascii="Lucida Console" w:hAnsi="Lucida Console"/>
           <w:sz w:val="16"/>
         </w:rPr>
-        <w:t>b.astype</w:t>
-      </w:r>
-      <w:proofErr w:type="spellEnd"/>
-      <w:proofErr w:type="gramEnd"/>
+      </w:pPr>
       <w:r>
         <w:rPr>
           <w:rFonts w:ascii="Lucida Console" w:hAnsi="Lucida Console"/>
           <w:sz w:val="16"/>
         </w:rPr>
-        <w:t>(</w:t>
-      </w:r>
-      <w:proofErr w:type="gramStart"/>
-      <w:r>
+        <w:t>g = gs / tot</w:t>
+      </w:r>
+    </w:p>
+    <w:p>
+      <w:pPr>
+        <w:jc w:val="both"/>
         <w:rPr>
           <w:rFonts w:ascii="Lucida Console" w:hAnsi="Lucida Console"/>
           <w:sz w:val="16"/>
         </w:rPr>
-        <w:t>int)</w:t>
-      </w:r>
+      </w:pPr>
       <w:r>
         <w:rPr>
           <w:rFonts w:ascii="Lucida Console" w:hAnsi="Lucida Console"/>
           <w:sz w:val="16"/>
         </w:rPr>
-        <w:tab/>
-      </w:r>
-      <w:r>
+        <w:t>b = bs / tot</w:t>
+      </w:r>
+    </w:p>
+    <w:p>
+      <w:pPr>
+        <w:jc w:val="both"/>
         <w:rPr>
           <w:rFonts w:ascii="Lucida Console" w:hAnsi="Lucida Console"/>
           <w:sz w:val="16"/>
         </w:rPr>
-        <w:tab/>
-      </w:r>
+      </w:pPr>
       <w:r>
         <w:rPr>
           <w:rFonts w:ascii="Lucida Console" w:hAnsi="Lucida Console"/>
           <w:sz w:val="16"/>
         </w:rPr>
-        <w:tab/>
-      </w:r>
-      <w:r>
+        <w:t>#construct and print output</w:t>
+      </w:r>
+    </w:p>
+    <w:p>
+      <w:pPr>
+        <w:jc w:val="both"/>
         <w:rPr>
           <w:rFonts w:ascii="Lucida Console" w:hAnsi="Lucida Console"/>
           <w:sz w:val="16"/>
         </w:rPr>
-        <w:tab/>
-        <w:t>#</w:t>
-      </w:r>
-      <w:proofErr w:type="gramEnd"/>
+      </w:pPr>
       <w:r>
         <w:rPr>
           <w:rFonts w:ascii="Lucida Console" w:hAnsi="Lucida Console"/>
           <w:sz w:val="16"/>
         </w:rPr>
-        <w:t xml:space="preserve"> </w:t>
+        <w:t xml:space="preserve">print </w:t>
       </w:r>
       <w:r>
         <w:rPr>
           <w:rFonts w:ascii="Lucida Console" w:hAnsi="Lucida Console"/>
           <w:sz w:val="16"/>
         </w:rPr>
-        <w:t>in operations</w:t>
+        <w:t>'Color fraction indices,Red Fraction,'+str(r)+',Green Fraction,'+str(g)</w:t>
       </w:r>
     </w:p>
     <w:p>
@@ -17323,458 +15427,678 @@
           <w:sz w:val="16"/>
         </w:rPr>
       </w:pPr>
-      <w:proofErr w:type="spellStart"/>
-      <w:r>
+    </w:p>
+    <w:p>
+      <w:pPr>
+        <w:jc w:val="both"/>
+        <w:rPr>
+          <w:b/>
+          <w:bCs/>
+        </w:rPr>
+      </w:pPr>
+      <w:r>
+        <w:rPr>
+          <w:b/>
+          <w:bCs/>
+        </w:rPr>
+        <w:t>Batch mode</w:t>
+      </w:r>
+    </w:p>
+    <w:p>
+      <w:pPr>
+        <w:jc w:val="both"/>
+        <w:rPr>
+          <w:b/>
+          <w:bCs/>
+        </w:rPr>
+      </w:pPr>
+    </w:p>
+    <w:p>
+      <w:pPr>
+        <w:jc w:val="both"/>
+      </w:pPr>
+      <w:r>
+        <w:t>A plugin can be implemented to process images in batch mode, by getting the list of input images, input masks (ROI masks) and image timestamps as a CSV file in the first argument, then the path to results file to be created by the program as a CSV file, as in the example:</w:t>
+      </w:r>
+    </w:p>
+    <w:p>
+      <w:pPr>
+        <w:jc w:val="both"/>
+      </w:pPr>
+    </w:p>
+    <w:p>
+      <w:pPr>
         <w:rPr>
           <w:rFonts w:ascii="Lucida Console" w:hAnsi="Lucida Console"/>
           <w:sz w:val="16"/>
         </w:rPr>
-        <w:t>rs</w:t>
-      </w:r>
-      <w:proofErr w:type="spellEnd"/>
+      </w:pPr>
       <w:r>
         <w:rPr>
           <w:rFonts w:ascii="Lucida Console" w:hAnsi="Lucida Console"/>
           <w:sz w:val="16"/>
         </w:rPr>
-        <w:t xml:space="preserve"> = </w:t>
-      </w:r>
-      <w:proofErr w:type="spellStart"/>
+        <w:t>$ sh ./</w:t>
+      </w:r>
       <w:r>
         <w:rPr>
           <w:rFonts w:ascii="Lucida Console" w:hAnsi="Lucida Console"/>
           <w:sz w:val="16"/>
         </w:rPr>
-        <w:t>numpy.sum</w:t>
-      </w:r>
-      <w:proofErr w:type="spellEnd"/>
+        <w:t>plugin</w:t>
+      </w:r>
       <w:r>
         <w:rPr>
           <w:rFonts w:ascii="Lucida Console" w:hAnsi="Lucida Console"/>
           <w:sz w:val="16"/>
         </w:rPr>
-        <w:t>(r)</w:t>
+        <w:t>.sh</w:t>
       </w:r>
       <w:r>
         <w:rPr>
           <w:rFonts w:ascii="Lucida Console" w:hAnsi="Lucida Console"/>
           <w:sz w:val="16"/>
         </w:rPr>
-        <w:tab/>
+        <w:t xml:space="preserve"> /home/john/FMIPROT/images/</w:t>
       </w:r>
       <w:r>
         <w:rPr>
           <w:rFonts w:ascii="Lucida Console" w:hAnsi="Lucida Console"/>
           <w:sz w:val="16"/>
         </w:rPr>
-        <w:tab/>
+        <w:t>imagelist.csv</w:t>
       </w:r>
       <w:r>
         <w:rPr>
           <w:rFonts w:ascii="Lucida Console" w:hAnsi="Lucida Console"/>
           <w:sz w:val="16"/>
         </w:rPr>
-        <w:tab/>
+        <w:t xml:space="preserve"> /home/john/FMIPROT/tmp/</w:t>
       </w:r>
       <w:r>
         <w:rPr>
           <w:rFonts w:ascii="Lucida Console" w:hAnsi="Lucida Console"/>
           <w:sz w:val="16"/>
         </w:rPr>
-        <w:tab/>
-        <w:t>#calculate sums of channels</w:t>
-      </w:r>
-    </w:p>
-    <w:p>
-      <w:pPr>
-        <w:jc w:val="both"/>
-        <w:rPr>
-          <w:rFonts w:ascii="Lucida Console" w:hAnsi="Lucida Console"/>
-          <w:sz w:val="16"/>
-        </w:rPr>
-      </w:pPr>
-      <w:proofErr w:type="spellStart"/>
-      <w:r>
-        <w:rPr>
-          <w:rFonts w:ascii="Lucida Console" w:hAnsi="Lucida Console"/>
-          <w:sz w:val="16"/>
-        </w:rPr>
-        <w:t>gs</w:t>
-      </w:r>
-      <w:proofErr w:type="spellEnd"/>
-      <w:r>
-        <w:rPr>
-          <w:rFonts w:ascii="Lucida Console" w:hAnsi="Lucida Console"/>
-          <w:sz w:val="16"/>
-        </w:rPr>
-        <w:t xml:space="preserve"> = </w:t>
-      </w:r>
-      <w:proofErr w:type="spellStart"/>
-      <w:r>
-        <w:rPr>
-          <w:rFonts w:ascii="Lucida Console" w:hAnsi="Lucida Console"/>
-          <w:sz w:val="16"/>
-        </w:rPr>
-        <w:t>numpy.sum</w:t>
-      </w:r>
-      <w:proofErr w:type="spellEnd"/>
-      <w:r>
-        <w:rPr>
-          <w:rFonts w:ascii="Lucida Console" w:hAnsi="Lucida Console"/>
-          <w:sz w:val="16"/>
-        </w:rPr>
-        <w:t>(g)</w:t>
-      </w:r>
-    </w:p>
-    <w:p>
-      <w:pPr>
-        <w:jc w:val="both"/>
-        <w:rPr>
-          <w:rFonts w:ascii="Lucida Console" w:hAnsi="Lucida Console"/>
-          <w:sz w:val="16"/>
-        </w:rPr>
-      </w:pPr>
-      <w:r>
-        <w:rPr>
-          <w:rFonts w:ascii="Lucida Console" w:hAnsi="Lucida Console"/>
-          <w:sz w:val="16"/>
-        </w:rPr>
-        <w:t xml:space="preserve">bs = </w:t>
-      </w:r>
-      <w:proofErr w:type="spellStart"/>
-      <w:r>
-        <w:rPr>
-          <w:rFonts w:ascii="Lucida Console" w:hAnsi="Lucida Console"/>
-          <w:sz w:val="16"/>
-        </w:rPr>
-        <w:t>numpy.sum</w:t>
-      </w:r>
-      <w:proofErr w:type="spellEnd"/>
-      <w:r>
-        <w:rPr>
-          <w:rFonts w:ascii="Lucida Console" w:hAnsi="Lucida Console"/>
-          <w:sz w:val="16"/>
-        </w:rPr>
-        <w:t>(b)</w:t>
-      </w:r>
-    </w:p>
-    <w:p>
-      <w:pPr>
-        <w:jc w:val="both"/>
-        <w:rPr>
-          <w:rFonts w:ascii="Lucida Console" w:hAnsi="Lucida Console"/>
-          <w:sz w:val="16"/>
-        </w:rPr>
-      </w:pPr>
-      <w:r>
-        <w:rPr>
-          <w:rFonts w:ascii="Lucida Console" w:hAnsi="Lucida Console"/>
-          <w:sz w:val="16"/>
-        </w:rPr>
-        <w:t>tot = (</w:t>
-      </w:r>
-      <w:proofErr w:type="spellStart"/>
-      <w:r>
-        <w:rPr>
-          <w:rFonts w:ascii="Lucida Console" w:hAnsi="Lucida Console"/>
-          <w:sz w:val="16"/>
-        </w:rPr>
-        <w:t>rs</w:t>
-      </w:r>
-      <w:proofErr w:type="spellEnd"/>
-      <w:r>
-        <w:rPr>
-          <w:rFonts w:ascii="Lucida Console" w:hAnsi="Lucida Console"/>
-          <w:sz w:val="16"/>
-        </w:rPr>
-        <w:t xml:space="preserve"> + </w:t>
-      </w:r>
-      <w:proofErr w:type="spellStart"/>
-      <w:r>
-        <w:rPr>
-          <w:rFonts w:ascii="Lucida Console" w:hAnsi="Lucida Console"/>
-          <w:sz w:val="16"/>
-        </w:rPr>
-        <w:t>gs</w:t>
-      </w:r>
-      <w:proofErr w:type="spellEnd"/>
-      <w:r>
-        <w:rPr>
-          <w:rFonts w:ascii="Lucida Console" w:hAnsi="Lucida Console"/>
-          <w:sz w:val="16"/>
-        </w:rPr>
-        <w:t xml:space="preserve"> + bs</w:t>
-      </w:r>
-      <w:proofErr w:type="gramStart"/>
-      <w:r>
-        <w:rPr>
-          <w:rFonts w:ascii="Lucida Console" w:hAnsi="Lucida Console"/>
-          <w:sz w:val="16"/>
-        </w:rPr>
-        <w:t>).</w:t>
-      </w:r>
-      <w:proofErr w:type="spellStart"/>
-      <w:r>
-        <w:rPr>
-          <w:rFonts w:ascii="Lucida Console" w:hAnsi="Lucida Console"/>
-          <w:sz w:val="16"/>
-        </w:rPr>
-        <w:t>astype</w:t>
-      </w:r>
-      <w:proofErr w:type="spellEnd"/>
-      <w:proofErr w:type="gramEnd"/>
-      <w:r>
-        <w:rPr>
-          <w:rFonts w:ascii="Lucida Console" w:hAnsi="Lucida Console"/>
-          <w:sz w:val="16"/>
-        </w:rPr>
-        <w:t>('float64')</w:t>
-      </w:r>
-      <w:r>
-        <w:rPr>
-          <w:rFonts w:ascii="Lucida Console" w:hAnsi="Lucida Console"/>
-          <w:sz w:val="16"/>
-        </w:rPr>
-        <w:tab/>
-        <w:t>#calculate sums of all channels</w:t>
-      </w:r>
-    </w:p>
-    <w:p>
-      <w:pPr>
-        <w:jc w:val="both"/>
-        <w:rPr>
-          <w:rFonts w:ascii="Lucida Console" w:hAnsi="Lucida Console"/>
-          <w:sz w:val="16"/>
-        </w:rPr>
-      </w:pPr>
-      <w:r>
-        <w:rPr>
-          <w:rFonts w:ascii="Lucida Console" w:hAnsi="Lucida Console"/>
-          <w:sz w:val="16"/>
-        </w:rPr>
-        <w:t xml:space="preserve">r = </w:t>
-      </w:r>
-      <w:proofErr w:type="spellStart"/>
-      <w:r>
-        <w:rPr>
-          <w:rFonts w:ascii="Lucida Console" w:hAnsi="Lucida Console"/>
-          <w:sz w:val="16"/>
-        </w:rPr>
-        <w:t>rs</w:t>
-      </w:r>
-      <w:proofErr w:type="spellEnd"/>
-      <w:r>
-        <w:rPr>
-          <w:rFonts w:ascii="Lucida Console" w:hAnsi="Lucida Console"/>
-          <w:sz w:val="16"/>
-        </w:rPr>
-        <w:t xml:space="preserve"> / </w:t>
-      </w:r>
-      <w:proofErr w:type="gramStart"/>
-      <w:r>
-        <w:rPr>
-          <w:rFonts w:ascii="Lucida Console" w:hAnsi="Lucida Console"/>
-          <w:sz w:val="16"/>
-        </w:rPr>
-        <w:t>tot</w:t>
-      </w:r>
-      <w:r>
-        <w:rPr>
-          <w:rFonts w:ascii="Lucida Console" w:hAnsi="Lucida Console"/>
-          <w:sz w:val="16"/>
-        </w:rPr>
-        <w:tab/>
-      </w:r>
-      <w:r>
-        <w:rPr>
-          <w:rFonts w:ascii="Lucida Console" w:hAnsi="Lucida Console"/>
-          <w:sz w:val="16"/>
-        </w:rPr>
-        <w:tab/>
-      </w:r>
-      <w:r>
-        <w:rPr>
-          <w:rFonts w:ascii="Lucida Console" w:hAnsi="Lucida Console"/>
-          <w:sz w:val="16"/>
-        </w:rPr>
-        <w:tab/>
-      </w:r>
-      <w:r>
-        <w:rPr>
-          <w:rFonts w:ascii="Lucida Console" w:hAnsi="Lucida Console"/>
-          <w:sz w:val="16"/>
-        </w:rPr>
-        <w:tab/>
-      </w:r>
-      <w:r>
-        <w:rPr>
-          <w:rFonts w:ascii="Lucida Console" w:hAnsi="Lucida Console"/>
-          <w:sz w:val="16"/>
-        </w:rPr>
-        <w:tab/>
-        <w:t>#</w:t>
-      </w:r>
-      <w:proofErr w:type="gramEnd"/>
-      <w:r>
-        <w:rPr>
-          <w:rFonts w:ascii="Lucida Console" w:hAnsi="Lucida Console"/>
-          <w:sz w:val="16"/>
-        </w:rPr>
-        <w:t>calculate averages</w:t>
-      </w:r>
-    </w:p>
-    <w:p>
-      <w:pPr>
-        <w:jc w:val="both"/>
-        <w:rPr>
-          <w:rFonts w:ascii="Lucida Console" w:hAnsi="Lucida Console"/>
-          <w:sz w:val="16"/>
-        </w:rPr>
-      </w:pPr>
-      <w:r>
-        <w:rPr>
-          <w:rFonts w:ascii="Lucida Console" w:hAnsi="Lucida Console"/>
-          <w:sz w:val="16"/>
-        </w:rPr>
-        <w:t xml:space="preserve">g = </w:t>
-      </w:r>
-      <w:proofErr w:type="spellStart"/>
-      <w:r>
-        <w:rPr>
-          <w:rFonts w:ascii="Lucida Console" w:hAnsi="Lucida Console"/>
-          <w:sz w:val="16"/>
-        </w:rPr>
-        <w:t>gs</w:t>
-      </w:r>
-      <w:proofErr w:type="spellEnd"/>
-      <w:r>
-        <w:rPr>
-          <w:rFonts w:ascii="Lucida Console" w:hAnsi="Lucida Console"/>
-          <w:sz w:val="16"/>
-        </w:rPr>
-        <w:t xml:space="preserve"> / tot</w:t>
-      </w:r>
-    </w:p>
-    <w:p>
-      <w:pPr>
-        <w:jc w:val="both"/>
-        <w:rPr>
-          <w:rFonts w:ascii="Lucida Console" w:hAnsi="Lucida Console"/>
-          <w:sz w:val="16"/>
-        </w:rPr>
-      </w:pPr>
-      <w:r>
-        <w:rPr>
-          <w:rFonts w:ascii="Lucida Console" w:hAnsi="Lucida Console"/>
-          <w:sz w:val="16"/>
-        </w:rPr>
-        <w:t>b = bs / tot</w:t>
-      </w:r>
-    </w:p>
-    <w:p>
-      <w:pPr>
-        <w:jc w:val="both"/>
-        <w:rPr>
-          <w:rFonts w:ascii="Lucida Console" w:hAnsi="Lucida Console"/>
-          <w:sz w:val="16"/>
-        </w:rPr>
-      </w:pPr>
-      <w:r>
-        <w:rPr>
-          <w:rFonts w:ascii="Lucida Console" w:hAnsi="Lucida Console"/>
-          <w:sz w:val="16"/>
-        </w:rPr>
-        <w:t>#construct and print output</w:t>
-      </w:r>
-    </w:p>
-    <w:p>
-      <w:pPr>
-        <w:jc w:val="both"/>
-        <w:rPr>
-          <w:rFonts w:ascii="Lucida Console" w:hAnsi="Lucida Console"/>
-          <w:sz w:val="16"/>
-        </w:rPr>
-      </w:pPr>
-      <w:r>
-        <w:rPr>
-          <w:rFonts w:ascii="Lucida Console" w:hAnsi="Lucida Console"/>
-          <w:sz w:val="16"/>
-        </w:rPr>
-        <w:t xml:space="preserve">print </w:t>
-      </w:r>
-      <w:r>
-        <w:rPr>
-          <w:rFonts w:ascii="Lucida Console" w:hAnsi="Lucida Console"/>
-          <w:sz w:val="16"/>
-        </w:rPr>
-        <w:t xml:space="preserve">'Color fraction </w:t>
-      </w:r>
-      <w:proofErr w:type="spellStart"/>
-      <w:proofErr w:type="gramStart"/>
-      <w:r>
-        <w:rPr>
-          <w:rFonts w:ascii="Lucida Console" w:hAnsi="Lucida Console"/>
-          <w:sz w:val="16"/>
-        </w:rPr>
-        <w:t>indices,Red</w:t>
-      </w:r>
-      <w:proofErr w:type="spellEnd"/>
-      <w:proofErr w:type="gramEnd"/>
-      <w:r>
-        <w:rPr>
-          <w:rFonts w:ascii="Lucida Console" w:hAnsi="Lucida Console"/>
-          <w:sz w:val="16"/>
-        </w:rPr>
-        <w:t xml:space="preserve"> </w:t>
-      </w:r>
-      <w:proofErr w:type="spellStart"/>
-      <w:r>
-        <w:rPr>
-          <w:rFonts w:ascii="Lucida Console" w:hAnsi="Lucida Console"/>
-          <w:sz w:val="16"/>
-        </w:rPr>
-        <w:t>Fraction,'+str</w:t>
-      </w:r>
-      <w:proofErr w:type="spellEnd"/>
-      <w:r>
-        <w:rPr>
-          <w:rFonts w:ascii="Lucida Console" w:hAnsi="Lucida Console"/>
-          <w:sz w:val="16"/>
-        </w:rPr>
-        <w:t>(r)+</w:t>
-      </w:r>
-      <w:proofErr w:type="gramStart"/>
-      <w:r>
-        <w:rPr>
-          <w:rFonts w:ascii="Lucida Console" w:hAnsi="Lucida Console"/>
-          <w:sz w:val="16"/>
-        </w:rPr>
-        <w:t>',Green</w:t>
-      </w:r>
-      <w:proofErr w:type="gramEnd"/>
-      <w:r>
-        <w:rPr>
-          <w:rFonts w:ascii="Lucida Console" w:hAnsi="Lucida Console"/>
-          <w:sz w:val="16"/>
-        </w:rPr>
-        <w:t xml:space="preserve"> </w:t>
-      </w:r>
-      <w:proofErr w:type="spellStart"/>
-      <w:r>
-        <w:rPr>
-          <w:rFonts w:ascii="Lucida Console" w:hAnsi="Lucida Console"/>
-          <w:sz w:val="16"/>
-        </w:rPr>
-        <w:t>Fraction,'+str</w:t>
-      </w:r>
-      <w:proofErr w:type="spellEnd"/>
-      <w:r>
-        <w:rPr>
-          <w:rFonts w:ascii="Lucida Console" w:hAnsi="Lucida Console"/>
-          <w:sz w:val="16"/>
-        </w:rPr>
-        <w:t>(g)</w:t>
-      </w:r>
+        <w:t>results.csv</w:t>
+      </w:r>
+    </w:p>
+    <w:p>
+      <w:pPr>
+        <w:jc w:val="both"/>
+      </w:pPr>
+    </w:p>
+    <w:p>
+      <w:pPr>
+        <w:jc w:val="both"/>
+      </w:pPr>
+      <w:r>
+        <w:t>In this example, the program that plugin.sh is calling should read the images using imagelist.csv and should write the results to results.csv, as in the following code blocks:</w:t>
+      </w:r>
+    </w:p>
+    <w:p>
+      <w:pPr>
+        <w:jc w:val="both"/>
+      </w:pPr>
+    </w:p>
+    <w:p>
+      <w:pPr>
+        <w:jc w:val="both"/>
+      </w:pPr>
+      <w:r>
+        <w:t>plugin.sh file:</w:t>
+      </w:r>
+    </w:p>
+    <w:p>
+      <w:pPr>
+        <w:jc w:val="both"/>
+      </w:pPr>
+    </w:p>
+    <w:p>
+      <w:pPr>
+        <w:jc w:val="both"/>
+      </w:pPr>
+      <w:r>
+        <w:t>PYTHON=/</w:t>
+      </w:r>
+      <w:r>
+        <w:t>FMIPROT</w:t>
+      </w:r>
+      <w:r>
+        <w:t>/srcrun/miniconda3/envs/</w:t>
+      </w:r>
+      <w:r>
+        <w:t>pluginenv</w:t>
+      </w:r>
+      <w:r>
+        <w:t>/bin/python</w:t>
+      </w:r>
+    </w:p>
+    <w:p>
+      <w:pPr>
+        <w:jc w:val="both"/>
+      </w:pPr>
+      <w:r>
+        <w:t>$PYTHON $(dirname $0)/</w:t>
+      </w:r>
+      <w:r>
+        <w:t>plugin</w:t>
+      </w:r>
+      <w:r>
+        <w:t>.py $1 $2</w:t>
+      </w:r>
+    </w:p>
+    <w:p>
+      <w:pPr>
+        <w:jc w:val="both"/>
+      </w:pPr>
+    </w:p>
+    <w:p>
+      <w:pPr>
+        <w:jc w:val="both"/>
+      </w:pPr>
+      <w:r>
+        <w:t>plugin.py file:</w:t>
+      </w:r>
+    </w:p>
+    <w:p>
+      <w:pPr>
+        <w:jc w:val="both"/>
+      </w:pPr>
+    </w:p>
+    <w:p>
+      <w:pPr>
+        <w:jc w:val="both"/>
+      </w:pPr>
+      <w:r>
+        <w:t>…</w:t>
+      </w:r>
+    </w:p>
+    <w:p>
+      <w:pPr>
+        <w:jc w:val="both"/>
+      </w:pPr>
+    </w:p>
+    <w:p>
+      <w:pPr>
+        <w:jc w:val="both"/>
+      </w:pPr>
+      <w:r>
+        <w:rPr>
+          <w:i/>
+          <w:iCs/>
+        </w:rPr>
+        <w:t>def</w:t>
+      </w:r>
+      <w:r>
+        <w:t xml:space="preserve"> process_image(imagefile,maskfile,imagetime=None,visfile=None):</w:t>
+      </w:r>
+    </w:p>
+    <w:p>
+      <w:pPr>
+        <w:jc w:val="both"/>
+      </w:pPr>
+      <w:r>
+        <w:t xml:space="preserve">    ….</w:t>
+      </w:r>
+    </w:p>
+    <w:p>
+      <w:pPr>
+        <w:jc w:val="both"/>
+      </w:pPr>
+      <w:r>
+        <w:t xml:space="preserve">    # some processing here</w:t>
+      </w:r>
+    </w:p>
+    <w:p>
+      <w:pPr>
+        <w:jc w:val="both"/>
+      </w:pPr>
+      <w:r>
+        <w:t xml:space="preserve">    ….</w:t>
+      </w:r>
+    </w:p>
+    <w:p>
+      <w:pPr>
+        <w:jc w:val="both"/>
+      </w:pPr>
+      <w:r>
+        <w:t>    result = []</w:t>
+      </w:r>
+    </w:p>
+    <w:p>
+      <w:pPr>
+        <w:jc w:val="both"/>
+      </w:pPr>
+      <w:r>
+        <w:t>    result += ["Snow Cover Fraction on Ground", fsc_ground]</w:t>
+      </w:r>
+    </w:p>
+    <w:p>
+      <w:pPr>
+        <w:jc w:val="both"/>
+      </w:pPr>
+      <w:r>
+        <w:t>    result += ["Snow Cover Fraction on Mountain", fsc_mountain]</w:t>
+      </w:r>
+    </w:p>
+    <w:p>
+      <w:pPr>
+        <w:jc w:val="both"/>
+      </w:pPr>
+      <w:r>
+        <w:t>    result += ["Snow Cover Fraction on Canopy", fsc_canopy]</w:t>
+      </w:r>
+    </w:p>
+    <w:p>
+      <w:pPr>
+        <w:jc w:val="both"/>
+      </w:pPr>
+      <w:r>
+        <w:t>    for cat in thing_classes + stuff_classes:</w:t>
+      </w:r>
+    </w:p>
+    <w:p>
+      <w:pPr>
+        <w:jc w:val="both"/>
+      </w:pPr>
+      <w:r>
+        <w:t>        result += [cat, category_areas[cat]]</w:t>
+      </w:r>
+    </w:p>
+    <w:p>
+      <w:pPr>
+        <w:jc w:val="both"/>
+      </w:pPr>
+      <w:r>
+        <w:t>    result = list(map(str, result))</w:t>
+      </w:r>
+    </w:p>
+    <w:p>
+      <w:pPr>
+        <w:jc w:val="both"/>
+      </w:pPr>
+      <w:r>
+        <w:t>    return result</w:t>
+      </w:r>
+    </w:p>
+    <w:p>
+      <w:pPr>
+        <w:jc w:val="both"/>
+      </w:pPr>
+    </w:p>
+    <w:p>
+      <w:pPr>
+        <w:jc w:val="both"/>
+      </w:pPr>
+      <w:r>
+        <w:lastRenderedPageBreak/>
+        <w:t>….</w:t>
+      </w:r>
+    </w:p>
+    <w:p>
+      <w:pPr>
+        <w:jc w:val="both"/>
+      </w:pPr>
+    </w:p>
+    <w:p>
+      <w:pPr>
+        <w:jc w:val="both"/>
+      </w:pPr>
+      <w:r>
+        <w:t>batch_list_file = sys</w:t>
+      </w:r>
+      <w:r>
+        <w:rPr>
+          <w:i/>
+          <w:iCs/>
+        </w:rPr>
+        <w:t>.argv[1]</w:t>
+      </w:r>
+    </w:p>
+    <w:p>
+      <w:pPr>
+        <w:jc w:val="both"/>
+      </w:pPr>
+      <w:r>
+        <w:t>batch_results_file = sys</w:t>
+      </w:r>
+      <w:r>
+        <w:rPr>
+          <w:i/>
+          <w:iCs/>
+        </w:rPr>
+        <w:t>.argv[2]</w:t>
+      </w:r>
+    </w:p>
+    <w:p>
+      <w:pPr>
+        <w:jc w:val="both"/>
+      </w:pPr>
+    </w:p>
+    <w:p>
+      <w:pPr>
+        <w:jc w:val="both"/>
+      </w:pPr>
+      <w:r>
+        <w:t>print('Reading batch list file')</w:t>
+      </w:r>
+    </w:p>
+    <w:p>
+      <w:pPr>
+        <w:jc w:val="both"/>
+      </w:pPr>
+      <w:r>
+        <w:t>batch_list = []</w:t>
+      </w:r>
+    </w:p>
+    <w:p>
+      <w:pPr>
+        <w:jc w:val="both"/>
+      </w:pPr>
+      <w:r>
+        <w:t>with open(batch_list_file) as csvfile:</w:t>
+      </w:r>
+    </w:p>
+    <w:p>
+      <w:pPr>
+        <w:jc w:val="both"/>
+      </w:pPr>
+      <w:r>
+        <w:t>    csvreader = csv</w:t>
+      </w:r>
+      <w:r>
+        <w:rPr>
+          <w:i/>
+          <w:iCs/>
+        </w:rPr>
+        <w:t>.reader(csvfile)</w:t>
+      </w:r>
+    </w:p>
+    <w:p>
+      <w:pPr>
+        <w:jc w:val="both"/>
+      </w:pPr>
+      <w:r>
+        <w:t>    for row in csvreader:</w:t>
+      </w:r>
+    </w:p>
+    <w:p>
+      <w:pPr>
+        <w:jc w:val="both"/>
+      </w:pPr>
+      <w:r>
+        <w:t>        batch_list</w:t>
+      </w:r>
+      <w:r>
+        <w:rPr>
+          <w:i/>
+          <w:iCs/>
+        </w:rPr>
+        <w:t>.append(row)</w:t>
+      </w:r>
+    </w:p>
+    <w:p>
+      <w:pPr>
+        <w:jc w:val="both"/>
+      </w:pPr>
+      <w:r>
+        <w:t>print('%s images to process' % len(batch_list))</w:t>
+      </w:r>
+    </w:p>
+    <w:p>
+      <w:pPr>
+        <w:jc w:val="both"/>
+      </w:pPr>
+    </w:p>
+    <w:p>
+      <w:pPr>
+        <w:jc w:val="both"/>
+      </w:pPr>
+      <w:r>
+        <w:t>print('Limiting number of images to 5000 since the plugin crashes. More images will be processed in the next run.')</w:t>
+      </w:r>
+    </w:p>
+    <w:p>
+      <w:pPr>
+        <w:jc w:val="both"/>
+      </w:pPr>
+      <w:r>
+        <w:t>batch_list = batch_list[:5000]</w:t>
+      </w:r>
+    </w:p>
+    <w:p>
+      <w:pPr>
+        <w:jc w:val="both"/>
+      </w:pPr>
+    </w:p>
+    <w:p>
+      <w:pPr>
+        <w:jc w:val="both"/>
+      </w:pPr>
+      <w:r>
+        <w:t>print('Processing images and saving results')</w:t>
+      </w:r>
+    </w:p>
+    <w:p>
+      <w:pPr>
+        <w:jc w:val="both"/>
+      </w:pPr>
+      <w:r>
+        <w:t>batch_results = []</w:t>
+      </w:r>
+    </w:p>
+    <w:p>
+      <w:pPr>
+        <w:jc w:val="both"/>
+      </w:pPr>
+      <w:r>
+        <w:t>open(batch_results_file, 'w')</w:t>
+      </w:r>
+      <w:r>
+        <w:rPr>
+          <w:i/>
+          <w:iCs/>
+        </w:rPr>
+        <w:t>.close()</w:t>
+      </w:r>
+    </w:p>
+    <w:p>
+      <w:pPr>
+        <w:jc w:val="both"/>
+      </w:pPr>
+      <w:r>
+        <w:t>for imagetime, imagefile, maskfile in batch_list:</w:t>
+      </w:r>
+    </w:p>
+    <w:p>
+      <w:pPr>
+        <w:jc w:val="both"/>
+      </w:pPr>
+      <w:r>
+        <w:t>    visfile = os</w:t>
+      </w:r>
+      <w:r>
+        <w:rPr>
+          <w:i/>
+          <w:iCs/>
+        </w:rPr>
+        <w:t>.path.join(vis_dir, os.path.basename(imagefile))</w:t>
+      </w:r>
+      <w:r>
+        <w:t xml:space="preserve"> if vis_dir is not None else None</w:t>
+      </w:r>
+    </w:p>
+    <w:p>
+      <w:pPr>
+        <w:jc w:val="both"/>
+      </w:pPr>
+      <w:r>
+        <w:t>    try:</w:t>
+      </w:r>
+    </w:p>
+    <w:p>
+      <w:pPr>
+        <w:jc w:val="both"/>
+      </w:pPr>
+      <w:r>
+        <w:t>        result = process_image(imagefile,maskfile,imagetime=imagetime, visfile = visfile)</w:t>
+      </w:r>
+    </w:p>
+    <w:p>
+      <w:pPr>
+        <w:jc w:val="both"/>
+      </w:pPr>
+      <w:r>
+        <w:t>        result = [</w:t>
+      </w:r>
+    </w:p>
+    <w:p>
+      <w:pPr>
+        <w:jc w:val="both"/>
+      </w:pPr>
+      <w:r>
+        <w:t>            "Snow Cover Status",</w:t>
+      </w:r>
+    </w:p>
+    <w:p>
+      <w:pPr>
+        <w:jc w:val="both"/>
+      </w:pPr>
+      <w:r>
+        <w:t>            "Time",</w:t>
+      </w:r>
+    </w:p>
+    <w:p>
+      <w:pPr>
+        <w:jc w:val="both"/>
+      </w:pPr>
+      <w:r>
+        <w:t>            imagetime</w:t>
+      </w:r>
+    </w:p>
+    <w:p>
+      <w:pPr>
+        <w:jc w:val="both"/>
+      </w:pPr>
+      <w:r>
+        <w:t>        ] + result</w:t>
+      </w:r>
+    </w:p>
+    <w:p>
+      <w:pPr>
+        <w:jc w:val="both"/>
+      </w:pPr>
+      <w:r>
+        <w:t>        batch_results</w:t>
+      </w:r>
+      <w:r>
+        <w:rPr>
+          <w:i/>
+          <w:iCs/>
+        </w:rPr>
+        <w:t>.append(result)</w:t>
+      </w:r>
+    </w:p>
+    <w:p>
+      <w:pPr>
+        <w:jc w:val="both"/>
+      </w:pPr>
+      <w:r>
+        <w:t>        with open(batch_results_file, 'a') as csvfile:</w:t>
+      </w:r>
+    </w:p>
+    <w:p>
+      <w:pPr>
+        <w:jc w:val="both"/>
+      </w:pPr>
+      <w:r>
+        <w:t>            csvwriter = csv</w:t>
+      </w:r>
+      <w:r>
+        <w:rPr>
+          <w:i/>
+          <w:iCs/>
+        </w:rPr>
+        <w:t>.writer(csvfile)</w:t>
+      </w:r>
+    </w:p>
+    <w:p>
+      <w:pPr>
+        <w:jc w:val="both"/>
+      </w:pPr>
+      <w:r>
+        <w:t>            csvwriter</w:t>
+      </w:r>
+      <w:r>
+        <w:rPr>
+          <w:i/>
+          <w:iCs/>
+        </w:rPr>
+        <w:t>.writerow(result)</w:t>
+      </w:r>
+    </w:p>
+    <w:p>
+      <w:pPr>
+        <w:jc w:val="both"/>
+      </w:pPr>
+    </w:p>
+    <w:p>
+      <w:pPr>
+        <w:jc w:val="both"/>
+      </w:pPr>
+      <w:r>
+        <w:t>    except Exception as e:</w:t>
+      </w:r>
+    </w:p>
+    <w:p>
+      <w:pPr>
+        <w:jc w:val="both"/>
+      </w:pPr>
+      <w:r>
+        <w:t>        print('Processing %s failed. Image skipped.' % os</w:t>
+      </w:r>
+      <w:r>
+        <w:rPr>
+          <w:i/>
+          <w:iCs/>
+        </w:rPr>
+        <w:t>.path.split(imagefile)</w:t>
+      </w:r>
+      <w:r>
+        <w:t>[1])</w:t>
+      </w:r>
+    </w:p>
+    <w:p>
+      <w:pPr>
+        <w:jc w:val="both"/>
+      </w:pPr>
+      <w:r>
+        <w:t>        print(e)</w:t>
+      </w:r>
+    </w:p>
+    <w:p>
+      <w:pPr>
+        <w:jc w:val="both"/>
+      </w:pPr>
+    </w:p>
+    <w:p>
+      <w:pPr>
+        <w:jc w:val="both"/>
+      </w:pPr>
+      <w:r>
+        <w:t>print('Results saved at %s' % batch_results_file)</w:t>
+      </w:r>
+    </w:p>
+    <w:p>
+      <w:pPr>
+        <w:jc w:val="both"/>
+      </w:pPr>
+    </w:p>
+    <w:p>
+      <w:pPr>
+        <w:jc w:val="both"/>
+      </w:pPr>
     </w:p>
     <w:p>
       <w:pPr>
@@ -17955,39 +16279,7 @@
     </w:p>
     <w:p>
       <w:r>
-        <w:t xml:space="preserve">This function is listed as an algorithm in the </w:t>
-      </w:r>
-      <w:proofErr w:type="gramStart"/>
-      <w:r>
-        <w:t>program</w:t>
-      </w:r>
-      <w:proofErr w:type="gramEnd"/>
-      <w:r>
-        <w:t xml:space="preserve"> but it downloads the images or copies the images from local directories to a given directory. This is mostly used for creating operational monitoring systems, by triggering download of images to a website directory frequently so see the latest images. It also includes adding blur to the images and changing the resolution of the images, so that </w:t>
-      </w:r>
-      <w:proofErr w:type="spellStart"/>
-      <w:r>
-        <w:t>senstive</w:t>
-      </w:r>
-      <w:proofErr w:type="spellEnd"/>
-      <w:r>
-        <w:t xml:space="preserve"> information in the images can be hidden if they </w:t>
-      </w:r>
-      <w:proofErr w:type="gramStart"/>
-      <w:r>
-        <w:t>will be</w:t>
-      </w:r>
-      <w:proofErr w:type="gramEnd"/>
-      <w:r>
-        <w:t xml:space="preserve"> available </w:t>
-      </w:r>
-      <w:proofErr w:type="gramStart"/>
-      <w:r>
-        <w:t>in</w:t>
-      </w:r>
-      <w:proofErr w:type="gramEnd"/>
-      <w:r>
-        <w:t xml:space="preserve"> a public website.</w:t>
+        <w:t>This function is listed as an algorithm in the program but it downloads the images or copies the images from local directories to a given directory. This is mostly used for creating operational monitoring systems, by triggering download of images to a website directory frequently so see the latest images. It also includes adding blur to the images and changing the resolution of the images, so that senstive information in the images can be hidden if they will be available in a public website.</w:t>
       </w:r>
     </w:p>
     <w:p>
@@ -18024,15 +16316,7 @@
         <w:jc w:val="both"/>
       </w:pPr>
       <w:r>
-        <w:t>Green-Red Vegetation index is calculated as in the formula below. (</w:t>
-      </w:r>
-      <w:proofErr w:type="spellStart"/>
-      <w:r>
-        <w:t>Mizunuma</w:t>
-      </w:r>
-      <w:proofErr w:type="spellEnd"/>
-      <w:r>
-        <w:t xml:space="preserve"> et.al., 2011)</w:t>
+        <w:t>Green-Red Vegetation index is calculated as in the formula below. (Mizunuma et.al., 2011)</w:t>
       </w:r>
     </w:p>
     <w:p>
@@ -18061,32 +16345,10 @@
         <w:rPr>
           <w:iCs/>
         </w:rPr>
-        <w:t xml:space="preserve">Green excess index is using the difference between both green-red and </w:t>
-      </w:r>
-      <w:proofErr w:type="gramStart"/>
-      <w:r>
-        <w:rPr>
-          <w:iCs/>
-        </w:rPr>
-        <w:t>green-blue</w:t>
-      </w:r>
-      <w:proofErr w:type="gramEnd"/>
-      <w:r>
-        <w:rPr>
-          <w:iCs/>
-        </w:rPr>
-        <w:t xml:space="preserve">. The formula for GEI is given in equation 4.6., where R, G and B are reflectance values for red, green and blue channels. It should be noted that GEI can have values between 512 and -512. </w:t>
-      </w:r>
-      <w:r>
-        <w:t>(</w:t>
-      </w:r>
-      <w:proofErr w:type="spellStart"/>
-      <w:r>
-        <w:t>Mizunuma</w:t>
-      </w:r>
-      <w:proofErr w:type="spellEnd"/>
-      <w:r>
-        <w:t xml:space="preserve"> et.al., 2011)</w:t>
+        <w:t xml:space="preserve">Green excess index is using the difference between both green-red and green-blue. The formula for GEI is given in equation 4.6., where R, G and B are reflectance values for red, green and blue channels. It should be noted that GEI can have values between 512 and -512. </w:t>
+      </w:r>
+      <w:r>
+        <w:t>(Mizunuma et.al., 2011)</w:t>
       </w:r>
     </w:p>
     <w:p>
@@ -18150,18 +16412,10 @@
         <w:jc w:val="both"/>
       </w:pPr>
       <w:r>
-        <w:t xml:space="preserve">The formula to be calculated should be set in “Set parameters” menu. When constructing the </w:t>
-      </w:r>
-      <w:proofErr w:type="gramStart"/>
-      <w:r>
-        <w:t xml:space="preserve">formula, </w:t>
-      </w:r>
-      <w:r>
-        <w:t xml:space="preserve"> only</w:t>
-      </w:r>
-      <w:proofErr w:type="gramEnd"/>
-      <w:r>
-        <w:t xml:space="preserve"> numbers, </w:t>
+        <w:t xml:space="preserve">The formula to be calculated should be set in “Set parameters” menu. When constructing the formula, </w:t>
+      </w:r>
+      <w:r>
+        <w:t xml:space="preserve"> only numbers, </w:t>
       </w:r>
       <w:r>
         <w:t>“.”</w:t>
@@ -18208,14 +16462,12 @@
       <w:r>
         <w:t xml:space="preserve"> “</w:t>
       </w:r>
-      <w:proofErr w:type="gramStart"/>
       <w:r>
         <w:t>-</w:t>
       </w:r>
       <w:r>
         <w:t>“</w:t>
       </w:r>
-      <w:proofErr w:type="gramEnd"/>
       <w:r>
         <w:t>,</w:t>
       </w:r>
@@ -18245,15 +16497,7 @@
         <w:jc w:val="center"/>
       </w:pPr>
       <w:r>
-        <w:t>(G - R)</w:t>
-      </w:r>
-      <w:proofErr w:type="gramStart"/>
-      <w:r>
-        <w:t>/(</w:t>
-      </w:r>
-      <w:proofErr w:type="gramEnd"/>
-      <w:r>
-        <w:t>G + R)</w:t>
+        <w:t>(G - R)/(G + R)</w:t>
       </w:r>
     </w:p>
     <w:p>
@@ -18311,15 +16555,7 @@
         <w:t>If values go too high during mid-steps, incorrect results will occur.</w:t>
       </w:r>
       <w:r>
-        <w:t xml:space="preserve"> 64-bit integer data types are used if there is no division in the operation and </w:t>
-      </w:r>
-      <w:proofErr w:type="gramStart"/>
-      <w:r>
-        <w:t>64 bit floating point</w:t>
-      </w:r>
-      <w:proofErr w:type="gramEnd"/>
-      <w:r>
-        <w:t xml:space="preserve"> data types are used if there is a division. Color averages are taken by summing all the pixels. (Unless the formula requires multiplication of two or more colors with each other, there should not be a problem.</w:t>
+        <w:t xml:space="preserve"> 64-bit integer data types are used if there is no division in the operation and 64 bit floating point data types are used if there is a division. Color averages are taken by summing all the pixels. (Unless the formula requires multiplication of two or more colors with each other, there should not be a problem.</w:t>
       </w:r>
     </w:p>
     <w:p>
@@ -18333,13 +16569,8 @@
       <w:bookmarkEnd w:id="53"/>
     </w:p>
     <w:p>
-      <w:proofErr w:type="gramStart"/>
-      <w:r>
-        <w:t>Applies</w:t>
-      </w:r>
-      <w:proofErr w:type="gramEnd"/>
-      <w:r>
-        <w:t xml:space="preserve"> barrel type lens correction to the images, by multiplying the distances to the pixels from a center of distortion with coefficients, separately for horizontal and vertical axes. Details can be found in the study by Tanis (2020).</w:t>
+      <w:r>
+        <w:t>Applies barrel type lens correction to the images, by multiplying the distances to the pixels from a center of distortion with coefficients, separately for horizontal and vertical axes. Details can be found in the study by Tanis (2020).</w:t>
       </w:r>
     </w:p>
     <w:p>
@@ -18353,13 +16584,8 @@
       <w:bookmarkEnd w:id="54"/>
     </w:p>
     <w:p>
-      <w:proofErr w:type="gramStart"/>
-      <w:r>
-        <w:t>Creates</w:t>
-      </w:r>
-      <w:proofErr w:type="gramEnd"/>
-      <w:r>
-        <w:t xml:space="preserve"> orthoimages from images by using the transform matrix of the camera simulated using VTK libraries and given camera and simulation parameters. Details can be found in the study by Tanis (2020).</w:t>
+      <w:r>
+        <w:t>Creates orthoimages from images by using the transform matrix of the camera simulated using VTK libraries and given camera and simulation parameters. Details can be found in the study by Tanis (2020).</w:t>
       </w:r>
     </w:p>
     <w:p>
@@ -18389,23 +16615,7 @@
     </w:p>
     <w:p>
       <w:r>
-        <w:t>Creates snow-</w:t>
-      </w:r>
-      <w:proofErr w:type="spellStart"/>
-      <w:r>
-        <w:t>nosnow</w:t>
-      </w:r>
-      <w:proofErr w:type="spellEnd"/>
-      <w:r>
-        <w:t xml:space="preserve"> images using an adaptive thresholding algorithm by Salvatori et al. The algorithm is only applied </w:t>
-      </w:r>
-      <w:proofErr w:type="gramStart"/>
-      <w:r>
-        <w:t>in</w:t>
-      </w:r>
-      <w:proofErr w:type="gramEnd"/>
-      <w:r>
-        <w:t xml:space="preserve"> pixel level, no georectification is applied. Details can be found in the studies by Arslan et al. (2017), Salvatori et al. (2011) and Tanis (2020).</w:t>
+        <w:t>Creates snow-nosnow images using an adaptive thresholding algorithm by Salvatori et al. The algorithm is only applied in pixel level, no georectification is applied. Details can be found in the studies by Arslan et al. (2017), Salvatori et al. (2011) and Tanis (2020).</w:t>
       </w:r>
     </w:p>
     <w:p>
@@ -18421,17 +16631,7 @@
     </w:p>
     <w:p>
       <w:r>
-        <w:t xml:space="preserve">Calculates the percentage of snow-covered area inside ROI by using an adaptive thresholding algorithm by Salvatori et al. In pixel level and then using </w:t>
-      </w:r>
-      <w:proofErr w:type="spellStart"/>
-      <w:proofErr w:type="gramStart"/>
-      <w:r>
-        <w:t>weightmasks</w:t>
-      </w:r>
-      <w:proofErr w:type="spellEnd"/>
-      <w:proofErr w:type="gramEnd"/>
-      <w:r>
-        <w:t xml:space="preserve"> of the images created by georectification of the images by using the transform matrix of the camera simulated using VTK libraries and given camera and simulation parameters. Also includes barrel type radial lens correction. Details can be found in the studies by Arslan et al. (2017), Salvatori et al. (2011) and Tanis (2020).</w:t>
+        <w:t>Calculates the percentage of snow-covered area inside ROI by using an adaptive thresholding algorithm by Salvatori et al. In pixel level and then using weightmasks of the images created by georectification of the images by using the transform matrix of the camera simulated using VTK libraries and given camera and simulation parameters. Also includes barrel type radial lens correction. Details can be found in the studies by Arslan et al. (2017), Salvatori et al. (2011) and Tanis (2020).</w:t>
       </w:r>
     </w:p>
     <w:p>
@@ -18446,15 +16646,7 @@
     </w:p>
     <w:p>
       <w:r>
-        <w:t xml:space="preserve">Estimates the snow depth by finding the intersection of the snow surface with the lowest point of a pole-like object (e.g. </w:t>
-      </w:r>
-      <w:proofErr w:type="spellStart"/>
-      <w:r>
-        <w:t>snowstick</w:t>
-      </w:r>
-      <w:proofErr w:type="spellEnd"/>
-      <w:r>
-        <w:t>) marked by ROI. The algorithm uses thresholding and contour detection. Details can be found in the studies by Tanis (2020) and Bongio (2020).</w:t>
+        <w:t>Estimates the snow depth by finding the intersection of the snow surface with the lowest point of a pole-like object (e.g. snowstick) marked by ROI. The algorithm uses thresholding and contour detection. Details can be found in the studies by Tanis (2020) and Bongio (2020).</w:t>
       </w:r>
     </w:p>
     <w:p>
@@ -18469,15 +16661,7 @@
     </w:p>
     <w:p>
       <w:r>
-        <w:t>Creates video (mp4) or animated image (</w:t>
-      </w:r>
-      <w:proofErr w:type="gramStart"/>
-      <w:r>
-        <w:t>gif</w:t>
-      </w:r>
-      <w:proofErr w:type="gramEnd"/>
-      <w:r>
-        <w:t>) files from images in a time-lapse manner. Distribution of the images in the time axis is linear with the time, not the number of the images.</w:t>
+        <w:t>Creates video (mp4) or animated image (gif) files from images in a time-lapse manner. Distribution of the images in the time axis is linear with the time, not the number of the images.</w:t>
       </w:r>
     </w:p>
     <w:p>
@@ -18539,31 +16723,7 @@
         <w:jc w:val="both"/>
       </w:pPr>
       <w:r>
-        <w:t xml:space="preserve">Results are produced as one file for data and one file for metadata for each output of every analysis in the setup. Data files have the </w:t>
-      </w:r>
-      <w:proofErr w:type="spellStart"/>
-      <w:r>
-        <w:t>extention</w:t>
-      </w:r>
-      <w:proofErr w:type="spellEnd"/>
-      <w:r>
-        <w:t xml:space="preserve"> “.</w:t>
-      </w:r>
-      <w:proofErr w:type="spellStart"/>
-      <w:r>
-        <w:t>dat</w:t>
-      </w:r>
-      <w:proofErr w:type="spellEnd"/>
-      <w:r>
-        <w:t>” and metadata files have the extension “.</w:t>
-      </w:r>
-      <w:proofErr w:type="spellStart"/>
-      <w:r>
-        <w:t>ini</w:t>
-      </w:r>
-      <w:proofErr w:type="spellEnd"/>
-      <w:r>
-        <w:t>”.</w:t>
+        <w:t>Results are produced as one file for data and one file for metadata for each output of every analysis in the setup. Data files have the extention “.dat” and metadata files have the extension “.ini”.</w:t>
       </w:r>
       <w:r>
         <w:t xml:space="preserve"> Additionally, a </w:t>
@@ -18571,13 +16731,8 @@
       <w:r>
         <w:t xml:space="preserve">comma separated values (CSV) </w:t>
       </w:r>
-      <w:proofErr w:type="gramStart"/>
-      <w:r>
-        <w:t>file</w:t>
-      </w:r>
-      <w:proofErr w:type="gramEnd"/>
-      <w:r>
-        <w:t xml:space="preserve"> and a post</w:t>
+      <w:r>
+        <w:t>file and a post</w:t>
       </w:r>
       <w:r>
         <w:t xml:space="preserve"> processing report is generated</w:t>
@@ -18596,15 +16751,7 @@
         <w:jc w:val="both"/>
       </w:pPr>
       <w:r>
-        <w:t xml:space="preserve">The report is in HTML </w:t>
-      </w:r>
-      <w:proofErr w:type="gramStart"/>
-      <w:r>
-        <w:t>format</w:t>
-      </w:r>
-      <w:proofErr w:type="gramEnd"/>
-      <w:r>
-        <w:t xml:space="preserve"> and it includes the setup which is run and interactive plots of the results </w:t>
+        <w:t xml:space="preserve">The report is in HTML format and it includes the setup which is run and interactive plots of the results </w:t>
       </w:r>
       <w:r>
         <w:t xml:space="preserve">(only one scenario results are included is only one scenario is run) </w:t>
@@ -18620,11 +16767,9 @@
       <w:r>
         <w:t>Data files (.</w:t>
       </w:r>
-      <w:proofErr w:type="spellStart"/>
       <w:r>
         <w:t>tsv</w:t>
       </w:r>
-      <w:proofErr w:type="spellEnd"/>
       <w:r>
         <w:t>)</w:t>
       </w:r>
@@ -18634,15 +16779,7 @@
         <w:jc w:val="both"/>
       </w:pPr>
       <w:r>
-        <w:t xml:space="preserve">Data files are tab (“\t”) </w:t>
-      </w:r>
-      <w:proofErr w:type="spellStart"/>
-      <w:r>
-        <w:t>seperated</w:t>
-      </w:r>
-      <w:proofErr w:type="spellEnd"/>
-      <w:r>
-        <w:t xml:space="preserve"> text files that each column corresponds to a variable. The first line of the file is reserved for the data indices as </w:t>
+        <w:t xml:space="preserve">Data files are tab (“\t”) seperated text files that each column corresponds to a variable. The first line of the file is reserved for the data indices as </w:t>
       </w:r>
       <w:bookmarkStart w:id="63" w:name="__DdeLink__3002_1141501651"/>
       <w:r>
@@ -18650,41 +16787,7 @@
       </w:r>
       <w:bookmarkEnd w:id="63"/>
       <w:r>
-        <w:t xml:space="preserve"> etc. The first column can be any type of data (</w:t>
-      </w:r>
-      <w:proofErr w:type="spellStart"/>
-      <w:proofErr w:type="gramStart"/>
-      <w:r>
-        <w:t>time,date</w:t>
-      </w:r>
-      <w:proofErr w:type="gramEnd"/>
-      <w:r>
-        <w:t>,</w:t>
-      </w:r>
-      <w:proofErr w:type="gramStart"/>
-      <w:r>
-        <w:t>integer,float</w:t>
-      </w:r>
-      <w:proofErr w:type="spellEnd"/>
-      <w:proofErr w:type="gramEnd"/>
-      <w:r>
-        <w:t xml:space="preserve">), although the </w:t>
-      </w:r>
-      <w:proofErr w:type="spellStart"/>
-      <w:r>
-        <w:t>builtin</w:t>
-      </w:r>
-      <w:proofErr w:type="spellEnd"/>
-      <w:r>
-        <w:t xml:space="preserve"> analyses only provide time series </w:t>
-      </w:r>
-      <w:proofErr w:type="gramStart"/>
-      <w:r>
-        <w:t>at the moment</w:t>
-      </w:r>
-      <w:proofErr w:type="gramEnd"/>
-      <w:r>
-        <w:t>, thus, the first column is always time for the analyses. “Quantity report” also produces results in the same format, also in the date format for the first column.</w:t>
+        <w:t xml:space="preserve"> etc. The first column can be any type of data (time,date,integer,float), although the builtin analyses only provide time series at the moment, thus, the first column is always time for the analyses. “Quantity report” also produces results in the same format, also in the date format for the first column.</w:t>
       </w:r>
     </w:p>
     <w:p>
@@ -18705,49 +16808,7 @@
         <w:jc w:val="both"/>
       </w:pPr>
       <w:r>
-        <w:t xml:space="preserve">CSV data files are only produced if HTML report generation is enabled. These files are used in the interactive plots in the HTML reports. Data files are comma (“,”) </w:t>
-      </w:r>
-      <w:proofErr w:type="spellStart"/>
-      <w:r>
-        <w:t>seperated</w:t>
-      </w:r>
-      <w:proofErr w:type="spellEnd"/>
-      <w:r>
-        <w:t xml:space="preserve"> text files that each column corresponds to a variable. The first line of the file is reserved for the data labels. The first column can be any type of data (</w:t>
-      </w:r>
-      <w:proofErr w:type="spellStart"/>
-      <w:proofErr w:type="gramStart"/>
-      <w:r>
-        <w:t>time,date</w:t>
-      </w:r>
-      <w:proofErr w:type="gramEnd"/>
-      <w:r>
-        <w:t>,</w:t>
-      </w:r>
-      <w:proofErr w:type="gramStart"/>
-      <w:r>
-        <w:t>integer,float</w:t>
-      </w:r>
-      <w:proofErr w:type="spellEnd"/>
-      <w:proofErr w:type="gramEnd"/>
-      <w:r>
-        <w:t xml:space="preserve">), although the </w:t>
-      </w:r>
-      <w:proofErr w:type="spellStart"/>
-      <w:r>
-        <w:t>builtin</w:t>
-      </w:r>
-      <w:proofErr w:type="spellEnd"/>
-      <w:r>
-        <w:t xml:space="preserve"> analyses only provide time series </w:t>
-      </w:r>
-      <w:proofErr w:type="gramStart"/>
-      <w:r>
-        <w:t>at the moment</w:t>
-      </w:r>
-      <w:proofErr w:type="gramEnd"/>
-      <w:r>
-        <w:t xml:space="preserve">, thus, the first column is always time for the analyses. </w:t>
+        <w:t xml:space="preserve">CSV data files are only produced if HTML report generation is enabled. These files are used in the interactive plots in the HTML reports. Data files are comma (“,”) seperated text files that each column corresponds to a variable. The first line of the file is reserved for the data labels. The first column can be any type of data (time,date,integer,float), although the builtin analyses only provide time series at the moment, thus, the first column is always time for the analyses. </w:t>
       </w:r>
     </w:p>
     <w:p>
@@ -18765,15 +16826,7 @@
     </w:p>
     <w:p>
       <w:r>
-        <w:t xml:space="preserve">HDF5 data files are produced for map-type (2d arrays, </w:t>
-      </w:r>
-      <w:proofErr w:type="spellStart"/>
-      <w:r>
-        <w:t>rasters</w:t>
-      </w:r>
-      <w:proofErr w:type="spellEnd"/>
-      <w:r>
-        <w:t>) results. For example, georectification analyses generate orthoimages, corresponding pixel coordinates, elevation data etc.</w:t>
+        <w:t>HDF5 data files are produced for map-type (2d arrays, rasters) results. For example, georectification analyses generate orthoimages, corresponding pixel coordinates, elevation data etc.</w:t>
       </w:r>
     </w:p>
     <w:p>
@@ -18788,14 +16841,12 @@
       <w:r>
         <w:t>Metadata files (.</w:t>
       </w:r>
-      <w:proofErr w:type="spellStart"/>
       <w:r>
         <w:t>tsv</w:t>
       </w:r>
       <w:r>
         <w:t>x</w:t>
       </w:r>
-      <w:proofErr w:type="spellEnd"/>
       <w:r>
         <w:t>)</w:t>
       </w:r>
@@ -18805,63 +16856,15 @@
         <w:jc w:val="both"/>
       </w:pPr>
       <w:r>
-        <w:t xml:space="preserve">Metadata files are also </w:t>
-      </w:r>
-      <w:proofErr w:type="gramStart"/>
-      <w:r>
-        <w:t>tab (“\</w:t>
-      </w:r>
-      <w:proofErr w:type="gramEnd"/>
-      <w:r>
-        <w:t xml:space="preserve">t”) </w:t>
-      </w:r>
-      <w:proofErr w:type="spellStart"/>
-      <w:r>
-        <w:t>seperated</w:t>
-      </w:r>
-      <w:proofErr w:type="spellEnd"/>
-      <w:r>
-        <w:t xml:space="preserve"> text files that </w:t>
-      </w:r>
-      <w:proofErr w:type="gramStart"/>
-      <w:r>
-        <w:t>has</w:t>
-      </w:r>
-      <w:proofErr w:type="gramEnd"/>
-      <w:r>
-        <w:t xml:space="preserve"> a similar format as setup files. They contain information about the resulting data in the data file with the same name and about the analysis which </w:t>
-      </w:r>
-      <w:proofErr w:type="gramStart"/>
-      <w:r>
-        <w:t>have</w:t>
-      </w:r>
-      <w:proofErr w:type="gramEnd"/>
-      <w:r>
-        <w:t xml:space="preserve"> produced the results.</w:t>
-      </w:r>
-    </w:p>
-    <w:p>
-      <w:pPr>
-        <w:jc w:val="both"/>
-      </w:pPr>
-      <w:r>
-        <w:t xml:space="preserve">The columns </w:t>
-      </w:r>
-      <w:proofErr w:type="gramStart"/>
-      <w:r>
-        <w:t>named as</w:t>
-      </w:r>
-      <w:proofErr w:type="gramEnd"/>
-      <w:r>
-        <w:t xml:space="preserve"> 'var1', 'var2', 'var3' etc. </w:t>
-      </w:r>
-      <w:proofErr w:type="gramStart"/>
-      <w:r>
-        <w:t>corresponds</w:t>
-      </w:r>
-      <w:proofErr w:type="gramEnd"/>
-      <w:r>
-        <w:t xml:space="preserve"> to the names of the variables in the data file. Other columns indicate the scenario name (e.g. Backyard-1), the analysis name (e.g. Color Fraction Extraction), the camera network name (e.g. Home), the camera name (e.g. Backyard) and the title of the result (e.g. Color Fractions).</w:t>
+        <w:t>Metadata files are also tab (“\t”) seperated text files that has a similar format as setup files. They contain information about the resulting data in the data file with the same name and about the analysis which have produced the results.</w:t>
+      </w:r>
+    </w:p>
+    <w:p>
+      <w:pPr>
+        <w:jc w:val="both"/>
+      </w:pPr>
+      <w:r>
+        <w:t>The columns named as 'var1', 'var2', 'var3' etc. corresponds to the names of the variables in the data file. Other columns indicate the scenario name (e.g. Backyard-1), the analysis name (e.g. Color Fraction Extraction), the camera network name (e.g. Home), the camera name (e.g. Backyard) and the title of the result (e.g. Color Fractions).</w:t>
       </w:r>
     </w:p>
     <w:p>
@@ -18874,15 +16877,7 @@
         <w:pStyle w:val="Heading3"/>
       </w:pPr>
       <w:r>
-        <w:t xml:space="preserve">MP4 </w:t>
-      </w:r>
-      <w:proofErr w:type="gramStart"/>
-      <w:r>
-        <w:t>Videos (.</w:t>
-      </w:r>
-      <w:proofErr w:type="gramEnd"/>
-      <w:r>
-        <w:t>mp4)</w:t>
+        <w:t>MP4 Videos (.mp4)</w:t>
       </w:r>
     </w:p>
     <w:p>
@@ -18917,15 +16912,7 @@
     </w:p>
     <w:p>
       <w:r>
-        <w:t xml:space="preserve">If the HTML report generation is enabled, Several HTML files with a directory that has the auxiliary files are created. For each output data file, a HTML file that has the interactive plot for that data file is created with the same name. All these files with plots are framed into the file “results.html” to be visible all together. Then this file is framed into the report file, “report.html”, which shows all the analysis parameters as a summary of the setup file </w:t>
-      </w:r>
-      <w:proofErr w:type="gramStart"/>
-      <w:r>
-        <w:t>and also</w:t>
-      </w:r>
-      <w:proofErr w:type="gramEnd"/>
-      <w:r>
-        <w:t xml:space="preserve"> preview images.</w:t>
+        <w:t>If the HTML report generation is enabled, Several HTML files with a directory that has the auxiliary files are created. For each output data file, a HTML file that has the interactive plot for that data file is created with the same name. All these files with plots are framed into the file “results.html” to be visible all together. Then this file is framed into the report file, “report.html”, which shows all the analysis parameters as a summary of the setup file and also preview images.</w:t>
       </w:r>
     </w:p>
     <w:p>
@@ -18952,33 +16939,12 @@
     <w:p/>
     <w:p>
       <w:r>
-        <w:t xml:space="preserve">usage: </w:t>
-      </w:r>
-      <w:proofErr w:type="spellStart"/>
-      <w:r>
-        <w:t>fmiprot</w:t>
-      </w:r>
-      <w:proofErr w:type="spellEnd"/>
-      <w:r>
-        <w:t xml:space="preserve"> [-h] [-s SETUPFILE] [-g] [-r RESULTDIR] [-p] [-o] [-x] [-c]</w:t>
-      </w:r>
-    </w:p>
-    <w:p>
-      <w:r>
-        <w:t xml:space="preserve">               [--</w:t>
-      </w:r>
-      <w:proofErr w:type="spellStart"/>
-      <w:r>
-        <w:t>cleantemp</w:t>
-      </w:r>
-      <w:proofErr w:type="spellEnd"/>
-      <w:proofErr w:type="gramStart"/>
-      <w:r>
-        <w:t>] [-</w:t>
-      </w:r>
-      <w:proofErr w:type="gramEnd"/>
-      <w:r>
-        <w:t>-version] [-d]</w:t>
+        <w:t>usage: fmiprot [-h] [-s SETUPFILE] [-g] [-r RESULTDIR] [-p] [-o] [-x] [-c]</w:t>
+      </w:r>
+    </w:p>
+    <w:p>
+      <w:r>
+        <w:t xml:space="preserve">               [--cleantemp] [--version] [-d]</w:t>
       </w:r>
     </w:p>
     <w:p/>
@@ -18994,15 +16960,7 @@
     </w:p>
     <w:p>
       <w:r>
-        <w:t xml:space="preserve">  -s SETUPFILE, --</w:t>
-      </w:r>
-      <w:proofErr w:type="spellStart"/>
-      <w:r>
-        <w:t>setupfile</w:t>
-      </w:r>
-      <w:proofErr w:type="spellEnd"/>
-      <w:r>
-        <w:t xml:space="preserve"> SETUPFILE</w:t>
+        <w:t xml:space="preserve">  -s SETUPFILE, --setupfile SETUPFILE</w:t>
       </w:r>
     </w:p>
     <w:p>
@@ -19012,15 +16970,7 @@
     </w:p>
     <w:p>
       <w:r>
-        <w:t xml:space="preserve">  -g, --</w:t>
-      </w:r>
-      <w:proofErr w:type="spellStart"/>
-      <w:r>
-        <w:t>gui</w:t>
-      </w:r>
-      <w:proofErr w:type="spellEnd"/>
-      <w:r>
-        <w:t xml:space="preserve">             </w:t>
+        <w:t xml:space="preserve">  -g, --gui             </w:t>
       </w:r>
       <w:r>
         <w:t>GUI</w:t>
@@ -19031,15 +16981,7 @@
     </w:p>
     <w:p>
       <w:r>
-        <w:t xml:space="preserve">  -r RESULTDIR, --</w:t>
-      </w:r>
-      <w:proofErr w:type="spellStart"/>
-      <w:r>
-        <w:t>resultdir</w:t>
-      </w:r>
-      <w:proofErr w:type="spellEnd"/>
-      <w:r>
-        <w:t xml:space="preserve"> RESULTDIR</w:t>
+        <w:t xml:space="preserve">  -r RESULTDIR, --resultdir RESULTDIR</w:t>
       </w:r>
     </w:p>
     <w:p>
@@ -19049,15 +16991,7 @@
     </w:p>
     <w:p>
       <w:r>
-        <w:t xml:space="preserve">                        Directory should be empty or </w:t>
-      </w:r>
-      <w:proofErr w:type="spellStart"/>
-      <w:r>
-        <w:t>nonexisting</w:t>
-      </w:r>
-      <w:proofErr w:type="spellEnd"/>
-      <w:r>
-        <w:t xml:space="preserve"> for new</w:t>
+        <w:t xml:space="preserve">                        Directory should be empty or nonexisting for new</w:t>
       </w:r>
     </w:p>
     <w:p>
@@ -19067,28 +17001,12 @@
     </w:p>
     <w:p>
       <w:r>
-        <w:t xml:space="preserve">                        </w:t>
-      </w:r>
-      <w:proofErr w:type="gramStart"/>
-      <w:r>
-        <w:t>the</w:t>
-      </w:r>
-      <w:proofErr w:type="gramEnd"/>
-      <w:r>
-        <w:t xml:space="preserve"> results will be merged with the old results only</w:t>
-      </w:r>
-    </w:p>
-    <w:p>
-      <w:r>
-        <w:t xml:space="preserve">                        if the setup is identical. </w:t>
-      </w:r>
-      <w:proofErr w:type="gramStart"/>
-      <w:r>
-        <w:t>Otherwise</w:t>
-      </w:r>
-      <w:proofErr w:type="gramEnd"/>
-      <w:r>
-        <w:t xml:space="preserve"> setup will not be</w:t>
+        <w:t xml:space="preserve">                        the results will be merged with the old results only</w:t>
+      </w:r>
+    </w:p>
+    <w:p>
+      <w:r>
+        <w:t xml:space="preserve">                        if the setup is identical. Otherwise setup will not be</w:t>
       </w:r>
     </w:p>
     <w:p>
@@ -19108,15 +17026,7 @@
     </w:p>
     <w:p>
       <w:r>
-        <w:t xml:space="preserve">                        GUI is </w:t>
-      </w:r>
-      <w:proofErr w:type="spellStart"/>
-      <w:r>
-        <w:t>swiched</w:t>
-      </w:r>
-      <w:proofErr w:type="spellEnd"/>
-      <w:r>
-        <w:t xml:space="preserve"> off. (default: True)</w:t>
+        <w:t xml:space="preserve">                        GUI is swiched off. (default: True)</w:t>
       </w:r>
     </w:p>
     <w:p>
@@ -19131,15 +17041,7 @@
     </w:p>
     <w:p>
       <w:r>
-        <w:t xml:space="preserve">                        for </w:t>
-      </w:r>
-      <w:proofErr w:type="gramStart"/>
-      <w:r>
-        <w:t>example</w:t>
-      </w:r>
-      <w:proofErr w:type="gramEnd"/>
-      <w:r>
-        <w:t xml:space="preserve"> FTP or HTTP. It will only consider images</w:t>
+        <w:t xml:space="preserve">                        for example FTP or HTTP. It will only consider images</w:t>
       </w:r>
     </w:p>
     <w:p>
@@ -19149,15 +17051,7 @@
     </w:p>
     <w:p>
       <w:r>
-        <w:t xml:space="preserve">  -x, --config-</w:t>
-      </w:r>
-      <w:proofErr w:type="gramStart"/>
-      <w:r>
-        <w:t>proxies  Configure</w:t>
-      </w:r>
-      <w:proofErr w:type="gramEnd"/>
-      <w:r>
-        <w:t xml:space="preserve"> camera network proxies without GUI.</w:t>
+        <w:t xml:space="preserve">  -x, --config-proxies  Configure camera network proxies without GUI.</w:t>
       </w:r>
     </w:p>
     <w:p>
@@ -19178,15 +17072,7 @@
     </w:p>
     <w:p>
       <w:r>
-        <w:t xml:space="preserve">  --</w:t>
-      </w:r>
-      <w:proofErr w:type="spellStart"/>
-      <w:r>
-        <w:t>cleantemp</w:t>
-      </w:r>
-      <w:proofErr w:type="spellEnd"/>
-      <w:r>
-        <w:t xml:space="preserve">           Clean temporary files. DO NOT USE THAT OPTION IF ANY</w:t>
+        <w:t xml:space="preserve">  --cleantemp           Clean temporary files. DO NOT USE THAT OPTION IF ANY</w:t>
       </w:r>
     </w:p>
     <w:p>
@@ -19224,82 +17110,19 @@
       </w:r>
     </w:p>
     <w:p>
-      <w:proofErr w:type="gramStart"/>
-      <w:r>
-        <w:t>$./</w:t>
-      </w:r>
-      <w:proofErr w:type="spellStart"/>
-      <w:proofErr w:type="gramEnd"/>
-      <w:r>
-        <w:t>fmiprot</w:t>
-      </w:r>
-      <w:proofErr w:type="spellEnd"/>
-      <w:r>
-        <w:t xml:space="preserve"> –s </w:t>
-      </w:r>
-      <w:proofErr w:type="spellStart"/>
-      <w:r>
-        <w:t>path_to_mysetup.cfg</w:t>
-      </w:r>
-      <w:proofErr w:type="spellEnd"/>
-      <w:r>
-        <w:t xml:space="preserve"> –g –</w:t>
-      </w:r>
-      <w:proofErr w:type="gramStart"/>
-      <w:r>
-        <w:t>p  -</w:t>
-      </w:r>
-      <w:proofErr w:type="gramEnd"/>
-      <w:r>
-        <w:t xml:space="preserve">r </w:t>
-      </w:r>
-      <w:proofErr w:type="spellStart"/>
-      <w:r>
-        <w:t>path_to_myoutputdirectory</w:t>
-      </w:r>
-      <w:proofErr w:type="spellEnd"/>
-    </w:p>
-    <w:p>
-      <w:r>
-        <w:t>will run the scenarios in the setup file “</w:t>
-      </w:r>
-      <w:proofErr w:type="spellStart"/>
-      <w:r>
-        <w:t>mysetup.cfg</w:t>
-      </w:r>
-      <w:proofErr w:type="spellEnd"/>
-      <w:r>
-        <w:t>” and store results in “</w:t>
-      </w:r>
-      <w:proofErr w:type="spellStart"/>
-      <w:r>
-        <w:t>myoutputdirectory</w:t>
-      </w:r>
-      <w:proofErr w:type="spellEnd"/>
-      <w:r>
-        <w:t>”, without any prompt (i.e. answering all questions by default).</w:t>
+      <w:r>
+        <w:t>$./fmiprot –s path_to_mysetup.cfg –g –p  -r path_to_myoutputdirectory</w:t>
+      </w:r>
+    </w:p>
+    <w:p>
+      <w:r>
+        <w:t>will run the scenarios in the setup file “mysetup.cfg” and store results in “myoutputdirectory”, without any prompt (i.e. answering all questions by default).</w:t>
       </w:r>
     </w:p>
     <w:p/>
     <w:p>
       <w:r>
-        <w:t xml:space="preserve">Configure settings and configure camera network </w:t>
-      </w:r>
-      <w:proofErr w:type="gramStart"/>
-      <w:r>
-        <w:t>proxies</w:t>
-      </w:r>
-      <w:proofErr w:type="gramEnd"/>
-      <w:r>
-        <w:t xml:space="preserve"> options are self-explanatory. After listing all the available info and options, the program </w:t>
-      </w:r>
-      <w:proofErr w:type="gramStart"/>
-      <w:r>
-        <w:t>wait</w:t>
-      </w:r>
-      <w:proofErr w:type="gramEnd"/>
-      <w:r>
-        <w:t xml:space="preserve"> for inputs for configuration.</w:t>
+        <w:t>Configure settings and configure camera network proxies options are self-explanatory. After listing all the available info and options, the program wait for inputs for configuration.</w:t>
       </w:r>
     </w:p>
     <w:p>
@@ -19318,23 +17141,7 @@
         <w:jc w:val="both"/>
       </w:pPr>
       <w:r>
-        <w:t xml:space="preserve">Arslan, A.N.; Tanis, C.M.; </w:t>
-      </w:r>
-      <w:proofErr w:type="spellStart"/>
-      <w:r>
-        <w:t>Metsämäki</w:t>
-      </w:r>
-      <w:proofErr w:type="spellEnd"/>
-      <w:r>
-        <w:t xml:space="preserve">, S.; Aurela, M.; Böttcher, K.; </w:t>
-      </w:r>
-      <w:proofErr w:type="spellStart"/>
-      <w:r>
-        <w:t>Linkosalmi</w:t>
-      </w:r>
-      <w:proofErr w:type="spellEnd"/>
-      <w:r>
-        <w:t>, M.; Peltoniemi, M. Automated Webcam Monitoring of Fractional Snow Cover in Northern Boreal Conditions. Geosciences 2017, 7, 55. doi:10.3390/geosciences7030055</w:t>
+        <w:t>Arslan, A.N.; Tanis, C.M.; Metsämäki, S.; Aurela, M.; Böttcher, K.; Linkosalmi, M.; Peltoniemi, M. Automated Webcam Monitoring of Fractional Snow Cover in Northern Boreal Conditions. Geosciences 2017, 7, 55. doi:10.3390/geosciences7030055</w:t>
       </w:r>
       <w:r>
         <w:t xml:space="preserve"> </w:t>
@@ -19359,15 +17166,7 @@
         <w:t>Bongio, M. and Arslan, A. N. and Tanis, C. M. and De Michele, C.</w:t>
       </w:r>
       <w:r>
-        <w:t xml:space="preserve"> Snow depth estimation by time-lapse photography: Finnish and Italian case studies. </w:t>
-      </w:r>
-      <w:proofErr w:type="spellStart"/>
-      <w:r>
-        <w:t>Cryoshpere</w:t>
-      </w:r>
-      <w:proofErr w:type="spellEnd"/>
-      <w:r>
-        <w:t xml:space="preserve"> Discussions 2019. doi:</w:t>
+        <w:t xml:space="preserve"> Snow depth estimation by time-lapse photography: Finnish and Italian case studies. Cryoshpere Discussions 2019. doi:</w:t>
       </w:r>
       <w:r>
         <w:rPr>
@@ -19389,74 +17188,21 @@
       <w:pPr>
         <w:jc w:val="both"/>
       </w:pPr>
-      <w:proofErr w:type="spellStart"/>
-      <w:r>
-        <w:t>Mizunuma</w:t>
-      </w:r>
-      <w:proofErr w:type="spellEnd"/>
-      <w:r>
-        <w:t xml:space="preserve">, T., Koyanagi, T., </w:t>
-      </w:r>
-      <w:proofErr w:type="spellStart"/>
-      <w:r>
-        <w:t>Mencuccini</w:t>
-      </w:r>
-      <w:proofErr w:type="spellEnd"/>
-      <w:r>
-        <w:t xml:space="preserve">, M., </w:t>
-      </w:r>
-      <w:proofErr w:type="spellStart"/>
-      <w:r>
-        <w:t>Nasahara</w:t>
-      </w:r>
-      <w:proofErr w:type="spellEnd"/>
-      <w:r>
-        <w:t xml:space="preserve">, K.N., Wingate, L., Grace, J., 2011. The comparison of several </w:t>
-      </w:r>
-      <w:proofErr w:type="spellStart"/>
-      <w:r>
-        <w:t>colour</w:t>
-      </w:r>
-      <w:proofErr w:type="spellEnd"/>
-      <w:r>
-        <w:t xml:space="preserve"> indices for the photographic recording of canopy phenology </w:t>
-      </w:r>
-      <w:proofErr w:type="gramStart"/>
-      <w:r>
-        <w:t>of  Fagus</w:t>
-      </w:r>
-      <w:proofErr w:type="gramEnd"/>
-      <w:r>
-        <w:t xml:space="preserve"> </w:t>
-      </w:r>
-      <w:proofErr w:type="gramStart"/>
-      <w:r>
-        <w:t>crenata  Blume</w:t>
-      </w:r>
-      <w:proofErr w:type="gramEnd"/>
-      <w:r>
-        <w:t xml:space="preserve"> in eastern Japan. Plant Ecology &amp; Diversity 4, 67–77. doi:10.1080/17550874.2011.563759</w:t>
-      </w:r>
-    </w:p>
-    <w:p>
-      <w:pPr>
-        <w:jc w:val="both"/>
-      </w:pPr>
-    </w:p>
-    <w:p>
-      <w:pPr>
-        <w:jc w:val="both"/>
-      </w:pPr>
-      <w:r>
-        <w:t xml:space="preserve">Peltoniemi, M., Aurela, M., Böttcher, K., Kolari, P., Loehr, J., Karhu, J., </w:t>
-      </w:r>
-      <w:proofErr w:type="spellStart"/>
-      <w:r>
-        <w:t>Linkosalmi</w:t>
-      </w:r>
-      <w:proofErr w:type="spellEnd"/>
-      <w:r>
-        <w:t xml:space="preserve">, M., Tanis, C.M., Tuovinen, J.-P., Arslan, A.N., 2018. </w:t>
+      <w:r>
+        <w:t>Mizunuma, T., Koyanagi, T., Mencuccini, M., Nasahara, K.N., Wingate, L., Grace, J., 2011. The comparison of several colour indices for the photographic recording of canopy phenology of  Fagus crenata  Blume in eastern Japan. Plant Ecology &amp; Diversity 4, 67–77. doi:10.1080/17550874.2011.563759</w:t>
+      </w:r>
+    </w:p>
+    <w:p>
+      <w:pPr>
+        <w:jc w:val="both"/>
+      </w:pPr>
+    </w:p>
+    <w:p>
+      <w:pPr>
+        <w:jc w:val="both"/>
+      </w:pPr>
+      <w:r>
+        <w:t xml:space="preserve">Peltoniemi, M., Aurela, M., Böttcher, K., Kolari, P., Loehr, J., Karhu, J., Linkosalmi, M., Tanis, C.M., Tuovinen, J.-P., Arslan, A.N., 2018. </w:t>
       </w:r>
       <w:r>
         <w:t>Webcam network and image database for studies of phenological changes of vegetation and snow cover in Finland, image time series from 2014–2016. Earth System Science Data Discussions 1–23. doi:10.5194/essd-2017-62</w:t>
@@ -19469,31 +17215,7 @@
     </w:p>
     <w:p>
       <w:r>
-        <w:t xml:space="preserve">Salvatori, R., Plini, P., Giusto, M., Valt, M., Salzano, R., </w:t>
-      </w:r>
-      <w:proofErr w:type="spellStart"/>
-      <w:r>
-        <w:t>Montagnoli</w:t>
-      </w:r>
-      <w:proofErr w:type="spellEnd"/>
-      <w:r>
-        <w:t xml:space="preserve">, M., </w:t>
-      </w:r>
-      <w:proofErr w:type="spellStart"/>
-      <w:r>
-        <w:t>Cagnati</w:t>
-      </w:r>
-      <w:proofErr w:type="spellEnd"/>
-      <w:r>
-        <w:t xml:space="preserve">, A., </w:t>
-      </w:r>
-      <w:proofErr w:type="spellStart"/>
-      <w:r>
-        <w:t>Crepaz</w:t>
-      </w:r>
-      <w:proofErr w:type="spellEnd"/>
-      <w:r>
-        <w:t>, G. and Sigismondi, D., 2011. Snow cover monitoring with images from digital camera systems. Ital. J. Remote Sens, 43(6).</w:t>
+        <w:t>Salvatori, R., Plini, P., Giusto, M., Valt, M., Salzano, R., Montagnoli, M., Cagnati, A., Crepaz, G. and Sigismondi, D., 2011. Snow cover monitoring with images from digital camera systems. Ital. J. Remote Sens, 43(6).</w:t>
       </w:r>
     </w:p>
     <w:p/>
